--- a/TheorynCoding/Study Material/Java Overall/Java Overall/Quick Java/oza sir/Study This/study material/Other/Design Pattern/CREATIONAL PATTERNS/Prototype.docx
+++ b/TheorynCoding/Study Material/Java Overall/Java Overall/Quick Java/oza sir/Study This/study material/Other/Design Pattern/CREATIONAL PATTERNS/Prototype.docx
@@ -309,47 +309,7 @@
           <w:szCs w:val="20"/>
           <w:lang w:eastAsia="en-IN"/>
         </w:rPr>
-        <w:t xml:space="preserve">Employee </w:t>
-      </w:r>
-      <w:proofErr w:type="spellStart"/>
-      <w:r>
-        <w:rPr>
-          <w:rFonts w:ascii="Courier New" w:eastAsia="Times New Roman" w:hAnsi="Courier New" w:cs="Courier New"/>
-          <w:sz w:val="20"/>
-          <w:szCs w:val="20"/>
-          <w:lang w:eastAsia="en-IN"/>
-        </w:rPr>
-        <w:t>employee</w:t>
-      </w:r>
-      <w:proofErr w:type="spellEnd"/>
-      <w:r>
-        <w:rPr>
-          <w:rFonts w:ascii="Courier New" w:eastAsia="Times New Roman" w:hAnsi="Courier New" w:cs="Courier New"/>
-          <w:sz w:val="20"/>
-          <w:szCs w:val="20"/>
-          <w:lang w:eastAsia="en-IN"/>
-        </w:rPr>
-        <w:t xml:space="preserve"> = new </w:t>
-      </w:r>
-      <w:proofErr w:type="gramStart"/>
-      <w:r>
-        <w:rPr>
-          <w:rFonts w:ascii="Courier New" w:eastAsia="Times New Roman" w:hAnsi="Courier New" w:cs="Courier New"/>
-          <w:sz w:val="20"/>
-          <w:szCs w:val="20"/>
-          <w:lang w:eastAsia="en-IN"/>
-        </w:rPr>
-        <w:t>Employee(</w:t>
-      </w:r>
-      <w:proofErr w:type="gramEnd"/>
-      <w:r>
-        <w:rPr>
-          <w:rFonts w:ascii="Courier New" w:eastAsia="Times New Roman" w:hAnsi="Courier New" w:cs="Courier New"/>
-          <w:sz w:val="20"/>
-          <w:szCs w:val="20"/>
-          <w:lang w:eastAsia="en-IN"/>
-        </w:rPr>
-        <w:t>);</w:t>
+        <w:t>Employee employee = new Employee();</w:t>
       </w:r>
     </w:p>
     <w:p>
@@ -409,8 +369,6 @@
           <w:lang w:eastAsia="en-IN"/>
         </w:rPr>
       </w:pPr>
-      <w:proofErr w:type="spellStart"/>
-      <w:proofErr w:type="gramStart"/>
       <w:r>
         <w:rPr>
           <w:rFonts w:ascii="Courier New" w:eastAsia="Times New Roman" w:hAnsi="Courier New" w:cs="Courier New"/>
@@ -418,27 +376,7 @@
           <w:szCs w:val="20"/>
           <w:lang w:eastAsia="en-IN"/>
         </w:rPr>
-        <w:t>employee.setName</w:t>
-      </w:r>
-      <w:proofErr w:type="spellEnd"/>
-      <w:r>
-        <w:rPr>
-          <w:rFonts w:ascii="Courier New" w:eastAsia="Times New Roman" w:hAnsi="Courier New" w:cs="Courier New"/>
-          <w:sz w:val="20"/>
-          <w:szCs w:val="20"/>
-          <w:lang w:eastAsia="en-IN"/>
-        </w:rPr>
-        <w:t>(</w:t>
-      </w:r>
-      <w:proofErr w:type="gramEnd"/>
-      <w:r>
-        <w:rPr>
-          <w:rFonts w:ascii="Courier New" w:eastAsia="Times New Roman" w:hAnsi="Courier New" w:cs="Courier New"/>
-          <w:sz w:val="20"/>
-          <w:szCs w:val="20"/>
-          <w:lang w:eastAsia="en-IN"/>
-        </w:rPr>
-        <w:t>"Nikhil");</w:t>
+        <w:t>employee.setName("Nikhil");</w:t>
       </w:r>
     </w:p>
     <w:p>
@@ -469,8 +407,6 @@
           <w:lang w:eastAsia="en-IN"/>
         </w:rPr>
       </w:pPr>
-      <w:proofErr w:type="spellStart"/>
-      <w:proofErr w:type="gramStart"/>
       <w:r>
         <w:rPr>
           <w:rFonts w:ascii="Courier New" w:eastAsia="Times New Roman" w:hAnsi="Courier New" w:cs="Courier New"/>
@@ -478,27 +414,7 @@
           <w:szCs w:val="20"/>
           <w:lang w:eastAsia="en-IN"/>
         </w:rPr>
-        <w:t>employee.setAge</w:t>
-      </w:r>
-      <w:proofErr w:type="spellEnd"/>
-      <w:r>
-        <w:rPr>
-          <w:rFonts w:ascii="Courier New" w:eastAsia="Times New Roman" w:hAnsi="Courier New" w:cs="Courier New"/>
-          <w:sz w:val="20"/>
-          <w:szCs w:val="20"/>
-          <w:lang w:eastAsia="en-IN"/>
-        </w:rPr>
-        <w:t>(</w:t>
-      </w:r>
-      <w:proofErr w:type="gramEnd"/>
-      <w:r>
-        <w:rPr>
-          <w:rFonts w:ascii="Courier New" w:eastAsia="Times New Roman" w:hAnsi="Courier New" w:cs="Courier New"/>
-          <w:sz w:val="20"/>
-          <w:szCs w:val="20"/>
-          <w:lang w:eastAsia="en-IN"/>
-        </w:rPr>
-        <w:t>35);</w:t>
+        <w:t>employee.setAge(35);</w:t>
       </w:r>
     </w:p>
     <w:p>
@@ -529,8 +445,6 @@
           <w:lang w:eastAsia="en-IN"/>
         </w:rPr>
       </w:pPr>
-      <w:proofErr w:type="spellStart"/>
-      <w:proofErr w:type="gramStart"/>
       <w:r>
         <w:rPr>
           <w:rFonts w:ascii="Courier New" w:eastAsia="Times New Roman" w:hAnsi="Courier New" w:cs="Courier New"/>
@@ -538,27 +452,7 @@
           <w:szCs w:val="20"/>
           <w:lang w:eastAsia="en-IN"/>
         </w:rPr>
-        <w:t>employee.setDepartment</w:t>
-      </w:r>
-      <w:proofErr w:type="spellEnd"/>
-      <w:r>
-        <w:rPr>
-          <w:rFonts w:ascii="Courier New" w:eastAsia="Times New Roman" w:hAnsi="Courier New" w:cs="Courier New"/>
-          <w:sz w:val="20"/>
-          <w:szCs w:val="20"/>
-          <w:lang w:eastAsia="en-IN"/>
-        </w:rPr>
-        <w:t>(</w:t>
-      </w:r>
-      <w:proofErr w:type="gramEnd"/>
-      <w:r>
-        <w:rPr>
-          <w:rFonts w:ascii="Courier New" w:eastAsia="Times New Roman" w:hAnsi="Courier New" w:cs="Courier New"/>
-          <w:sz w:val="20"/>
-          <w:szCs w:val="20"/>
-          <w:lang w:eastAsia="en-IN"/>
-        </w:rPr>
-        <w:t>"IT");</w:t>
+        <w:t>employee.setDepartment("IT");</w:t>
       </w:r>
     </w:p>
     <w:p>
@@ -723,27 +617,7 @@
           <w:szCs w:val="20"/>
           <w:lang w:eastAsia="en-IN"/>
         </w:rPr>
-        <w:t xml:space="preserve">Employee employee2 = new </w:t>
-      </w:r>
-      <w:proofErr w:type="gramStart"/>
-      <w:r>
-        <w:rPr>
-          <w:rFonts w:ascii="Courier New" w:eastAsia="Times New Roman" w:hAnsi="Courier New" w:cs="Courier New"/>
-          <w:sz w:val="20"/>
-          <w:szCs w:val="20"/>
-          <w:lang w:eastAsia="en-IN"/>
-        </w:rPr>
-        <w:t>Employee(</w:t>
-      </w:r>
-      <w:proofErr w:type="gramEnd"/>
-      <w:r>
-        <w:rPr>
-          <w:rFonts w:ascii="Courier New" w:eastAsia="Times New Roman" w:hAnsi="Courier New" w:cs="Courier New"/>
-          <w:sz w:val="20"/>
-          <w:szCs w:val="20"/>
-          <w:lang w:eastAsia="en-IN"/>
-        </w:rPr>
-        <w:t>);</w:t>
+        <w:t>Employee employee2 = new Employee();</w:t>
       </w:r>
     </w:p>
     <w:p>
@@ -803,7 +677,6 @@
           <w:lang w:eastAsia="en-IN"/>
         </w:rPr>
       </w:pPr>
-      <w:proofErr w:type="gramStart"/>
       <w:r>
         <w:rPr>
           <w:rFonts w:ascii="Courier New" w:eastAsia="Times New Roman" w:hAnsi="Courier New" w:cs="Courier New"/>
@@ -811,28 +684,7 @@
           <w:szCs w:val="20"/>
           <w:lang w:eastAsia="en-IN"/>
         </w:rPr>
-        <w:t>employee2.setName(</w:t>
-      </w:r>
-      <w:proofErr w:type="spellStart"/>
-      <w:proofErr w:type="gramEnd"/>
-      <w:r>
-        <w:rPr>
-          <w:rFonts w:ascii="Courier New" w:eastAsia="Times New Roman" w:hAnsi="Courier New" w:cs="Courier New"/>
-          <w:sz w:val="20"/>
-          <w:szCs w:val="20"/>
-          <w:lang w:eastAsia="en-IN"/>
-        </w:rPr>
-        <w:t>employee.getName</w:t>
-      </w:r>
-      <w:proofErr w:type="spellEnd"/>
-      <w:r>
-        <w:rPr>
-          <w:rFonts w:ascii="Courier New" w:eastAsia="Times New Roman" w:hAnsi="Courier New" w:cs="Courier New"/>
-          <w:sz w:val="20"/>
-          <w:szCs w:val="20"/>
-          <w:lang w:eastAsia="en-IN"/>
-        </w:rPr>
-        <w:t>());</w:t>
+        <w:t>employee2.setName(employee.getName());</w:t>
       </w:r>
     </w:p>
     <w:p>
@@ -863,7 +715,6 @@
           <w:lang w:eastAsia="en-IN"/>
         </w:rPr>
       </w:pPr>
-      <w:proofErr w:type="gramStart"/>
       <w:r>
         <w:rPr>
           <w:rFonts w:ascii="Courier New" w:eastAsia="Times New Roman" w:hAnsi="Courier New" w:cs="Courier New"/>
@@ -871,28 +722,7 @@
           <w:szCs w:val="20"/>
           <w:lang w:eastAsia="en-IN"/>
         </w:rPr>
-        <w:t>employee2.setAge(</w:t>
-      </w:r>
-      <w:proofErr w:type="spellStart"/>
-      <w:proofErr w:type="gramEnd"/>
-      <w:r>
-        <w:rPr>
-          <w:rFonts w:ascii="Courier New" w:eastAsia="Times New Roman" w:hAnsi="Courier New" w:cs="Courier New"/>
-          <w:sz w:val="20"/>
-          <w:szCs w:val="20"/>
-          <w:lang w:eastAsia="en-IN"/>
-        </w:rPr>
-        <w:t>employee.getAge</w:t>
-      </w:r>
-      <w:proofErr w:type="spellEnd"/>
-      <w:r>
-        <w:rPr>
-          <w:rFonts w:ascii="Courier New" w:eastAsia="Times New Roman" w:hAnsi="Courier New" w:cs="Courier New"/>
-          <w:sz w:val="20"/>
-          <w:szCs w:val="20"/>
-          <w:lang w:eastAsia="en-IN"/>
-        </w:rPr>
-        <w:t>());</w:t>
+        <w:t>employee2.setAge(employee.getAge());</w:t>
       </w:r>
     </w:p>
     <w:p>
@@ -923,7 +753,6 @@
           <w:lang w:eastAsia="en-IN"/>
         </w:rPr>
       </w:pPr>
-      <w:proofErr w:type="gramStart"/>
       <w:r>
         <w:rPr>
           <w:rFonts w:ascii="Courier New" w:eastAsia="Times New Roman" w:hAnsi="Courier New" w:cs="Courier New"/>
@@ -931,28 +760,7 @@
           <w:szCs w:val="20"/>
           <w:lang w:eastAsia="en-IN"/>
         </w:rPr>
-        <w:t>employee2.setDepartment(</w:t>
-      </w:r>
-      <w:proofErr w:type="spellStart"/>
-      <w:proofErr w:type="gramEnd"/>
-      <w:r>
-        <w:rPr>
-          <w:rFonts w:ascii="Courier New" w:eastAsia="Times New Roman" w:hAnsi="Courier New" w:cs="Courier New"/>
-          <w:sz w:val="20"/>
-          <w:szCs w:val="20"/>
-          <w:lang w:eastAsia="en-IN"/>
-        </w:rPr>
-        <w:t>employee.getDepartment</w:t>
-      </w:r>
-      <w:proofErr w:type="spellEnd"/>
-      <w:r>
-        <w:rPr>
-          <w:rFonts w:ascii="Courier New" w:eastAsia="Times New Roman" w:hAnsi="Courier New" w:cs="Courier New"/>
-          <w:sz w:val="20"/>
-          <w:szCs w:val="20"/>
-          <w:lang w:eastAsia="en-IN"/>
-        </w:rPr>
-        <w:t>());</w:t>
+        <w:t>employee2.setDepartment(employee.getDepartment());</w:t>
       </w:r>
     </w:p>
     <w:p>
@@ -1151,19 +959,8 @@
           <w:szCs w:val="20"/>
           <w:lang w:eastAsia="en-IN"/>
         </w:rPr>
-        <w:t xml:space="preserve">     </w:t>
-      </w:r>
-      <w:proofErr w:type="gramStart"/>
-      <w:r>
-        <w:rPr>
-          <w:rFonts w:ascii="Courier New" w:eastAsia="Times New Roman" w:hAnsi="Courier New" w:cs="Courier New"/>
-          <w:sz w:val="20"/>
-          <w:szCs w:val="20"/>
-          <w:lang w:eastAsia="en-IN"/>
-        </w:rPr>
-        <w:t>copy</w:t>
-      </w:r>
-      <w:proofErr w:type="gramEnd"/>
+        <w:t xml:space="preserve">     copy</w:t>
+      </w:r>
     </w:p>
     <w:p>
       <w:pPr>
@@ -1359,7 +1156,6 @@
           <w:lang w:eastAsia="en-IN"/>
         </w:rPr>
       </w:pPr>
-      <w:proofErr w:type="gramStart"/>
       <w:r>
         <w:rPr>
           <w:rFonts w:ascii="Courier New" w:eastAsia="Times New Roman" w:hAnsi="Courier New" w:cs="Courier New"/>
@@ -1367,17 +1163,7 @@
           <w:szCs w:val="20"/>
           <w:lang w:eastAsia="en-IN"/>
         </w:rPr>
-        <w:t>class</w:t>
-      </w:r>
-      <w:proofErr w:type="gramEnd"/>
-      <w:r>
-        <w:rPr>
-          <w:rFonts w:ascii="Courier New" w:eastAsia="Times New Roman" w:hAnsi="Courier New" w:cs="Courier New"/>
-          <w:sz w:val="20"/>
-          <w:szCs w:val="20"/>
-          <w:lang w:eastAsia="en-IN"/>
-        </w:rPr>
-        <w:t xml:space="preserve"> Employee {</w:t>
+        <w:t>class Employee {</w:t>
       </w:r>
     </w:p>
     <w:p>
@@ -1482,27 +1268,7 @@
           <w:szCs w:val="20"/>
           <w:lang w:eastAsia="en-IN"/>
         </w:rPr>
-        <w:t xml:space="preserve">    </w:t>
-      </w:r>
-      <w:proofErr w:type="gramStart"/>
-      <w:r>
-        <w:rPr>
-          <w:rFonts w:ascii="Courier New" w:eastAsia="Times New Roman" w:hAnsi="Courier New" w:cs="Courier New"/>
-          <w:sz w:val="20"/>
-          <w:szCs w:val="20"/>
-          <w:lang w:eastAsia="en-IN"/>
-        </w:rPr>
-        <w:t>int</w:t>
-      </w:r>
-      <w:proofErr w:type="gramEnd"/>
-      <w:r>
-        <w:rPr>
-          <w:rFonts w:ascii="Courier New" w:eastAsia="Times New Roman" w:hAnsi="Courier New" w:cs="Courier New"/>
-          <w:sz w:val="20"/>
-          <w:szCs w:val="20"/>
-          <w:lang w:eastAsia="en-IN"/>
-        </w:rPr>
-        <w:t xml:space="preserve"> age;</w:t>
+        <w:t xml:space="preserve">    int age;</w:t>
       </w:r>
     </w:p>
     <w:p>
@@ -1607,27 +1373,7 @@
           <w:szCs w:val="20"/>
           <w:lang w:eastAsia="en-IN"/>
         </w:rPr>
-        <w:t xml:space="preserve">    </w:t>
-      </w:r>
-      <w:proofErr w:type="gramStart"/>
-      <w:r>
-        <w:rPr>
-          <w:rFonts w:ascii="Courier New" w:eastAsia="Times New Roman" w:hAnsi="Courier New" w:cs="Courier New"/>
-          <w:sz w:val="20"/>
-          <w:szCs w:val="20"/>
-          <w:lang w:eastAsia="en-IN"/>
-        </w:rPr>
-        <w:t>Employee(</w:t>
-      </w:r>
-      <w:proofErr w:type="gramEnd"/>
-      <w:r>
-        <w:rPr>
-          <w:rFonts w:ascii="Courier New" w:eastAsia="Times New Roman" w:hAnsi="Courier New" w:cs="Courier New"/>
-          <w:sz w:val="20"/>
-          <w:szCs w:val="20"/>
-          <w:lang w:eastAsia="en-IN"/>
-        </w:rPr>
-        <w:t>String name, int age, String department) {</w:t>
+        <w:t xml:space="preserve">    Employee(String name, int age, String department) {</w:t>
       </w:r>
     </w:p>
     <w:p>
@@ -1703,27 +1449,7 @@
           <w:szCs w:val="20"/>
           <w:lang w:eastAsia="en-IN"/>
         </w:rPr>
-        <w:t xml:space="preserve">        </w:t>
-      </w:r>
-      <w:proofErr w:type="spellStart"/>
-      <w:r>
-        <w:rPr>
-          <w:rFonts w:ascii="Courier New" w:eastAsia="Times New Roman" w:hAnsi="Courier New" w:cs="Courier New"/>
-          <w:sz w:val="20"/>
-          <w:szCs w:val="20"/>
-          <w:lang w:eastAsia="en-IN"/>
-        </w:rPr>
-        <w:t>this.age</w:t>
-      </w:r>
-      <w:proofErr w:type="spellEnd"/>
-      <w:r>
-        <w:rPr>
-          <w:rFonts w:ascii="Courier New" w:eastAsia="Times New Roman" w:hAnsi="Courier New" w:cs="Courier New"/>
-          <w:sz w:val="20"/>
-          <w:szCs w:val="20"/>
-          <w:lang w:eastAsia="en-IN"/>
-        </w:rPr>
-        <w:t xml:space="preserve"> = age;</w:t>
+        <w:t xml:space="preserve">        this.age = age;</w:t>
       </w:r>
     </w:p>
     <w:p>
@@ -1761,27 +1487,7 @@
           <w:szCs w:val="20"/>
           <w:lang w:eastAsia="en-IN"/>
         </w:rPr>
-        <w:t xml:space="preserve">        </w:t>
-      </w:r>
-      <w:proofErr w:type="spellStart"/>
-      <w:r>
-        <w:rPr>
-          <w:rFonts w:ascii="Courier New" w:eastAsia="Times New Roman" w:hAnsi="Courier New" w:cs="Courier New"/>
-          <w:sz w:val="20"/>
-          <w:szCs w:val="20"/>
-          <w:lang w:eastAsia="en-IN"/>
-        </w:rPr>
-        <w:t>this.department</w:t>
-      </w:r>
-      <w:proofErr w:type="spellEnd"/>
-      <w:r>
-        <w:rPr>
-          <w:rFonts w:ascii="Courier New" w:eastAsia="Times New Roman" w:hAnsi="Courier New" w:cs="Courier New"/>
-          <w:sz w:val="20"/>
-          <w:szCs w:val="20"/>
-          <w:lang w:eastAsia="en-IN"/>
-        </w:rPr>
-        <w:t xml:space="preserve"> = department;</w:t>
+        <w:t xml:space="preserve">        this.department = department;</w:t>
       </w:r>
     </w:p>
     <w:p>
@@ -1924,27 +1630,7 @@
           <w:szCs w:val="20"/>
           <w:lang w:eastAsia="en-IN"/>
         </w:rPr>
-        <w:t xml:space="preserve">    </w:t>
-      </w:r>
-      <w:proofErr w:type="gramStart"/>
-      <w:r>
-        <w:rPr>
-          <w:rFonts w:ascii="Courier New" w:eastAsia="Times New Roman" w:hAnsi="Courier New" w:cs="Courier New"/>
-          <w:sz w:val="20"/>
-          <w:szCs w:val="20"/>
-          <w:lang w:eastAsia="en-IN"/>
-        </w:rPr>
-        <w:t>public</w:t>
-      </w:r>
-      <w:proofErr w:type="gramEnd"/>
-      <w:r>
-        <w:rPr>
-          <w:rFonts w:ascii="Courier New" w:eastAsia="Times New Roman" w:hAnsi="Courier New" w:cs="Courier New"/>
-          <w:sz w:val="20"/>
-          <w:szCs w:val="20"/>
-          <w:lang w:eastAsia="en-IN"/>
-        </w:rPr>
-        <w:t xml:space="preserve"> Employee clone() {</w:t>
+        <w:t xml:space="preserve">    public Employee clone() {</w:t>
       </w:r>
     </w:p>
     <w:p>
@@ -1982,27 +1668,7 @@
           <w:szCs w:val="20"/>
           <w:lang w:eastAsia="en-IN"/>
         </w:rPr>
-        <w:t xml:space="preserve">        </w:t>
-      </w:r>
-      <w:proofErr w:type="gramStart"/>
-      <w:r>
-        <w:rPr>
-          <w:rFonts w:ascii="Courier New" w:eastAsia="Times New Roman" w:hAnsi="Courier New" w:cs="Courier New"/>
-          <w:sz w:val="20"/>
-          <w:szCs w:val="20"/>
-          <w:lang w:eastAsia="en-IN"/>
-        </w:rPr>
-        <w:t>return</w:t>
-      </w:r>
-      <w:proofErr w:type="gramEnd"/>
-      <w:r>
-        <w:rPr>
-          <w:rFonts w:ascii="Courier New" w:eastAsia="Times New Roman" w:hAnsi="Courier New" w:cs="Courier New"/>
-          <w:sz w:val="20"/>
-          <w:szCs w:val="20"/>
-          <w:lang w:eastAsia="en-IN"/>
-        </w:rPr>
-        <w:t xml:space="preserve"> new Employee(</w:t>
+        <w:t xml:space="preserve">        return new Employee(</w:t>
       </w:r>
     </w:p>
     <w:p>
@@ -2078,27 +1744,7 @@
           <w:szCs w:val="20"/>
           <w:lang w:eastAsia="en-IN"/>
         </w:rPr>
-        <w:t xml:space="preserve">                </w:t>
-      </w:r>
-      <w:proofErr w:type="spellStart"/>
-      <w:r>
-        <w:rPr>
-          <w:rFonts w:ascii="Courier New" w:eastAsia="Times New Roman" w:hAnsi="Courier New" w:cs="Courier New"/>
-          <w:sz w:val="20"/>
-          <w:szCs w:val="20"/>
-          <w:lang w:eastAsia="en-IN"/>
-        </w:rPr>
-        <w:t>this.age</w:t>
-      </w:r>
-      <w:proofErr w:type="spellEnd"/>
-      <w:r>
-        <w:rPr>
-          <w:rFonts w:ascii="Courier New" w:eastAsia="Times New Roman" w:hAnsi="Courier New" w:cs="Courier New"/>
-          <w:sz w:val="20"/>
-          <w:szCs w:val="20"/>
-          <w:lang w:eastAsia="en-IN"/>
-        </w:rPr>
-        <w:t>,</w:t>
+        <w:t xml:space="preserve">                this.age,</w:t>
       </w:r>
     </w:p>
     <w:p>
@@ -2136,19 +1782,8 @@
           <w:szCs w:val="20"/>
           <w:lang w:eastAsia="en-IN"/>
         </w:rPr>
-        <w:t xml:space="preserve">                </w:t>
-      </w:r>
-      <w:proofErr w:type="spellStart"/>
-      <w:r>
-        <w:rPr>
-          <w:rFonts w:ascii="Courier New" w:eastAsia="Times New Roman" w:hAnsi="Courier New" w:cs="Courier New"/>
-          <w:sz w:val="20"/>
-          <w:szCs w:val="20"/>
-          <w:lang w:eastAsia="en-IN"/>
-        </w:rPr>
-        <w:t>this.department</w:t>
-      </w:r>
-      <w:proofErr w:type="spellEnd"/>
+        <w:t xml:space="preserve">                this.department</w:t>
+      </w:r>
     </w:p>
     <w:p>
       <w:pPr>
@@ -2312,7 +1947,6 @@
           <w:lang w:eastAsia="en-IN"/>
         </w:rPr>
       </w:pPr>
-      <w:proofErr w:type="gramStart"/>
       <w:r>
         <w:rPr>
           <w:rFonts w:ascii="Courier New" w:eastAsia="Times New Roman" w:hAnsi="Courier New" w:cs="Courier New"/>
@@ -2320,17 +1954,7 @@
           <w:szCs w:val="20"/>
           <w:lang w:eastAsia="en-IN"/>
         </w:rPr>
-        <w:t>public</w:t>
-      </w:r>
-      <w:proofErr w:type="gramEnd"/>
-      <w:r>
-        <w:rPr>
-          <w:rFonts w:ascii="Courier New" w:eastAsia="Times New Roman" w:hAnsi="Courier New" w:cs="Courier New"/>
-          <w:sz w:val="20"/>
-          <w:szCs w:val="20"/>
-          <w:lang w:eastAsia="en-IN"/>
-        </w:rPr>
-        <w:t xml:space="preserve"> class Main {</w:t>
+        <w:t>public class Main {</w:t>
       </w:r>
     </w:p>
     <w:p>
@@ -2397,27 +2021,7 @@
           <w:szCs w:val="20"/>
           <w:lang w:eastAsia="en-IN"/>
         </w:rPr>
-        <w:t xml:space="preserve">    </w:t>
-      </w:r>
-      <w:proofErr w:type="gramStart"/>
-      <w:r>
-        <w:rPr>
-          <w:rFonts w:ascii="Courier New" w:eastAsia="Times New Roman" w:hAnsi="Courier New" w:cs="Courier New"/>
-          <w:sz w:val="20"/>
-          <w:szCs w:val="20"/>
-          <w:lang w:eastAsia="en-IN"/>
-        </w:rPr>
-        <w:t>public</w:t>
-      </w:r>
-      <w:proofErr w:type="gramEnd"/>
-      <w:r>
-        <w:rPr>
-          <w:rFonts w:ascii="Courier New" w:eastAsia="Times New Roman" w:hAnsi="Courier New" w:cs="Courier New"/>
-          <w:sz w:val="20"/>
-          <w:szCs w:val="20"/>
-          <w:lang w:eastAsia="en-IN"/>
-        </w:rPr>
-        <w:t xml:space="preserve"> static void main(String[] args) {</w:t>
+        <w:t xml:space="preserve">    public static void main(String[] args) {</w:t>
       </w:r>
     </w:p>
     <w:p>
@@ -2522,27 +2126,7 @@
           <w:szCs w:val="20"/>
           <w:lang w:eastAsia="en-IN"/>
         </w:rPr>
-        <w:t xml:space="preserve">                </w:t>
-      </w:r>
-      <w:proofErr w:type="gramStart"/>
-      <w:r>
-        <w:rPr>
-          <w:rFonts w:ascii="Courier New" w:eastAsia="Times New Roman" w:hAnsi="Courier New" w:cs="Courier New"/>
-          <w:sz w:val="20"/>
-          <w:szCs w:val="20"/>
-          <w:lang w:eastAsia="en-IN"/>
-        </w:rPr>
-        <w:t>new</w:t>
-      </w:r>
-      <w:proofErr w:type="gramEnd"/>
-      <w:r>
-        <w:rPr>
-          <w:rFonts w:ascii="Courier New" w:eastAsia="Times New Roman" w:hAnsi="Courier New" w:cs="Courier New"/>
-          <w:sz w:val="20"/>
-          <w:szCs w:val="20"/>
-          <w:lang w:eastAsia="en-IN"/>
-        </w:rPr>
-        <w:t xml:space="preserve"> Employee("Nikhil", 35, "IT");</w:t>
+        <w:t xml:space="preserve">                new Employee("Nikhil", 35, "IT");</w:t>
       </w:r>
     </w:p>
     <w:p>
@@ -2609,27 +2193,7 @@
           <w:szCs w:val="20"/>
           <w:lang w:eastAsia="en-IN"/>
         </w:rPr>
-        <w:t xml:space="preserve">        // </w:t>
-      </w:r>
-      <w:proofErr w:type="gramStart"/>
-      <w:r>
-        <w:rPr>
-          <w:rFonts w:ascii="Courier New" w:eastAsia="Times New Roman" w:hAnsi="Courier New" w:cs="Courier New"/>
-          <w:sz w:val="20"/>
-          <w:szCs w:val="20"/>
-          <w:lang w:eastAsia="en-IN"/>
-        </w:rPr>
-        <w:t>Create</w:t>
-      </w:r>
-      <w:proofErr w:type="gramEnd"/>
-      <w:r>
-        <w:rPr>
-          <w:rFonts w:ascii="Courier New" w:eastAsia="Times New Roman" w:hAnsi="Courier New" w:cs="Courier New"/>
-          <w:sz w:val="20"/>
-          <w:szCs w:val="20"/>
-          <w:lang w:eastAsia="en-IN"/>
-        </w:rPr>
-        <w:t xml:space="preserve"> new object by copying employee1</w:t>
+        <w:t xml:space="preserve">        // Create new object by copying employee1</w:t>
       </w:r>
     </w:p>
     <w:p>
@@ -2667,27 +2231,7 @@
           <w:szCs w:val="20"/>
           <w:lang w:eastAsia="en-IN"/>
         </w:rPr>
-        <w:t xml:space="preserve">        Employee employee2 = </w:t>
-      </w:r>
-      <w:proofErr w:type="gramStart"/>
-      <w:r>
-        <w:rPr>
-          <w:rFonts w:ascii="Courier New" w:eastAsia="Times New Roman" w:hAnsi="Courier New" w:cs="Courier New"/>
-          <w:sz w:val="20"/>
-          <w:szCs w:val="20"/>
-          <w:lang w:eastAsia="en-IN"/>
-        </w:rPr>
-        <w:t>employee1.clone(</w:t>
-      </w:r>
-      <w:proofErr w:type="gramEnd"/>
-      <w:r>
-        <w:rPr>
-          <w:rFonts w:ascii="Courier New" w:eastAsia="Times New Roman" w:hAnsi="Courier New" w:cs="Courier New"/>
-          <w:sz w:val="20"/>
-          <w:szCs w:val="20"/>
-          <w:lang w:eastAsia="en-IN"/>
-        </w:rPr>
-        <w:t>);</w:t>
+        <w:t xml:space="preserve">        Employee employee2 = employee1.clone();</w:t>
       </w:r>
     </w:p>
     <w:p>
@@ -2754,27 +2298,7 @@
           <w:szCs w:val="20"/>
           <w:lang w:eastAsia="en-IN"/>
         </w:rPr>
-        <w:t xml:space="preserve">        </w:t>
-      </w:r>
-      <w:proofErr w:type="gramStart"/>
-      <w:r>
-        <w:rPr>
-          <w:rFonts w:ascii="Courier New" w:eastAsia="Times New Roman" w:hAnsi="Courier New" w:cs="Courier New"/>
-          <w:sz w:val="20"/>
-          <w:szCs w:val="20"/>
-          <w:lang w:eastAsia="en-IN"/>
-        </w:rPr>
-        <w:t>System.out.println(</w:t>
-      </w:r>
-      <w:proofErr w:type="gramEnd"/>
-      <w:r>
-        <w:rPr>
-          <w:rFonts w:ascii="Courier New" w:eastAsia="Times New Roman" w:hAnsi="Courier New" w:cs="Courier New"/>
-          <w:sz w:val="20"/>
-          <w:szCs w:val="20"/>
-          <w:lang w:eastAsia="en-IN"/>
-        </w:rPr>
-        <w:t>employee1.name);</w:t>
+        <w:t xml:space="preserve">        System.out.println(employee1.name);</w:t>
       </w:r>
     </w:p>
     <w:p>
@@ -2813,27 +2337,7 @@
           <w:lang w:eastAsia="en-IN"/>
         </w:rPr>
         <w:lastRenderedPageBreak/>
-        <w:t xml:space="preserve">        </w:t>
-      </w:r>
-      <w:proofErr w:type="gramStart"/>
-      <w:r>
-        <w:rPr>
-          <w:rFonts w:ascii="Courier New" w:eastAsia="Times New Roman" w:hAnsi="Courier New" w:cs="Courier New"/>
-          <w:sz w:val="20"/>
-          <w:szCs w:val="20"/>
-          <w:lang w:eastAsia="en-IN"/>
-        </w:rPr>
-        <w:t>System.out.println(</w:t>
-      </w:r>
-      <w:proofErr w:type="gramEnd"/>
-      <w:r>
-        <w:rPr>
-          <w:rFonts w:ascii="Courier New" w:eastAsia="Times New Roman" w:hAnsi="Courier New" w:cs="Courier New"/>
-          <w:sz w:val="20"/>
-          <w:szCs w:val="20"/>
-          <w:lang w:eastAsia="en-IN"/>
-        </w:rPr>
-        <w:t>employee2.name);</w:t>
+        <w:t xml:space="preserve">        System.out.println(employee2.name);</w:t>
       </w:r>
     </w:p>
     <w:p>
@@ -3043,19 +2547,8 @@
           <w:szCs w:val="20"/>
           <w:lang w:eastAsia="en-IN"/>
         </w:rPr>
-        <w:t xml:space="preserve">   | </w:t>
-      </w:r>
-      <w:proofErr w:type="gramStart"/>
-      <w:r>
-        <w:rPr>
-          <w:rFonts w:ascii="Courier New" w:eastAsia="Times New Roman" w:hAnsi="Courier New" w:cs="Courier New"/>
-          <w:sz w:val="20"/>
-          <w:szCs w:val="20"/>
-          <w:lang w:eastAsia="en-IN"/>
-        </w:rPr>
-        <w:t>clone()</w:t>
-      </w:r>
-      <w:proofErr w:type="gramEnd"/>
+        <w:t xml:space="preserve">   | clone()</w:t>
+      </w:r>
     </w:p>
     <w:p>
       <w:pPr>
@@ -3143,7 +2636,6 @@
           <w:lang w:eastAsia="en-IN"/>
         </w:rPr>
       </w:pPr>
-      <w:proofErr w:type="gramStart"/>
       <w:r>
         <w:rPr>
           <w:rFonts w:ascii="Courier New" w:eastAsia="Times New Roman" w:hAnsi="Courier New" w:cs="Courier New"/>
@@ -3153,7 +2645,6 @@
         </w:rPr>
         <w:t>employee1</w:t>
       </w:r>
-      <w:proofErr w:type="gramEnd"/>
       <w:r>
         <w:rPr>
           <w:rFonts w:ascii="Times New Roman" w:eastAsia="Times New Roman" w:hAnsi="Times New Roman" w:cs="Times New Roman"/>
@@ -3294,12 +2785,13 @@
         <w:spacing w:before="100" w:beforeAutospacing="1" w:after="100" w:afterAutospacing="1" w:line="240" w:lineRule="auto"/>
         <w:rPr>
           <w:rFonts w:ascii="Times New Roman" w:eastAsia="Times New Roman" w:hAnsi="Times New Roman" w:cs="Times New Roman"/>
-          <w:sz w:val="20"/>
-          <w:szCs w:val="20"/>
-          <w:lang w:eastAsia="en-IN"/>
-        </w:rPr>
-      </w:pPr>
-      <w:proofErr w:type="gramStart"/>
+          <w:b/>
+          <w:bCs/>
+          <w:sz w:val="20"/>
+          <w:szCs w:val="20"/>
+          <w:lang w:eastAsia="en-IN"/>
+        </w:rPr>
+      </w:pPr>
       <w:r>
         <w:rPr>
           <w:rFonts w:ascii="Times New Roman" w:eastAsia="Times New Roman" w:hAnsi="Times New Roman" w:cs="Times New Roman"/>
@@ -3310,21 +2802,217 @@
           <w:highlight w:val="yellow"/>
           <w:lang w:eastAsia="en-IN"/>
         </w:rPr>
-        <w:t>shallow</w:t>
-      </w:r>
-      <w:proofErr w:type="gramEnd"/>
-      <w:r>
+        <w:t>shallow copy vs deep copy</w:t>
+      </w:r>
+    </w:p>
+    <w:p>
+      <w:pPr>
+        <w:spacing w:before="100" w:beforeAutospacing="1" w:after="100" w:afterAutospacing="1" w:line="240" w:lineRule="auto"/>
         <w:rPr>
           <w:rFonts w:ascii="Times New Roman" w:eastAsia="Times New Roman" w:hAnsi="Times New Roman" w:cs="Times New Roman"/>
           <w:b/>
           <w:bCs/>
           <w:sz w:val="20"/>
           <w:szCs w:val="20"/>
-          <w:highlight w:val="yellow"/>
-          <w:lang w:eastAsia="en-IN"/>
-        </w:rPr>
-        <w:t xml:space="preserve"> copy vs deep copy</w:t>
-      </w:r>
+          <w:lang w:eastAsia="en-IN"/>
+        </w:rPr>
+      </w:pPr>
+    </w:p>
+    <w:p>
+      <w:pPr>
+        <w:pStyle w:val="Heading3"/>
+        <w:shd w:val="clear" w:color="auto" w:fill="EEECE1" w:themeFill="background2"/>
+        <w:spacing w:before="0" w:beforeAutospacing="0"/>
+        <w:rPr>
+          <w:rFonts w:ascii="Segoe UI" w:hAnsi="Segoe UI" w:cs="Segoe UI"/>
+          <w:color w:val="0D0D0D"/>
+        </w:rPr>
+      </w:pPr>
+      <w:r>
+        <w:rPr>
+          <w:rFonts w:ascii="Segoe UI" w:hAnsi="Segoe UI" w:cs="Segoe UI"/>
+          <w:color w:val="0D0D0D"/>
+        </w:rPr>
+        <w:t>Simple Interview Answer</w:t>
+      </w:r>
+    </w:p>
+    <w:p>
+      <w:pPr>
+        <w:pStyle w:val="x1yc453h"/>
+        <w:shd w:val="clear" w:color="auto" w:fill="EEECE1" w:themeFill="background2"/>
+        <w:spacing w:before="0" w:beforeAutospacing="0" w:after="0" w:afterAutospacing="0"/>
+        <w:rPr>
+          <w:rFonts w:ascii="Segoe UI" w:hAnsi="Segoe UI" w:cs="Segoe UI"/>
+          <w:color w:val="0D0D0D"/>
+          <w:sz w:val="27"/>
+          <w:szCs w:val="27"/>
+        </w:rPr>
+      </w:pPr>
+      <w:r>
+        <w:rPr>
+          <w:rStyle w:val="Strong"/>
+          <w:rFonts w:ascii="Segoe UI" w:hAnsi="Segoe UI" w:cs="Segoe UI"/>
+          <w:color w:val="0D0D0D"/>
+        </w:rPr>
+        <w:t>Shallow copy</w:t>
+      </w:r>
+      <w:r>
+        <w:rPr>
+          <w:rFonts w:ascii="Segoe UI" w:hAnsi="Segoe UI" w:cs="Segoe UI"/>
+          <w:color w:val="0D0D0D"/>
+          <w:sz w:val="27"/>
+          <w:szCs w:val="27"/>
+        </w:rPr>
+        <w:t xml:space="preserve"> means creating a new object, but both objects share the </w:t>
+      </w:r>
+      <w:r>
+        <w:rPr>
+          <w:rStyle w:val="Strong"/>
+          <w:rFonts w:ascii="Segoe UI" w:hAnsi="Segoe UI" w:cs="Segoe UI"/>
+          <w:color w:val="0D0D0D"/>
+        </w:rPr>
+        <w:t>same inner/reference objects</w:t>
+      </w:r>
+      <w:r>
+        <w:rPr>
+          <w:rFonts w:ascii="Segoe UI" w:hAnsi="Segoe UI" w:cs="Segoe UI"/>
+          <w:color w:val="0D0D0D"/>
+          <w:sz w:val="27"/>
+          <w:szCs w:val="27"/>
+        </w:rPr>
+        <w:t>.</w:t>
+      </w:r>
+    </w:p>
+    <w:p>
+      <w:pPr>
+        <w:pStyle w:val="x1yc453h"/>
+        <w:shd w:val="clear" w:color="auto" w:fill="EEECE1" w:themeFill="background2"/>
+        <w:spacing w:after="0" w:afterAutospacing="0"/>
+        <w:rPr>
+          <w:rFonts w:ascii="Segoe UI" w:hAnsi="Segoe UI" w:cs="Segoe UI"/>
+          <w:color w:val="0D0D0D"/>
+          <w:sz w:val="27"/>
+          <w:szCs w:val="27"/>
+        </w:rPr>
+      </w:pPr>
+      <w:r>
+        <w:rPr>
+          <w:rStyle w:val="Strong"/>
+          <w:rFonts w:ascii="Segoe UI" w:hAnsi="Segoe UI" w:cs="Segoe UI"/>
+          <w:color w:val="0D0D0D"/>
+        </w:rPr>
+        <w:t>Deep copy</w:t>
+      </w:r>
+      <w:r>
+        <w:rPr>
+          <w:rFonts w:ascii="Segoe UI" w:hAnsi="Segoe UI" w:cs="Segoe UI"/>
+          <w:color w:val="0D0D0D"/>
+          <w:sz w:val="27"/>
+          <w:szCs w:val="27"/>
+        </w:rPr>
+        <w:t xml:space="preserve"> means creating a new object and also creating </w:t>
+      </w:r>
+      <w:r>
+        <w:rPr>
+          <w:rStyle w:val="Strong"/>
+          <w:rFonts w:ascii="Segoe UI" w:hAnsi="Segoe UI" w:cs="Segoe UI"/>
+          <w:color w:val="0D0D0D"/>
+        </w:rPr>
+        <w:t>new inner/reference objects</w:t>
+      </w:r>
+      <w:r>
+        <w:rPr>
+          <w:rFonts w:ascii="Segoe UI" w:hAnsi="Segoe UI" w:cs="Segoe UI"/>
+          <w:color w:val="0D0D0D"/>
+          <w:sz w:val="27"/>
+          <w:szCs w:val="27"/>
+        </w:rPr>
+        <w:t>, so both objects are independent.</w:t>
+      </w:r>
+    </w:p>
+    <w:p>
+      <w:pPr>
+        <w:pStyle w:val="x1yc453h"/>
+        <w:shd w:val="clear" w:color="auto" w:fill="EEECE1" w:themeFill="background2"/>
+        <w:rPr>
+          <w:rFonts w:ascii="Segoe UI" w:hAnsi="Segoe UI" w:cs="Segoe UI"/>
+          <w:color w:val="0D0D0D"/>
+          <w:sz w:val="27"/>
+          <w:szCs w:val="27"/>
+        </w:rPr>
+      </w:pPr>
+      <w:r>
+        <w:rPr>
+          <w:rStyle w:val="Strong"/>
+          <w:rFonts w:ascii="Segoe UI" w:hAnsi="Segoe UI" w:cs="Segoe UI"/>
+          <w:color w:val="0D0D0D"/>
+        </w:rPr>
+        <w:t>Easy to remember:</w:t>
+      </w:r>
+    </w:p>
+    <w:p>
+      <w:pPr>
+        <w:pStyle w:val="x1yc453h"/>
+        <w:numPr>
+          <w:ilvl w:val="1"/>
+          <w:numId w:val="2"/>
+        </w:numPr>
+        <w:shd w:val="clear" w:color="auto" w:fill="EEECE1" w:themeFill="background2"/>
+        <w:spacing w:before="0" w:beforeAutospacing="0" w:after="0" w:afterAutospacing="0"/>
+        <w:ind w:left="720"/>
+        <w:rPr>
+          <w:rFonts w:ascii="Segoe UI" w:hAnsi="Segoe UI" w:cs="Segoe UI"/>
+          <w:color w:val="0D0D0D"/>
+          <w:sz w:val="27"/>
+          <w:szCs w:val="27"/>
+        </w:rPr>
+      </w:pPr>
+      <w:r>
+        <w:rPr>
+          <w:rStyle w:val="Strong"/>
+          <w:rFonts w:ascii="Segoe UI" w:hAnsi="Segoe UI" w:cs="Segoe UI"/>
+          <w:color w:val="0D0D0D"/>
+        </w:rPr>
+        <w:t>Shallow Copy → New object, same inner object</w:t>
+      </w:r>
+    </w:p>
+    <w:p>
+      <w:pPr>
+        <w:pStyle w:val="x1yc453h"/>
+        <w:numPr>
+          <w:ilvl w:val="1"/>
+          <w:numId w:val="2"/>
+        </w:numPr>
+        <w:shd w:val="clear" w:color="auto" w:fill="EEECE1" w:themeFill="background2"/>
+        <w:spacing w:before="0" w:beforeAutospacing="0" w:after="0" w:afterAutospacing="0"/>
+        <w:ind w:left="720"/>
+        <w:rPr>
+          <w:rFonts w:ascii="Segoe UI" w:hAnsi="Segoe UI" w:cs="Segoe UI"/>
+          <w:color w:val="0D0D0D"/>
+          <w:sz w:val="27"/>
+          <w:szCs w:val="27"/>
+        </w:rPr>
+      </w:pPr>
+      <w:r>
+        <w:rPr>
+          <w:rStyle w:val="Strong"/>
+          <w:rFonts w:ascii="Segoe UI" w:hAnsi="Segoe UI" w:cs="Segoe UI"/>
+          <w:color w:val="0D0D0D"/>
+        </w:rPr>
+        <w:lastRenderedPageBreak/>
+        <w:t>Deep Copy → New object, new inner object</w:t>
+      </w:r>
+    </w:p>
+    <w:p>
+      <w:pPr>
+        <w:spacing w:before="100" w:beforeAutospacing="1" w:after="100" w:afterAutospacing="1" w:line="240" w:lineRule="auto"/>
+        <w:rPr>
+          <w:rFonts w:ascii="Times New Roman" w:eastAsia="Times New Roman" w:hAnsi="Times New Roman" w:cs="Times New Roman"/>
+          <w:sz w:val="20"/>
+          <w:szCs w:val="20"/>
+          <w:lang w:eastAsia="en-IN"/>
+        </w:rPr>
+      </w:pPr>
     </w:p>
     <w:p>
       <w:pPr>
@@ -3340,68 +3028,18 @@
         <w:t>complete program from zero</w:t>
       </w:r>
       <w:r>
-        <w:t xml:space="preserve">, </w:t>
-      </w:r>
-      <w:proofErr w:type="gramStart"/>
-      <w:r>
-        <w:t>then</w:t>
-      </w:r>
-      <w:proofErr w:type="gramEnd"/>
-      <w:r>
-        <w:t xml:space="preserve"> trace exactly what this means:</w:t>
-      </w:r>
-    </w:p>
-    <w:p>
-      <w:pPr>
-        <w:pStyle w:val="HTMLPreformatted"/>
-      </w:pPr>
-      <w:r>
-        <w:rPr>
-          <w:rStyle w:val="HTMLCode"/>
-        </w:rPr>
-        <w:t xml:space="preserve">Employee </w:t>
-      </w:r>
-      <w:proofErr w:type="spellStart"/>
-      <w:r>
-        <w:rPr>
-          <w:rStyle w:val="HTMLCode"/>
-        </w:rPr>
-        <w:t>rahul</w:t>
-      </w:r>
-      <w:proofErr w:type="spellEnd"/>
-      <w:r>
-        <w:rPr>
-          <w:rStyle w:val="HTMLCode"/>
-        </w:rPr>
-        <w:t xml:space="preserve"> = new </w:t>
-      </w:r>
-      <w:proofErr w:type="gramStart"/>
-      <w:r>
-        <w:rPr>
-          <w:rStyle w:val="HTMLCode"/>
-        </w:rPr>
-        <w:t>Employee(</w:t>
-      </w:r>
-      <w:proofErr w:type="gramEnd"/>
-      <w:r>
-        <w:rPr>
-          <w:rStyle w:val="HTMLCode"/>
-        </w:rPr>
-        <w:t xml:space="preserve">nikhil.name, </w:t>
-      </w:r>
-      <w:proofErr w:type="spellStart"/>
-      <w:r>
-        <w:rPr>
-          <w:rStyle w:val="HTMLCode"/>
-        </w:rPr>
-        <w:t>nikhil.address</w:t>
-      </w:r>
-      <w:proofErr w:type="spellEnd"/>
-      <w:r>
-        <w:rPr>
-          <w:rStyle w:val="HTMLCode"/>
-        </w:rPr>
-        <w:t>);</w:t>
+        <w:t>, then trace exactly what this means:</w:t>
+      </w:r>
+    </w:p>
+    <w:p>
+      <w:pPr>
+        <w:pStyle w:val="HTMLPreformatted"/>
+      </w:pPr>
+      <w:r>
+        <w:rPr>
+          <w:rStyle w:val="HTMLCode"/>
+        </w:rPr>
+        <w:t>Employee rahul = new Employee(nikhil.name, nikhil.address);</w:t>
       </w:r>
     </w:p>
     <w:p>
@@ -3436,19 +3074,11 @@
           <w:rStyle w:val="HTMLCode"/>
         </w:rPr>
       </w:pPr>
-      <w:proofErr w:type="gramStart"/>
-      <w:r>
-        <w:rPr>
-          <w:rStyle w:val="HTMLCode"/>
-        </w:rPr>
-        <w:t>class</w:t>
-      </w:r>
-      <w:proofErr w:type="gramEnd"/>
-      <w:r>
-        <w:rPr>
-          <w:rStyle w:val="HTMLCode"/>
-        </w:rPr>
-        <w:t xml:space="preserve"> Address {</w:t>
+      <w:r>
+        <w:rPr>
+          <w:rStyle w:val="HTMLCode"/>
+        </w:rPr>
+        <w:t>class Address {</w:t>
       </w:r>
     </w:p>
     <w:p>
@@ -3492,50 +3122,21 @@
         <w:rPr>
           <w:rStyle w:val="HTMLCode"/>
         </w:rPr>
-        <w:lastRenderedPageBreak/>
-        <w:t xml:space="preserve">    </w:t>
-      </w:r>
-      <w:proofErr w:type="gramStart"/>
-      <w:r>
-        <w:rPr>
-          <w:rStyle w:val="HTMLCode"/>
-        </w:rPr>
-        <w:t>Address(</w:t>
-      </w:r>
-      <w:proofErr w:type="gramEnd"/>
-      <w:r>
-        <w:rPr>
-          <w:rStyle w:val="HTMLCode"/>
-        </w:rPr>
-        <w:t>String city) {</w:t>
-      </w:r>
-    </w:p>
-    <w:p>
-      <w:pPr>
-        <w:pStyle w:val="HTMLPreformatted"/>
-        <w:rPr>
-          <w:rStyle w:val="HTMLCode"/>
-        </w:rPr>
-      </w:pPr>
-      <w:r>
-        <w:rPr>
-          <w:rStyle w:val="HTMLCode"/>
-        </w:rPr>
-        <w:t xml:space="preserve">        </w:t>
-      </w:r>
-      <w:proofErr w:type="spellStart"/>
-      <w:r>
-        <w:rPr>
-          <w:rStyle w:val="HTMLCode"/>
-        </w:rPr>
-        <w:t>this.city</w:t>
-      </w:r>
-      <w:proofErr w:type="spellEnd"/>
-      <w:r>
-        <w:rPr>
-          <w:rStyle w:val="HTMLCode"/>
-        </w:rPr>
-        <w:t xml:space="preserve"> = city;</w:t>
+        <w:t xml:space="preserve">    Address(String city) {</w:t>
+      </w:r>
+    </w:p>
+    <w:p>
+      <w:pPr>
+        <w:pStyle w:val="HTMLPreformatted"/>
+        <w:rPr>
+          <w:rStyle w:val="HTMLCode"/>
+        </w:rPr>
+      </w:pPr>
+      <w:r>
+        <w:rPr>
+          <w:rStyle w:val="HTMLCode"/>
+        </w:rPr>
+        <w:t xml:space="preserve">        this.city = city;</w:t>
       </w:r>
     </w:p>
     <w:p>
@@ -3608,19 +3209,11 @@
           <w:rStyle w:val="HTMLCode"/>
         </w:rPr>
       </w:pPr>
-      <w:proofErr w:type="gramStart"/>
-      <w:r>
-        <w:rPr>
-          <w:rStyle w:val="HTMLCode"/>
-        </w:rPr>
-        <w:t>class</w:t>
-      </w:r>
-      <w:proofErr w:type="gramEnd"/>
-      <w:r>
-        <w:rPr>
-          <w:rStyle w:val="HTMLCode"/>
-        </w:rPr>
-        <w:t xml:space="preserve"> Employee {</w:t>
+      <w:r>
+        <w:rPr>
+          <w:rStyle w:val="HTMLCode"/>
+        </w:rPr>
+        <w:t>class Employee {</w:t>
       </w:r>
     </w:p>
     <w:p>
@@ -3656,57 +3249,29 @@
         <w:rPr>
           <w:rStyle w:val="HTMLCode"/>
         </w:rPr>
-        <w:t xml:space="preserve">    Address </w:t>
-      </w:r>
-      <w:proofErr w:type="spellStart"/>
-      <w:r>
-        <w:rPr>
-          <w:rStyle w:val="HTMLCode"/>
-        </w:rPr>
-        <w:t>address</w:t>
-      </w:r>
-      <w:proofErr w:type="spellEnd"/>
-      <w:r>
-        <w:rPr>
-          <w:rStyle w:val="HTMLCode"/>
-        </w:rPr>
-        <w:t>;</w:t>
-      </w:r>
-    </w:p>
-    <w:p>
-      <w:pPr>
-        <w:pStyle w:val="HTMLPreformatted"/>
-        <w:rPr>
-          <w:rStyle w:val="HTMLCode"/>
-        </w:rPr>
-      </w:pPr>
-    </w:p>
-    <w:p>
-      <w:pPr>
-        <w:pStyle w:val="HTMLPreformatted"/>
-        <w:rPr>
-          <w:rStyle w:val="HTMLCode"/>
-        </w:rPr>
-      </w:pPr>
-      <w:r>
-        <w:rPr>
-          <w:rStyle w:val="HTMLCode"/>
-        </w:rPr>
-        <w:t xml:space="preserve">    </w:t>
-      </w:r>
-      <w:proofErr w:type="gramStart"/>
-      <w:r>
-        <w:rPr>
-          <w:rStyle w:val="HTMLCode"/>
-        </w:rPr>
-        <w:t>Employee(</w:t>
-      </w:r>
-      <w:proofErr w:type="gramEnd"/>
-      <w:r>
-        <w:rPr>
-          <w:rStyle w:val="HTMLCode"/>
-        </w:rPr>
-        <w:t>String name, Address address) {</w:t>
+        <w:t xml:space="preserve">    Address address;</w:t>
+      </w:r>
+    </w:p>
+    <w:p>
+      <w:pPr>
+        <w:pStyle w:val="HTMLPreformatted"/>
+        <w:rPr>
+          <w:rStyle w:val="HTMLCode"/>
+        </w:rPr>
+      </w:pPr>
+    </w:p>
+    <w:p>
+      <w:pPr>
+        <w:pStyle w:val="HTMLPreformatted"/>
+        <w:rPr>
+          <w:rStyle w:val="HTMLCode"/>
+        </w:rPr>
+      </w:pPr>
+      <w:r>
+        <w:rPr>
+          <w:rStyle w:val="HTMLCode"/>
+        </w:rPr>
+        <w:t xml:space="preserve">    Employee(String name, Address address) {</w:t>
       </w:r>
     </w:p>
     <w:p>
@@ -3742,34 +3307,21 @@
         <w:rPr>
           <w:rStyle w:val="HTMLCode"/>
         </w:rPr>
-        <w:t xml:space="preserve">        </w:t>
-      </w:r>
-      <w:proofErr w:type="spellStart"/>
-      <w:r>
-        <w:rPr>
-          <w:rStyle w:val="HTMLCode"/>
-        </w:rPr>
-        <w:t>this.address</w:t>
-      </w:r>
-      <w:proofErr w:type="spellEnd"/>
-      <w:r>
-        <w:rPr>
-          <w:rStyle w:val="HTMLCode"/>
-        </w:rPr>
-        <w:t xml:space="preserve"> = address;</w:t>
-      </w:r>
-    </w:p>
-    <w:p>
-      <w:pPr>
-        <w:pStyle w:val="HTMLPreformatted"/>
-        <w:rPr>
-          <w:rStyle w:val="HTMLCode"/>
-        </w:rPr>
-      </w:pPr>
-      <w:r>
-        <w:rPr>
-          <w:rStyle w:val="HTMLCode"/>
-        </w:rPr>
+        <w:t xml:space="preserve">        this.address = address;</w:t>
+      </w:r>
+    </w:p>
+    <w:p>
+      <w:pPr>
+        <w:pStyle w:val="HTMLPreformatted"/>
+        <w:rPr>
+          <w:rStyle w:val="HTMLCode"/>
+        </w:rPr>
+      </w:pPr>
+      <w:r>
+        <w:rPr>
+          <w:rStyle w:val="HTMLCode"/>
+        </w:rPr>
+        <w:lastRenderedPageBreak/>
         <w:t xml:space="preserve">    }</w:t>
       </w:r>
     </w:p>
@@ -3792,116 +3344,58 @@
         <w:rPr>
           <w:rStyle w:val="HTMLCode"/>
         </w:rPr>
-        <w:t xml:space="preserve">    </w:t>
-      </w:r>
-      <w:proofErr w:type="gramStart"/>
-      <w:r>
-        <w:rPr>
-          <w:rStyle w:val="HTMLCode"/>
-        </w:rPr>
-        <w:t>void</w:t>
-      </w:r>
-      <w:proofErr w:type="gramEnd"/>
-      <w:r>
-        <w:rPr>
-          <w:rStyle w:val="HTMLCode"/>
-        </w:rPr>
-        <w:t xml:space="preserve"> display() {</w:t>
-      </w:r>
-    </w:p>
-    <w:p>
-      <w:pPr>
-        <w:pStyle w:val="HTMLPreformatted"/>
-        <w:rPr>
-          <w:rStyle w:val="HTMLCode"/>
-        </w:rPr>
-      </w:pPr>
-    </w:p>
-    <w:p>
-      <w:pPr>
-        <w:pStyle w:val="HTMLPreformatted"/>
-        <w:rPr>
-          <w:rStyle w:val="HTMLCode"/>
-        </w:rPr>
-      </w:pPr>
-      <w:r>
-        <w:rPr>
-          <w:rStyle w:val="HTMLCode"/>
-        </w:rPr>
-        <w:t xml:space="preserve">        </w:t>
-      </w:r>
-      <w:proofErr w:type="gramStart"/>
-      <w:r>
-        <w:rPr>
-          <w:rStyle w:val="HTMLCode"/>
-        </w:rPr>
-        <w:t>System.out.println(</w:t>
-      </w:r>
-      <w:proofErr w:type="gramEnd"/>
-    </w:p>
-    <w:p>
-      <w:pPr>
-        <w:pStyle w:val="HTMLPreformatted"/>
-        <w:rPr>
-          <w:rStyle w:val="HTMLCode"/>
-        </w:rPr>
-      </w:pPr>
-      <w:r>
-        <w:rPr>
-          <w:rStyle w:val="HTMLCode"/>
-        </w:rPr>
-        <w:t xml:space="preserve">                "Name</w:t>
-      </w:r>
-      <w:proofErr w:type="gramStart"/>
-      <w:r>
-        <w:rPr>
-          <w:rStyle w:val="HTMLCode"/>
-        </w:rPr>
-        <w:t>: "</w:t>
-      </w:r>
-      <w:proofErr w:type="gramEnd"/>
-      <w:r>
-        <w:rPr>
-          <w:rStyle w:val="HTMLCode"/>
-        </w:rPr>
-        <w:t xml:space="preserve"> + name +</w:t>
-      </w:r>
-    </w:p>
-    <w:p>
-      <w:pPr>
-        <w:pStyle w:val="HTMLPreformatted"/>
-        <w:rPr>
-          <w:rStyle w:val="HTMLCode"/>
-        </w:rPr>
-      </w:pPr>
-      <w:r>
-        <w:rPr>
-          <w:rStyle w:val="HTMLCode"/>
-        </w:rPr>
-        <w:t xml:space="preserve">                ", City: </w:t>
-      </w:r>
-      <w:proofErr w:type="gramStart"/>
-      <w:r>
-        <w:rPr>
-          <w:rStyle w:val="HTMLCode"/>
-        </w:rPr>
-        <w:t>" +</w:t>
-      </w:r>
-      <w:proofErr w:type="gramEnd"/>
-      <w:r>
-        <w:rPr>
-          <w:rStyle w:val="HTMLCode"/>
-        </w:rPr>
-        <w:t xml:space="preserve"> </w:t>
-      </w:r>
-      <w:proofErr w:type="spellStart"/>
-      <w:r>
-        <w:rPr>
-          <w:rStyle w:val="HTMLCode"/>
-        </w:rPr>
-        <w:t>address.city</w:t>
-      </w:r>
-      <w:proofErr w:type="spellEnd"/>
+        <w:t xml:space="preserve">    void display() {</w:t>
+      </w:r>
+    </w:p>
+    <w:p>
+      <w:pPr>
+        <w:pStyle w:val="HTMLPreformatted"/>
+        <w:rPr>
+          <w:rStyle w:val="HTMLCode"/>
+        </w:rPr>
+      </w:pPr>
+    </w:p>
+    <w:p>
+      <w:pPr>
+        <w:pStyle w:val="HTMLPreformatted"/>
+        <w:rPr>
+          <w:rStyle w:val="HTMLCode"/>
+        </w:rPr>
+      </w:pPr>
+      <w:r>
+        <w:rPr>
+          <w:rStyle w:val="HTMLCode"/>
+        </w:rPr>
+        <w:t xml:space="preserve">        System.out.println(</w:t>
+      </w:r>
+    </w:p>
+    <w:p>
+      <w:pPr>
+        <w:pStyle w:val="HTMLPreformatted"/>
+        <w:rPr>
+          <w:rStyle w:val="HTMLCode"/>
+        </w:rPr>
+      </w:pPr>
+      <w:r>
+        <w:rPr>
+          <w:rStyle w:val="HTMLCode"/>
+        </w:rPr>
+        <w:t xml:space="preserve">                "Name: " + name +</w:t>
+      </w:r>
+    </w:p>
+    <w:p>
+      <w:pPr>
+        <w:pStyle w:val="HTMLPreformatted"/>
+        <w:rPr>
+          <w:rStyle w:val="HTMLCode"/>
+        </w:rPr>
+      </w:pPr>
+      <w:r>
+        <w:rPr>
+          <w:rStyle w:val="HTMLCode"/>
+        </w:rPr>
+        <w:t xml:space="preserve">                ", City: " + address.city</w:t>
+      </w:r>
     </w:p>
     <w:p>
       <w:pPr>
@@ -3964,183 +3458,319 @@
           <w:rStyle w:val="HTMLCode"/>
         </w:rPr>
       </w:pPr>
-      <w:proofErr w:type="gramStart"/>
-      <w:r>
-        <w:rPr>
-          <w:rStyle w:val="HTMLCode"/>
-        </w:rPr>
-        <w:t>public</w:t>
-      </w:r>
-      <w:proofErr w:type="gramEnd"/>
-      <w:r>
-        <w:rPr>
-          <w:rStyle w:val="HTMLCode"/>
-        </w:rPr>
-        <w:t xml:space="preserve"> class Main {</w:t>
-      </w:r>
-    </w:p>
-    <w:p>
-      <w:pPr>
-        <w:pStyle w:val="HTMLPreformatted"/>
-        <w:rPr>
-          <w:rStyle w:val="HTMLCode"/>
-        </w:rPr>
-      </w:pPr>
-    </w:p>
-    <w:p>
-      <w:pPr>
-        <w:pStyle w:val="HTMLPreformatted"/>
-        <w:rPr>
-          <w:rStyle w:val="HTMLCode"/>
-        </w:rPr>
-      </w:pPr>
-      <w:r>
-        <w:rPr>
-          <w:rStyle w:val="HTMLCode"/>
-        </w:rPr>
-        <w:t xml:space="preserve">    </w:t>
-      </w:r>
-      <w:proofErr w:type="gramStart"/>
-      <w:r>
-        <w:rPr>
-          <w:rStyle w:val="HTMLCode"/>
-        </w:rPr>
-        <w:t>public</w:t>
-      </w:r>
-      <w:proofErr w:type="gramEnd"/>
-      <w:r>
-        <w:rPr>
-          <w:rStyle w:val="HTMLCode"/>
-        </w:rPr>
-        <w:t xml:space="preserve"> static void main(String[] args) {</w:t>
-      </w:r>
-    </w:p>
-    <w:p>
-      <w:pPr>
-        <w:pStyle w:val="HTMLPreformatted"/>
-        <w:rPr>
-          <w:rStyle w:val="HTMLCode"/>
-        </w:rPr>
-      </w:pPr>
-    </w:p>
-    <w:p>
-      <w:pPr>
-        <w:pStyle w:val="HTMLPreformatted"/>
-        <w:rPr>
-          <w:rStyle w:val="HTMLCode"/>
-        </w:rPr>
-      </w:pPr>
-      <w:r>
-        <w:rPr>
-          <w:rStyle w:val="HTMLCode"/>
-        </w:rPr>
-        <w:t xml:space="preserve">        // </w:t>
-      </w:r>
-      <w:proofErr w:type="gramStart"/>
-      <w:r>
-        <w:rPr>
-          <w:rStyle w:val="HTMLCode"/>
-        </w:rPr>
-        <w:t>Create</w:t>
-      </w:r>
-      <w:proofErr w:type="gramEnd"/>
-      <w:r>
-        <w:rPr>
-          <w:rStyle w:val="HTMLCode"/>
-        </w:rPr>
-        <w:t xml:space="preserve"> Address object</w:t>
-      </w:r>
-    </w:p>
-    <w:p>
-      <w:pPr>
-        <w:pStyle w:val="HTMLPreformatted"/>
-        <w:rPr>
-          <w:rStyle w:val="HTMLCode"/>
-        </w:rPr>
-      </w:pPr>
-      <w:r>
-        <w:rPr>
-          <w:rStyle w:val="HTMLCode"/>
-        </w:rPr>
-        <w:t xml:space="preserve">        Address </w:t>
-      </w:r>
-      <w:proofErr w:type="spellStart"/>
-      <w:r>
-        <w:rPr>
-          <w:rStyle w:val="HTMLCode"/>
-        </w:rPr>
-        <w:t>nikhilAddress</w:t>
-      </w:r>
-      <w:proofErr w:type="spellEnd"/>
-      <w:r>
-        <w:rPr>
-          <w:rStyle w:val="HTMLCode"/>
-        </w:rPr>
-        <w:t xml:space="preserve"> =</w:t>
-      </w:r>
-    </w:p>
-    <w:p>
-      <w:pPr>
-        <w:pStyle w:val="HTMLPreformatted"/>
-        <w:rPr>
-          <w:rStyle w:val="HTMLCode"/>
-        </w:rPr>
-      </w:pPr>
-      <w:r>
-        <w:rPr>
-          <w:rStyle w:val="HTMLCode"/>
-        </w:rPr>
-        <w:t xml:space="preserve">                </w:t>
-      </w:r>
-      <w:proofErr w:type="gramStart"/>
-      <w:r>
-        <w:rPr>
-          <w:rStyle w:val="HTMLCode"/>
-        </w:rPr>
-        <w:t>new</w:t>
-      </w:r>
-      <w:proofErr w:type="gramEnd"/>
-      <w:r>
-        <w:rPr>
-          <w:rStyle w:val="HTMLCode"/>
-        </w:rPr>
-        <w:t xml:space="preserve"> Address("Mumbai");</w:t>
-      </w:r>
-    </w:p>
-    <w:p>
-      <w:pPr>
-        <w:pStyle w:val="HTMLPreformatted"/>
-        <w:rPr>
-          <w:rStyle w:val="HTMLCode"/>
-        </w:rPr>
-      </w:pPr>
-    </w:p>
-    <w:p>
-      <w:pPr>
-        <w:pStyle w:val="HTMLPreformatted"/>
-        <w:rPr>
-          <w:rStyle w:val="HTMLCode"/>
-        </w:rPr>
-      </w:pPr>
-      <w:r>
-        <w:rPr>
-          <w:rStyle w:val="HTMLCode"/>
-        </w:rPr>
-        <w:t xml:space="preserve">        // </w:t>
-      </w:r>
-      <w:proofErr w:type="gramStart"/>
-      <w:r>
-        <w:rPr>
-          <w:rStyle w:val="HTMLCode"/>
-        </w:rPr>
-        <w:t>Create</w:t>
-      </w:r>
-      <w:proofErr w:type="gramEnd"/>
-      <w:r>
-        <w:rPr>
-          <w:rStyle w:val="HTMLCode"/>
-        </w:rPr>
-        <w:t xml:space="preserve"> Nikhil Employee object</w:t>
+      <w:r>
+        <w:rPr>
+          <w:rStyle w:val="HTMLCode"/>
+        </w:rPr>
+        <w:t>public class Main {</w:t>
+      </w:r>
+    </w:p>
+    <w:p>
+      <w:pPr>
+        <w:pStyle w:val="HTMLPreformatted"/>
+        <w:rPr>
+          <w:rStyle w:val="HTMLCode"/>
+        </w:rPr>
+      </w:pPr>
+    </w:p>
+    <w:p>
+      <w:pPr>
+        <w:pStyle w:val="HTMLPreformatted"/>
+        <w:rPr>
+          <w:rStyle w:val="HTMLCode"/>
+        </w:rPr>
+      </w:pPr>
+      <w:r>
+        <w:rPr>
+          <w:rStyle w:val="HTMLCode"/>
+        </w:rPr>
+        <w:t xml:space="preserve">    public static void main(String[] args) {</w:t>
+      </w:r>
+    </w:p>
+    <w:p>
+      <w:pPr>
+        <w:pStyle w:val="HTMLPreformatted"/>
+        <w:rPr>
+          <w:rStyle w:val="HTMLCode"/>
+        </w:rPr>
+      </w:pPr>
+    </w:p>
+    <w:p>
+      <w:pPr>
+        <w:pStyle w:val="HTMLPreformatted"/>
+        <w:rPr>
+          <w:rStyle w:val="HTMLCode"/>
+        </w:rPr>
+      </w:pPr>
+      <w:r>
+        <w:rPr>
+          <w:rStyle w:val="HTMLCode"/>
+        </w:rPr>
+        <w:t xml:space="preserve">        // Create Address object</w:t>
+      </w:r>
+    </w:p>
+    <w:p>
+      <w:pPr>
+        <w:pStyle w:val="HTMLPreformatted"/>
+        <w:rPr>
+          <w:rStyle w:val="HTMLCode"/>
+        </w:rPr>
+      </w:pPr>
+      <w:r>
+        <w:rPr>
+          <w:rStyle w:val="HTMLCode"/>
+        </w:rPr>
+        <w:t xml:space="preserve">        Address nikhilAddress =</w:t>
+      </w:r>
+    </w:p>
+    <w:p>
+      <w:pPr>
+        <w:pStyle w:val="HTMLPreformatted"/>
+        <w:rPr>
+          <w:rStyle w:val="HTMLCode"/>
+        </w:rPr>
+      </w:pPr>
+      <w:r>
+        <w:rPr>
+          <w:rStyle w:val="HTMLCode"/>
+        </w:rPr>
+        <w:t xml:space="preserve">                new Address("Mumbai");</w:t>
+      </w:r>
+    </w:p>
+    <w:p>
+      <w:pPr>
+        <w:pStyle w:val="HTMLPreformatted"/>
+        <w:rPr>
+          <w:rStyle w:val="HTMLCode"/>
+        </w:rPr>
+      </w:pPr>
+    </w:p>
+    <w:p>
+      <w:pPr>
+        <w:pStyle w:val="HTMLPreformatted"/>
+        <w:rPr>
+          <w:rStyle w:val="HTMLCode"/>
+        </w:rPr>
+      </w:pPr>
+      <w:r>
+        <w:rPr>
+          <w:rStyle w:val="HTMLCode"/>
+        </w:rPr>
+        <w:t xml:space="preserve">        // Create Nikhil Employee object</w:t>
+      </w:r>
+    </w:p>
+    <w:p>
+      <w:pPr>
+        <w:pStyle w:val="HTMLPreformatted"/>
+        <w:rPr>
+          <w:rStyle w:val="HTMLCode"/>
+        </w:rPr>
+      </w:pPr>
+      <w:r>
+        <w:rPr>
+          <w:rStyle w:val="HTMLCode"/>
+        </w:rPr>
+        <w:t xml:space="preserve">        Employee nikhil =</w:t>
+      </w:r>
+    </w:p>
+    <w:p>
+      <w:pPr>
+        <w:pStyle w:val="HTMLPreformatted"/>
+        <w:rPr>
+          <w:rStyle w:val="HTMLCode"/>
+        </w:rPr>
+      </w:pPr>
+      <w:r>
+        <w:rPr>
+          <w:rStyle w:val="HTMLCode"/>
+        </w:rPr>
+        <w:t xml:space="preserve">                new Employee(</w:t>
+      </w:r>
+    </w:p>
+    <w:p>
+      <w:pPr>
+        <w:pStyle w:val="HTMLPreformatted"/>
+        <w:rPr>
+          <w:rStyle w:val="HTMLCode"/>
+        </w:rPr>
+      </w:pPr>
+      <w:r>
+        <w:rPr>
+          <w:rStyle w:val="HTMLCode"/>
+        </w:rPr>
+        <w:t xml:space="preserve">                        "Nikhil",</w:t>
+      </w:r>
+    </w:p>
+    <w:p>
+      <w:pPr>
+        <w:pStyle w:val="HTMLPreformatted"/>
+        <w:rPr>
+          <w:rStyle w:val="HTMLCode"/>
+        </w:rPr>
+      </w:pPr>
+      <w:r>
+        <w:rPr>
+          <w:rStyle w:val="HTMLCode"/>
+        </w:rPr>
+        <w:t xml:space="preserve">                        nikhilAddress</w:t>
+      </w:r>
+    </w:p>
+    <w:p>
+      <w:pPr>
+        <w:pStyle w:val="HTMLPreformatted"/>
+        <w:rPr>
+          <w:rStyle w:val="HTMLCode"/>
+        </w:rPr>
+      </w:pPr>
+      <w:r>
+        <w:rPr>
+          <w:rStyle w:val="HTMLCode"/>
+        </w:rPr>
+        <w:t xml:space="preserve">                );</w:t>
+      </w:r>
+    </w:p>
+    <w:p>
+      <w:pPr>
+        <w:pStyle w:val="HTMLPreformatted"/>
+        <w:rPr>
+          <w:rStyle w:val="HTMLCode"/>
+        </w:rPr>
+      </w:pPr>
+    </w:p>
+    <w:p>
+      <w:pPr>
+        <w:pStyle w:val="HTMLPreformatted"/>
+        <w:rPr>
+          <w:rStyle w:val="HTMLCode"/>
+        </w:rPr>
+      </w:pPr>
+      <w:r>
+        <w:rPr>
+          <w:rStyle w:val="HTMLCode"/>
+        </w:rPr>
+        <w:t xml:space="preserve">        nikhil.display();</w:t>
+      </w:r>
+    </w:p>
+    <w:p>
+      <w:pPr>
+        <w:pStyle w:val="HTMLPreformatted"/>
+        <w:rPr>
+          <w:rStyle w:val="HTMLCode"/>
+        </w:rPr>
+      </w:pPr>
+      <w:r>
+        <w:rPr>
+          <w:rStyle w:val="HTMLCode"/>
+        </w:rPr>
+        <w:t xml:space="preserve">    }</w:t>
+      </w:r>
+    </w:p>
+    <w:p>
+      <w:pPr>
+        <w:pStyle w:val="HTMLPreformatted"/>
+      </w:pPr>
+      <w:r>
+        <w:rPr>
+          <w:rStyle w:val="HTMLCode"/>
+        </w:rPr>
+        <w:t>}</w:t>
+      </w:r>
+    </w:p>
+    <w:p>
+      <w:pPr>
+        <w:pStyle w:val="NormalWeb"/>
+      </w:pPr>
+      <w:r>
+        <w:t>Output:</w:t>
+      </w:r>
+    </w:p>
+    <w:p>
+      <w:pPr>
+        <w:pStyle w:val="HTMLPreformatted"/>
+      </w:pPr>
+      <w:r>
+        <w:rPr>
+          <w:rStyle w:val="HTMLCode"/>
+        </w:rPr>
+        <w:t>Name: Nikhil, City: Mumbai</w:t>
+      </w:r>
+    </w:p>
+    <w:p>
+      <w:pPr>
+        <w:pStyle w:val="NormalWeb"/>
+      </w:pPr>
+      <w:r>
+        <w:t>Memory looks like:</w:t>
+      </w:r>
+    </w:p>
+    <w:p>
+      <w:pPr>
+        <w:pStyle w:val="HTMLPreformatted"/>
+        <w:rPr>
+          <w:rStyle w:val="HTMLCode"/>
+        </w:rPr>
+      </w:pPr>
+      <w:r>
+        <w:rPr>
+          <w:rStyle w:val="HTMLCode"/>
+        </w:rPr>
+        <w:t>nikhil</w:t>
+      </w:r>
+    </w:p>
+    <w:p>
+      <w:pPr>
+        <w:pStyle w:val="HTMLPreformatted"/>
+        <w:rPr>
+          <w:rStyle w:val="HTMLCode"/>
+        </w:rPr>
+      </w:pPr>
+      <w:r>
+        <w:rPr>
+          <w:rStyle w:val="HTMLCode"/>
+        </w:rPr>
+        <w:t xml:space="preserve">  |</w:t>
+      </w:r>
+    </w:p>
+    <w:p>
+      <w:pPr>
+        <w:pStyle w:val="HTMLPreformatted"/>
+        <w:rPr>
+          <w:rStyle w:val="HTMLCode"/>
+        </w:rPr>
+      </w:pPr>
+      <w:r>
+        <w:rPr>
+          <w:rStyle w:val="HTMLCode"/>
+        </w:rPr>
+        <w:t xml:space="preserve">  ↓</w:t>
+      </w:r>
+    </w:p>
+    <w:p>
+      <w:pPr>
+        <w:pStyle w:val="HTMLPreformatted"/>
+        <w:rPr>
+          <w:rStyle w:val="HTMLCode"/>
+        </w:rPr>
+      </w:pPr>
+      <w:r>
+        <w:rPr>
+          <w:rStyle w:val="HTMLCode"/>
+        </w:rPr>
+        <w:t>Employee Object</w:t>
+      </w:r>
+    </w:p>
+    <w:p>
+      <w:pPr>
+        <w:pStyle w:val="HTMLPreformatted"/>
+        <w:rPr>
+          <w:rStyle w:val="HTMLCode"/>
+        </w:rPr>
+      </w:pPr>
+      <w:r>
+        <w:rPr>
+          <w:rStyle w:val="HTMLCode"/>
+        </w:rPr>
+        <w:t xml:space="preserve">  |</w:t>
       </w:r>
     </w:p>
     <w:p>
@@ -4155,216 +3785,8 @@
           <w:rStyle w:val="HTMLCode"/>
         </w:rPr>
         <w:lastRenderedPageBreak/>
-        <w:t xml:space="preserve">        Employee </w:t>
-      </w:r>
-      <w:proofErr w:type="spellStart"/>
-      <w:r>
-        <w:rPr>
-          <w:rStyle w:val="HTMLCode"/>
-        </w:rPr>
-        <w:t>nikhil</w:t>
-      </w:r>
-      <w:proofErr w:type="spellEnd"/>
-      <w:r>
-        <w:rPr>
-          <w:rStyle w:val="HTMLCode"/>
-        </w:rPr>
-        <w:t xml:space="preserve"> =</w:t>
-      </w:r>
-    </w:p>
-    <w:p>
-      <w:pPr>
-        <w:pStyle w:val="HTMLPreformatted"/>
-        <w:rPr>
-          <w:rStyle w:val="HTMLCode"/>
-        </w:rPr>
-      </w:pPr>
-      <w:r>
-        <w:rPr>
-          <w:rStyle w:val="HTMLCode"/>
-        </w:rPr>
-        <w:t xml:space="preserve">                </w:t>
-      </w:r>
-      <w:proofErr w:type="gramStart"/>
-      <w:r>
-        <w:rPr>
-          <w:rStyle w:val="HTMLCode"/>
-        </w:rPr>
-        <w:t>new</w:t>
-      </w:r>
-      <w:proofErr w:type="gramEnd"/>
-      <w:r>
-        <w:rPr>
-          <w:rStyle w:val="HTMLCode"/>
-        </w:rPr>
-        <w:t xml:space="preserve"> Employee(</w:t>
-      </w:r>
-    </w:p>
-    <w:p>
-      <w:pPr>
-        <w:pStyle w:val="HTMLPreformatted"/>
-        <w:rPr>
-          <w:rStyle w:val="HTMLCode"/>
-        </w:rPr>
-      </w:pPr>
-      <w:r>
-        <w:rPr>
-          <w:rStyle w:val="HTMLCode"/>
-        </w:rPr>
-        <w:t xml:space="preserve">                        "Nikhil",</w:t>
-      </w:r>
-    </w:p>
-    <w:p>
-      <w:pPr>
-        <w:pStyle w:val="HTMLPreformatted"/>
-        <w:rPr>
-          <w:rStyle w:val="HTMLCode"/>
-        </w:rPr>
-      </w:pPr>
-      <w:r>
-        <w:rPr>
-          <w:rStyle w:val="HTMLCode"/>
-        </w:rPr>
-        <w:t xml:space="preserve">                        </w:t>
-      </w:r>
-      <w:proofErr w:type="spellStart"/>
-      <w:proofErr w:type="gramStart"/>
-      <w:r>
-        <w:rPr>
-          <w:rStyle w:val="HTMLCode"/>
-        </w:rPr>
-        <w:t>nikhilAddress</w:t>
-      </w:r>
-      <w:proofErr w:type="spellEnd"/>
-      <w:proofErr w:type="gramEnd"/>
-    </w:p>
-    <w:p>
-      <w:pPr>
-        <w:pStyle w:val="HTMLPreformatted"/>
-        <w:rPr>
-          <w:rStyle w:val="HTMLCode"/>
-        </w:rPr>
-      </w:pPr>
-      <w:r>
-        <w:rPr>
-          <w:rStyle w:val="HTMLCode"/>
-        </w:rPr>
-        <w:t xml:space="preserve">                );</w:t>
-      </w:r>
-    </w:p>
-    <w:p>
-      <w:pPr>
-        <w:pStyle w:val="HTMLPreformatted"/>
-        <w:rPr>
-          <w:rStyle w:val="HTMLCode"/>
-        </w:rPr>
-      </w:pPr>
-    </w:p>
-    <w:p>
-      <w:pPr>
-        <w:pStyle w:val="HTMLPreformatted"/>
-        <w:rPr>
-          <w:rStyle w:val="HTMLCode"/>
-        </w:rPr>
-      </w:pPr>
-      <w:r>
-        <w:rPr>
-          <w:rStyle w:val="HTMLCode"/>
-        </w:rPr>
-        <w:t xml:space="preserve">        </w:t>
-      </w:r>
-      <w:proofErr w:type="spellStart"/>
-      <w:proofErr w:type="gramStart"/>
-      <w:r>
-        <w:rPr>
-          <w:rStyle w:val="HTMLCode"/>
-        </w:rPr>
-        <w:t>nikhil.display</w:t>
-      </w:r>
-      <w:proofErr w:type="spellEnd"/>
-      <w:r>
-        <w:rPr>
-          <w:rStyle w:val="HTMLCode"/>
-        </w:rPr>
-        <w:t>(</w:t>
-      </w:r>
-      <w:proofErr w:type="gramEnd"/>
-      <w:r>
-        <w:rPr>
-          <w:rStyle w:val="HTMLCode"/>
-        </w:rPr>
-        <w:t>);</w:t>
-      </w:r>
-    </w:p>
-    <w:p>
-      <w:pPr>
-        <w:pStyle w:val="HTMLPreformatted"/>
-        <w:rPr>
-          <w:rStyle w:val="HTMLCode"/>
-        </w:rPr>
-      </w:pPr>
-      <w:r>
-        <w:rPr>
-          <w:rStyle w:val="HTMLCode"/>
-        </w:rPr>
-        <w:t xml:space="preserve">    }</w:t>
-      </w:r>
-    </w:p>
-    <w:p>
-      <w:pPr>
-        <w:pStyle w:val="HTMLPreformatted"/>
-      </w:pPr>
-      <w:r>
-        <w:rPr>
-          <w:rStyle w:val="HTMLCode"/>
-        </w:rPr>
-        <w:t>}</w:t>
-      </w:r>
-    </w:p>
-    <w:p>
-      <w:pPr>
-        <w:pStyle w:val="NormalWeb"/>
-      </w:pPr>
-      <w:r>
-        <w:t>Output:</w:t>
-      </w:r>
-    </w:p>
-    <w:p>
-      <w:pPr>
-        <w:pStyle w:val="HTMLPreformatted"/>
-      </w:pPr>
-      <w:r>
-        <w:rPr>
-          <w:rStyle w:val="HTMLCode"/>
-        </w:rPr>
-        <w:t>Name: Nikhil, City: Mumbai</w:t>
-      </w:r>
-    </w:p>
-    <w:p>
-      <w:pPr>
-        <w:pStyle w:val="NormalWeb"/>
-      </w:pPr>
-      <w:r>
-        <w:t>Memory looks like:</w:t>
-      </w:r>
-    </w:p>
-    <w:p>
-      <w:pPr>
-        <w:pStyle w:val="HTMLPreformatted"/>
-        <w:rPr>
-          <w:rStyle w:val="HTMLCode"/>
-        </w:rPr>
-      </w:pPr>
-      <w:proofErr w:type="spellStart"/>
-      <w:proofErr w:type="gramStart"/>
-      <w:r>
-        <w:rPr>
-          <w:rStyle w:val="HTMLCode"/>
-        </w:rPr>
-        <w:t>nikhil</w:t>
-      </w:r>
-      <w:proofErr w:type="spellEnd"/>
-      <w:proofErr w:type="gramEnd"/>
+        <w:t xml:space="preserve">  ├── name = "Nikhil"</w:t>
+      </w:r>
     </w:p>
     <w:p>
       <w:pPr>
@@ -4391,90 +3813,6 @@
         <w:rPr>
           <w:rStyle w:val="HTMLCode"/>
         </w:rPr>
-        <w:t xml:space="preserve">  ↓</w:t>
-      </w:r>
-    </w:p>
-    <w:p>
-      <w:pPr>
-        <w:pStyle w:val="HTMLPreformatted"/>
-        <w:rPr>
-          <w:rStyle w:val="HTMLCode"/>
-        </w:rPr>
-      </w:pPr>
-      <w:r>
-        <w:rPr>
-          <w:rStyle w:val="HTMLCode"/>
-        </w:rPr>
-        <w:t>Employee Object</w:t>
-      </w:r>
-    </w:p>
-    <w:p>
-      <w:pPr>
-        <w:pStyle w:val="HTMLPreformatted"/>
-        <w:rPr>
-          <w:rStyle w:val="HTMLCode"/>
-        </w:rPr>
-      </w:pPr>
-      <w:r>
-        <w:rPr>
-          <w:rStyle w:val="HTMLCode"/>
-        </w:rPr>
-        <w:t xml:space="preserve">  |</w:t>
-      </w:r>
-    </w:p>
-    <w:p>
-      <w:pPr>
-        <w:pStyle w:val="HTMLPreformatted"/>
-        <w:rPr>
-          <w:rStyle w:val="HTMLCode"/>
-        </w:rPr>
-      </w:pPr>
-      <w:r>
-        <w:rPr>
-          <w:rStyle w:val="HTMLCode"/>
-        </w:rPr>
-        <w:t xml:space="preserve">  ├── </w:t>
-      </w:r>
-      <w:proofErr w:type="gramStart"/>
-      <w:r>
-        <w:rPr>
-          <w:rStyle w:val="HTMLCode"/>
-        </w:rPr>
-        <w:t>name</w:t>
-      </w:r>
-      <w:proofErr w:type="gramEnd"/>
-      <w:r>
-        <w:rPr>
-          <w:rStyle w:val="HTMLCode"/>
-        </w:rPr>
-        <w:t xml:space="preserve"> = "Nikhil"</w:t>
-      </w:r>
-    </w:p>
-    <w:p>
-      <w:pPr>
-        <w:pStyle w:val="HTMLPreformatted"/>
-        <w:rPr>
-          <w:rStyle w:val="HTMLCode"/>
-        </w:rPr>
-      </w:pPr>
-      <w:r>
-        <w:rPr>
-          <w:rStyle w:val="HTMLCode"/>
-        </w:rPr>
-        <w:t xml:space="preserve">  |</w:t>
-      </w:r>
-    </w:p>
-    <w:p>
-      <w:pPr>
-        <w:pStyle w:val="HTMLPreformatted"/>
-        <w:rPr>
-          <w:rStyle w:val="HTMLCode"/>
-        </w:rPr>
-      </w:pPr>
-      <w:r>
-        <w:rPr>
-          <w:rStyle w:val="HTMLCode"/>
-        </w:rPr>
         <w:t xml:space="preserve">  └── address ─────→ Address Object</w:t>
       </w:r>
     </w:p>
@@ -4500,21 +3838,7 @@
         <w:rPr>
           <w:rStyle w:val="HTMLCode"/>
         </w:rPr>
-        <w:t xml:space="preserve">                       └── </w:t>
-      </w:r>
-      <w:proofErr w:type="gramStart"/>
-      <w:r>
-        <w:rPr>
-          <w:rStyle w:val="HTMLCode"/>
-        </w:rPr>
-        <w:t>city</w:t>
-      </w:r>
-      <w:proofErr w:type="gramEnd"/>
-      <w:r>
-        <w:rPr>
-          <w:rStyle w:val="HTMLCode"/>
-        </w:rPr>
-        <w:t xml:space="preserve"> = "Mumbai"</w:t>
+        <w:t xml:space="preserve">                       └── city = "Mumbai"</w:t>
       </w:r>
     </w:p>
     <w:p>
@@ -4551,49 +3875,21 @@
         <w:rPr>
           <w:rStyle w:val="HTMLCode"/>
         </w:rPr>
-        <w:t xml:space="preserve">Employee </w:t>
-      </w:r>
-      <w:proofErr w:type="spellStart"/>
-      <w:r>
-        <w:rPr>
-          <w:rStyle w:val="HTMLCode"/>
-        </w:rPr>
-        <w:t>rahul</w:t>
-      </w:r>
-      <w:proofErr w:type="spellEnd"/>
-      <w:r>
-        <w:rPr>
-          <w:rStyle w:val="HTMLCode"/>
-        </w:rPr>
-        <w:t xml:space="preserve"> =</w:t>
-      </w:r>
-    </w:p>
-    <w:p>
-      <w:pPr>
-        <w:pStyle w:val="HTMLPreformatted"/>
-        <w:rPr>
-          <w:rStyle w:val="HTMLCode"/>
-        </w:rPr>
-      </w:pPr>
-      <w:r>
-        <w:rPr>
-          <w:rStyle w:val="HTMLCode"/>
-        </w:rPr>
-        <w:t xml:space="preserve">        </w:t>
-      </w:r>
-      <w:proofErr w:type="gramStart"/>
-      <w:r>
-        <w:rPr>
-          <w:rStyle w:val="HTMLCode"/>
-        </w:rPr>
-        <w:t>new</w:t>
-      </w:r>
-      <w:proofErr w:type="gramEnd"/>
-      <w:r>
-        <w:rPr>
-          <w:rStyle w:val="HTMLCode"/>
-        </w:rPr>
-        <w:t xml:space="preserve"> Employee(</w:t>
+        <w:t>Employee rahul =</w:t>
+      </w:r>
+    </w:p>
+    <w:p>
+      <w:pPr>
+        <w:pStyle w:val="HTMLPreformatted"/>
+        <w:rPr>
+          <w:rStyle w:val="HTMLCode"/>
+        </w:rPr>
+      </w:pPr>
+      <w:r>
+        <w:rPr>
+          <w:rStyle w:val="HTMLCode"/>
+        </w:rPr>
+        <w:t xml:space="preserve">        new Employee(</w:t>
       </w:r>
     </w:p>
     <w:p>
@@ -4621,16 +3917,208 @@
         <w:rPr>
           <w:rStyle w:val="HTMLCode"/>
         </w:rPr>
-        <w:t xml:space="preserve">                </w:t>
-      </w:r>
-      <w:proofErr w:type="spellStart"/>
+        <w:t xml:space="preserve">                nikhil.address</w:t>
+      </w:r>
+    </w:p>
+    <w:p>
+      <w:pPr>
+        <w:pStyle w:val="HTMLPreformatted"/>
+      </w:pPr>
+      <w:r>
+        <w:rPr>
+          <w:rStyle w:val="HTMLCode"/>
+        </w:rPr>
+        <w:t xml:space="preserve">        );</w:t>
+      </w:r>
+    </w:p>
+    <w:p>
+      <w:pPr>
+        <w:pStyle w:val="NormalWeb"/>
+      </w:pPr>
+      <w:r>
+        <w:t xml:space="preserve">Let's </w:t>
+      </w:r>
+      <w:r>
+        <w:rPr>
+          <w:rStyle w:val="Strong"/>
+        </w:rPr>
+        <w:t>not look at it as one line</w:t>
+      </w:r>
+      <w:r>
+        <w:t>.</w:t>
+      </w:r>
+    </w:p>
+    <w:p>
+      <w:pPr>
+        <w:pStyle w:val="NormalWeb"/>
+      </w:pPr>
+      <w:r>
+        <w:t>Break it into pieces.</w:t>
+      </w:r>
+    </w:p>
+    <w:p>
+      <w:pPr>
+        <w:pStyle w:val="Heading3"/>
+      </w:pPr>
+      <w:r>
+        <w:t>First:</w:t>
+      </w:r>
+    </w:p>
+    <w:p>
+      <w:pPr>
+        <w:pStyle w:val="HTMLPreformatted"/>
+      </w:pPr>
+      <w:r>
+        <w:rPr>
+          <w:rStyle w:val="HTMLCode"/>
+        </w:rPr>
+        <w:t>nikhil.name</w:t>
+      </w:r>
+    </w:p>
+    <w:p>
+      <w:pPr>
+        <w:pStyle w:val="NormalWeb"/>
+      </w:pPr>
+      <w:r>
+        <w:t>gives:</w:t>
+      </w:r>
+    </w:p>
+    <w:p>
+      <w:pPr>
+        <w:pStyle w:val="HTMLPreformatted"/>
+      </w:pPr>
+      <w:r>
+        <w:rPr>
+          <w:rStyle w:val="HTMLCode"/>
+        </w:rPr>
+        <w:t>"Nikhil"</w:t>
+      </w:r>
+    </w:p>
+    <w:p>
+      <w:pPr>
+        <w:pStyle w:val="Heading3"/>
+      </w:pPr>
+      <w:r>
+        <w:t>Second:</w:t>
+      </w:r>
+    </w:p>
+    <w:p>
+      <w:pPr>
+        <w:pStyle w:val="HTMLPreformatted"/>
+      </w:pPr>
       <w:r>
         <w:rPr>
           <w:rStyle w:val="HTMLCode"/>
         </w:rPr>
         <w:t>nikhil.address</w:t>
       </w:r>
-      <w:proofErr w:type="spellEnd"/>
+    </w:p>
+    <w:p>
+      <w:pPr>
+        <w:pStyle w:val="NormalWeb"/>
+      </w:pPr>
+      <w:r>
+        <w:t>This is important.</w:t>
+      </w:r>
+    </w:p>
+    <w:p>
+      <w:pPr>
+        <w:pStyle w:val="NormalWeb"/>
+      </w:pPr>
+      <w:r>
+        <w:t xml:space="preserve">It does </w:t>
+      </w:r>
+      <w:r>
+        <w:rPr>
+          <w:rStyle w:val="Strong"/>
+        </w:rPr>
+        <w:t>NOT</w:t>
+      </w:r>
+      <w:r>
+        <w:t xml:space="preserve"> give a new Address.</w:t>
+      </w:r>
+    </w:p>
+    <w:p>
+      <w:pPr>
+        <w:pStyle w:val="NormalWeb"/>
+      </w:pPr>
+      <w:r>
+        <w:lastRenderedPageBreak/>
+        <w:t xml:space="preserve">It gives the </w:t>
+      </w:r>
+      <w:r>
+        <w:rPr>
+          <w:rStyle w:val="Strong"/>
+        </w:rPr>
+        <w:t>reference to Nikhil's existing Address object</w:t>
+      </w:r>
+      <w:r>
+        <w:t>.</w:t>
+      </w:r>
+    </w:p>
+    <w:p>
+      <w:pPr>
+        <w:pStyle w:val="NormalWeb"/>
+      </w:pPr>
+      <w:r>
+        <w:t>So this:</w:t>
+      </w:r>
+    </w:p>
+    <w:p>
+      <w:pPr>
+        <w:pStyle w:val="HTMLPreformatted"/>
+        <w:rPr>
+          <w:rStyle w:val="HTMLCode"/>
+        </w:rPr>
+      </w:pPr>
+      <w:r>
+        <w:rPr>
+          <w:rStyle w:val="HTMLCode"/>
+        </w:rPr>
+        <w:t>Employee rahul =</w:t>
+      </w:r>
+    </w:p>
+    <w:p>
+      <w:pPr>
+        <w:pStyle w:val="HTMLPreformatted"/>
+        <w:rPr>
+          <w:rStyle w:val="HTMLCode"/>
+        </w:rPr>
+      </w:pPr>
+      <w:r>
+        <w:rPr>
+          <w:rStyle w:val="HTMLCode"/>
+        </w:rPr>
+        <w:t xml:space="preserve">        new Employee(</w:t>
+      </w:r>
+    </w:p>
+    <w:p>
+      <w:pPr>
+        <w:pStyle w:val="HTMLPreformatted"/>
+        <w:rPr>
+          <w:rStyle w:val="HTMLCode"/>
+        </w:rPr>
+      </w:pPr>
+      <w:r>
+        <w:rPr>
+          <w:rStyle w:val="HTMLCode"/>
+        </w:rPr>
+        <w:t xml:space="preserve">                nikhil.name,</w:t>
+      </w:r>
+    </w:p>
+    <w:p>
+      <w:pPr>
+        <w:pStyle w:val="HTMLPreformatted"/>
+        <w:rPr>
+          <w:rStyle w:val="HTMLCode"/>
+        </w:rPr>
+      </w:pPr>
+      <w:r>
+        <w:rPr>
+          <w:rStyle w:val="HTMLCode"/>
+        </w:rPr>
+        <w:t xml:space="preserve">                nikhil.address</w:t>
+      </w:r>
     </w:p>
     <w:p>
       <w:pPr>
@@ -4648,311 +4136,35 @@
         <w:pStyle w:val="NormalWeb"/>
       </w:pPr>
       <w:r>
-        <w:t xml:space="preserve">Let's </w:t>
-      </w:r>
-      <w:r>
-        <w:rPr>
-          <w:rStyle w:val="Strong"/>
-        </w:rPr>
-        <w:t>not look at it as one line</w:t>
-      </w:r>
-      <w:r>
-        <w:t>.</w:t>
-      </w:r>
-    </w:p>
-    <w:p>
-      <w:pPr>
-        <w:pStyle w:val="NormalWeb"/>
-      </w:pPr>
-      <w:r>
-        <w:lastRenderedPageBreak/>
-        <w:t>Break it into pieces.</w:t>
-      </w:r>
-    </w:p>
-    <w:p>
-      <w:pPr>
-        <w:pStyle w:val="Heading3"/>
-      </w:pPr>
-      <w:r>
-        <w:t>First:</w:t>
-      </w:r>
-    </w:p>
-    <w:p>
-      <w:pPr>
-        <w:pStyle w:val="HTMLPreformatted"/>
-      </w:pPr>
-      <w:r>
-        <w:rPr>
-          <w:rStyle w:val="HTMLCode"/>
-        </w:rPr>
-        <w:t>nikhil.name</w:t>
-      </w:r>
-    </w:p>
-    <w:p>
-      <w:pPr>
-        <w:pStyle w:val="NormalWeb"/>
-      </w:pPr>
-      <w:proofErr w:type="gramStart"/>
-      <w:r>
-        <w:t>gives</w:t>
-      </w:r>
-      <w:proofErr w:type="gramEnd"/>
-      <w:r>
-        <w:t>:</w:t>
-      </w:r>
-    </w:p>
-    <w:p>
-      <w:pPr>
-        <w:pStyle w:val="HTMLPreformatted"/>
-      </w:pPr>
-      <w:r>
-        <w:rPr>
-          <w:rStyle w:val="HTMLCode"/>
-        </w:rPr>
-        <w:t>"Nikhil"</w:t>
-      </w:r>
-    </w:p>
-    <w:p>
-      <w:pPr>
-        <w:pStyle w:val="Heading3"/>
-      </w:pPr>
-      <w:r>
-        <w:t>Second:</w:t>
-      </w:r>
-    </w:p>
-    <w:p>
-      <w:pPr>
-        <w:pStyle w:val="HTMLPreformatted"/>
-      </w:pPr>
-      <w:proofErr w:type="spellStart"/>
-      <w:r>
-        <w:rPr>
-          <w:rStyle w:val="HTMLCode"/>
-        </w:rPr>
-        <w:t>nikhil.address</w:t>
-      </w:r>
-      <w:proofErr w:type="spellEnd"/>
-    </w:p>
-    <w:p>
-      <w:pPr>
-        <w:pStyle w:val="NormalWeb"/>
-      </w:pPr>
-      <w:r>
-        <w:t>This is important.</w:t>
-      </w:r>
-    </w:p>
-    <w:p>
-      <w:pPr>
-        <w:pStyle w:val="NormalWeb"/>
-      </w:pPr>
-      <w:r>
-        <w:t xml:space="preserve">It does </w:t>
-      </w:r>
-      <w:r>
-        <w:rPr>
-          <w:rStyle w:val="Strong"/>
-        </w:rPr>
-        <w:t>NOT</w:t>
-      </w:r>
-      <w:r>
-        <w:t xml:space="preserve"> give a new Address.</w:t>
-      </w:r>
-    </w:p>
-    <w:p>
-      <w:pPr>
-        <w:pStyle w:val="NormalWeb"/>
-      </w:pPr>
-      <w:r>
-        <w:t xml:space="preserve">It gives the </w:t>
-      </w:r>
-      <w:r>
-        <w:rPr>
-          <w:rStyle w:val="Strong"/>
-        </w:rPr>
-        <w:t>reference to Nikhil's existing Address object</w:t>
-      </w:r>
-      <w:r>
-        <w:t>.</w:t>
-      </w:r>
-    </w:p>
-    <w:p>
-      <w:pPr>
-        <w:pStyle w:val="NormalWeb"/>
-      </w:pPr>
-      <w:r>
-        <w:t>So this:</w:t>
-      </w:r>
-    </w:p>
-    <w:p>
-      <w:pPr>
-        <w:pStyle w:val="HTMLPreformatted"/>
-        <w:rPr>
-          <w:rStyle w:val="HTMLCode"/>
-        </w:rPr>
-      </w:pPr>
-      <w:r>
-        <w:rPr>
-          <w:rStyle w:val="HTMLCode"/>
-        </w:rPr>
-        <w:t xml:space="preserve">Employee </w:t>
-      </w:r>
-      <w:proofErr w:type="spellStart"/>
-      <w:r>
-        <w:rPr>
-          <w:rStyle w:val="HTMLCode"/>
-        </w:rPr>
-        <w:t>rahul</w:t>
-      </w:r>
-      <w:proofErr w:type="spellEnd"/>
-      <w:r>
-        <w:rPr>
-          <w:rStyle w:val="HTMLCode"/>
-        </w:rPr>
-        <w:t xml:space="preserve"> =</w:t>
-      </w:r>
-    </w:p>
-    <w:p>
-      <w:pPr>
-        <w:pStyle w:val="HTMLPreformatted"/>
-        <w:rPr>
-          <w:rStyle w:val="HTMLCode"/>
-        </w:rPr>
-      </w:pPr>
-      <w:r>
-        <w:rPr>
-          <w:rStyle w:val="HTMLCode"/>
-        </w:rPr>
-        <w:t xml:space="preserve">        </w:t>
-      </w:r>
-      <w:proofErr w:type="gramStart"/>
-      <w:r>
-        <w:rPr>
-          <w:rStyle w:val="HTMLCode"/>
-        </w:rPr>
-        <w:t>new</w:t>
-      </w:r>
-      <w:proofErr w:type="gramEnd"/>
-      <w:r>
-        <w:rPr>
-          <w:rStyle w:val="HTMLCode"/>
-        </w:rPr>
-        <w:t xml:space="preserve"> Employee(</w:t>
-      </w:r>
-    </w:p>
-    <w:p>
-      <w:pPr>
-        <w:pStyle w:val="HTMLPreformatted"/>
-        <w:rPr>
-          <w:rStyle w:val="HTMLCode"/>
-        </w:rPr>
-      </w:pPr>
-      <w:r>
-        <w:rPr>
-          <w:rStyle w:val="HTMLCode"/>
-        </w:rPr>
-        <w:t xml:space="preserve">                nikhil.name,</w:t>
-      </w:r>
-    </w:p>
-    <w:p>
-      <w:pPr>
-        <w:pStyle w:val="HTMLPreformatted"/>
-        <w:rPr>
-          <w:rStyle w:val="HTMLCode"/>
-        </w:rPr>
-      </w:pPr>
-      <w:r>
-        <w:rPr>
-          <w:rStyle w:val="HTMLCode"/>
-        </w:rPr>
-        <w:t xml:space="preserve">                </w:t>
-      </w:r>
-      <w:proofErr w:type="spellStart"/>
-      <w:r>
-        <w:rPr>
-          <w:rStyle w:val="HTMLCode"/>
-        </w:rPr>
-        <w:t>nikhil.address</w:t>
-      </w:r>
-      <w:proofErr w:type="spellEnd"/>
-    </w:p>
-    <w:p>
-      <w:pPr>
-        <w:pStyle w:val="HTMLPreformatted"/>
-      </w:pPr>
-      <w:r>
-        <w:rPr>
-          <w:rStyle w:val="HTMLCode"/>
-        </w:rPr>
-        <w:t xml:space="preserve">        );</w:t>
-      </w:r>
-    </w:p>
-    <w:p>
-      <w:pPr>
-        <w:pStyle w:val="NormalWeb"/>
-      </w:pPr>
-      <w:proofErr w:type="gramStart"/>
-      <w:r>
-        <w:t>is</w:t>
-      </w:r>
-      <w:proofErr w:type="gramEnd"/>
-      <w:r>
-        <w:t xml:space="preserve"> effectively:</w:t>
-      </w:r>
-    </w:p>
-    <w:p>
-      <w:pPr>
-        <w:pStyle w:val="HTMLPreformatted"/>
-        <w:rPr>
-          <w:rStyle w:val="HTMLCode"/>
-        </w:rPr>
-      </w:pPr>
-      <w:r>
-        <w:rPr>
-          <w:rStyle w:val="HTMLCode"/>
-        </w:rPr>
-        <w:t xml:space="preserve">Employee </w:t>
-      </w:r>
-      <w:proofErr w:type="spellStart"/>
-      <w:r>
-        <w:rPr>
-          <w:rStyle w:val="HTMLCode"/>
-        </w:rPr>
-        <w:t>rahul</w:t>
-      </w:r>
-      <w:proofErr w:type="spellEnd"/>
-      <w:r>
-        <w:rPr>
-          <w:rStyle w:val="HTMLCode"/>
-        </w:rPr>
-        <w:t xml:space="preserve"> =</w:t>
-      </w:r>
-    </w:p>
-    <w:p>
-      <w:pPr>
-        <w:pStyle w:val="HTMLPreformatted"/>
-        <w:rPr>
-          <w:rStyle w:val="HTMLCode"/>
-        </w:rPr>
-      </w:pPr>
-      <w:r>
-        <w:rPr>
-          <w:rStyle w:val="HTMLCode"/>
-        </w:rPr>
-        <w:t xml:space="preserve">        </w:t>
-      </w:r>
-      <w:proofErr w:type="gramStart"/>
-      <w:r>
-        <w:rPr>
-          <w:rStyle w:val="HTMLCode"/>
-        </w:rPr>
-        <w:t>new</w:t>
-      </w:r>
-      <w:proofErr w:type="gramEnd"/>
-      <w:r>
-        <w:rPr>
-          <w:rStyle w:val="HTMLCode"/>
-        </w:rPr>
-        <w:t xml:space="preserve"> Employee(</w:t>
+        <w:t>is effectively:</w:t>
+      </w:r>
+    </w:p>
+    <w:p>
+      <w:pPr>
+        <w:pStyle w:val="HTMLPreformatted"/>
+        <w:rPr>
+          <w:rStyle w:val="HTMLCode"/>
+        </w:rPr>
+      </w:pPr>
+      <w:r>
+        <w:rPr>
+          <w:rStyle w:val="HTMLCode"/>
+        </w:rPr>
+        <w:t>Employee rahul =</w:t>
+      </w:r>
+    </w:p>
+    <w:p>
+      <w:pPr>
+        <w:pStyle w:val="HTMLPreformatted"/>
+        <w:rPr>
+          <w:rStyle w:val="HTMLCode"/>
+        </w:rPr>
+      </w:pPr>
+      <w:r>
+        <w:rPr>
+          <w:rStyle w:val="HTMLCode"/>
+        </w:rPr>
+        <w:t xml:space="preserve">        new Employee(</w:t>
       </w:r>
     </w:p>
     <w:p>
@@ -5016,19 +4228,11 @@
           <w:rStyle w:val="HTMLCode"/>
         </w:rPr>
       </w:pPr>
-      <w:proofErr w:type="gramStart"/>
-      <w:r>
-        <w:rPr>
-          <w:rStyle w:val="HTMLCode"/>
-        </w:rPr>
-        <w:t>class</w:t>
-      </w:r>
-      <w:proofErr w:type="gramEnd"/>
-      <w:r>
-        <w:rPr>
-          <w:rStyle w:val="HTMLCode"/>
-        </w:rPr>
-        <w:t xml:space="preserve"> Address {</w:t>
+      <w:r>
+        <w:rPr>
+          <w:rStyle w:val="HTMLCode"/>
+        </w:rPr>
+        <w:t>class Address {</w:t>
       </w:r>
     </w:p>
     <w:p>
@@ -5072,49 +4276,21 @@
         <w:rPr>
           <w:rStyle w:val="HTMLCode"/>
         </w:rPr>
-        <w:t xml:space="preserve">    </w:t>
-      </w:r>
-      <w:proofErr w:type="gramStart"/>
-      <w:r>
-        <w:rPr>
-          <w:rStyle w:val="HTMLCode"/>
-        </w:rPr>
-        <w:t>Address(</w:t>
-      </w:r>
-      <w:proofErr w:type="gramEnd"/>
-      <w:r>
-        <w:rPr>
-          <w:rStyle w:val="HTMLCode"/>
-        </w:rPr>
-        <w:t>String city) {</w:t>
-      </w:r>
-    </w:p>
-    <w:p>
-      <w:pPr>
-        <w:pStyle w:val="HTMLPreformatted"/>
-        <w:rPr>
-          <w:rStyle w:val="HTMLCode"/>
-        </w:rPr>
-      </w:pPr>
-      <w:r>
-        <w:rPr>
-          <w:rStyle w:val="HTMLCode"/>
-        </w:rPr>
-        <w:t xml:space="preserve">        </w:t>
-      </w:r>
-      <w:proofErr w:type="spellStart"/>
-      <w:r>
-        <w:rPr>
-          <w:rStyle w:val="HTMLCode"/>
-        </w:rPr>
-        <w:t>this.city</w:t>
-      </w:r>
-      <w:proofErr w:type="spellEnd"/>
-      <w:r>
-        <w:rPr>
-          <w:rStyle w:val="HTMLCode"/>
-        </w:rPr>
-        <w:t xml:space="preserve"> = city;</w:t>
+        <w:t xml:space="preserve">    Address(String city) {</w:t>
+      </w:r>
+    </w:p>
+    <w:p>
+      <w:pPr>
+        <w:pStyle w:val="HTMLPreformatted"/>
+        <w:rPr>
+          <w:rStyle w:val="HTMLCode"/>
+        </w:rPr>
+      </w:pPr>
+      <w:r>
+        <w:rPr>
+          <w:rStyle w:val="HTMLCode"/>
+        </w:rPr>
+        <w:t xml:space="preserve">        this.city = city;</w:t>
       </w:r>
     </w:p>
     <w:p>
@@ -5168,19 +4344,11 @@
           <w:rStyle w:val="HTMLCode"/>
         </w:rPr>
       </w:pPr>
-      <w:proofErr w:type="gramStart"/>
-      <w:r>
-        <w:rPr>
-          <w:rStyle w:val="HTMLCode"/>
-        </w:rPr>
-        <w:t>class</w:t>
-      </w:r>
-      <w:proofErr w:type="gramEnd"/>
-      <w:r>
-        <w:rPr>
-          <w:rStyle w:val="HTMLCode"/>
-        </w:rPr>
-        <w:t xml:space="preserve"> Employee {</w:t>
+      <w:r>
+        <w:rPr>
+          <w:rStyle w:val="HTMLCode"/>
+        </w:rPr>
+        <w:t>class Employee {</w:t>
       </w:r>
     </w:p>
     <w:p>
@@ -5216,57 +4384,29 @@
         <w:rPr>
           <w:rStyle w:val="HTMLCode"/>
         </w:rPr>
-        <w:t xml:space="preserve">    Address </w:t>
-      </w:r>
-      <w:proofErr w:type="spellStart"/>
-      <w:r>
-        <w:rPr>
-          <w:rStyle w:val="HTMLCode"/>
-        </w:rPr>
-        <w:t>address</w:t>
-      </w:r>
-      <w:proofErr w:type="spellEnd"/>
-      <w:r>
-        <w:rPr>
-          <w:rStyle w:val="HTMLCode"/>
-        </w:rPr>
-        <w:t>;</w:t>
-      </w:r>
-    </w:p>
-    <w:p>
-      <w:pPr>
-        <w:pStyle w:val="HTMLPreformatted"/>
-        <w:rPr>
-          <w:rStyle w:val="HTMLCode"/>
-        </w:rPr>
-      </w:pPr>
-    </w:p>
-    <w:p>
-      <w:pPr>
-        <w:pStyle w:val="HTMLPreformatted"/>
-        <w:rPr>
-          <w:rStyle w:val="HTMLCode"/>
-        </w:rPr>
-      </w:pPr>
-      <w:r>
-        <w:rPr>
-          <w:rStyle w:val="HTMLCode"/>
-        </w:rPr>
-        <w:t xml:space="preserve">    </w:t>
-      </w:r>
-      <w:proofErr w:type="gramStart"/>
-      <w:r>
-        <w:rPr>
-          <w:rStyle w:val="HTMLCode"/>
-        </w:rPr>
-        <w:t>Employee(</w:t>
-      </w:r>
-      <w:proofErr w:type="gramEnd"/>
-      <w:r>
-        <w:rPr>
-          <w:rStyle w:val="HTMLCode"/>
-        </w:rPr>
-        <w:t>String name, Address address) {</w:t>
+        <w:t xml:space="preserve">    Address address;</w:t>
+      </w:r>
+    </w:p>
+    <w:p>
+      <w:pPr>
+        <w:pStyle w:val="HTMLPreformatted"/>
+        <w:rPr>
+          <w:rStyle w:val="HTMLCode"/>
+        </w:rPr>
+      </w:pPr>
+    </w:p>
+    <w:p>
+      <w:pPr>
+        <w:pStyle w:val="HTMLPreformatted"/>
+        <w:rPr>
+          <w:rStyle w:val="HTMLCode"/>
+        </w:rPr>
+      </w:pPr>
+      <w:r>
+        <w:rPr>
+          <w:rStyle w:val="HTMLCode"/>
+        </w:rPr>
+        <w:t xml:space="preserve">    Employee(String name, Address address) {</w:t>
       </w:r>
     </w:p>
     <w:p>
@@ -5302,21 +4442,7 @@
         <w:rPr>
           <w:rStyle w:val="HTMLCode"/>
         </w:rPr>
-        <w:t xml:space="preserve">        </w:t>
-      </w:r>
-      <w:proofErr w:type="spellStart"/>
-      <w:r>
-        <w:rPr>
-          <w:rStyle w:val="HTMLCode"/>
-        </w:rPr>
-        <w:t>this.address</w:t>
-      </w:r>
-      <w:proofErr w:type="spellEnd"/>
-      <w:r>
-        <w:rPr>
-          <w:rStyle w:val="HTMLCode"/>
-        </w:rPr>
-        <w:t xml:space="preserve"> = address;</w:t>
+        <w:t xml:space="preserve">        this.address = address;</w:t>
       </w:r>
     </w:p>
     <w:p>
@@ -5352,116 +4478,58 @@
         <w:rPr>
           <w:rStyle w:val="HTMLCode"/>
         </w:rPr>
-        <w:t xml:space="preserve">    </w:t>
-      </w:r>
-      <w:proofErr w:type="gramStart"/>
-      <w:r>
-        <w:rPr>
-          <w:rStyle w:val="HTMLCode"/>
-        </w:rPr>
-        <w:t>void</w:t>
-      </w:r>
-      <w:proofErr w:type="gramEnd"/>
-      <w:r>
-        <w:rPr>
-          <w:rStyle w:val="HTMLCode"/>
-        </w:rPr>
-        <w:t xml:space="preserve"> display() {</w:t>
-      </w:r>
-    </w:p>
-    <w:p>
-      <w:pPr>
-        <w:pStyle w:val="HTMLPreformatted"/>
-        <w:rPr>
-          <w:rStyle w:val="HTMLCode"/>
-        </w:rPr>
-      </w:pPr>
-    </w:p>
-    <w:p>
-      <w:pPr>
-        <w:pStyle w:val="HTMLPreformatted"/>
-        <w:rPr>
-          <w:rStyle w:val="HTMLCode"/>
-        </w:rPr>
-      </w:pPr>
-      <w:r>
-        <w:rPr>
-          <w:rStyle w:val="HTMLCode"/>
-        </w:rPr>
-        <w:t xml:space="preserve">        </w:t>
-      </w:r>
-      <w:proofErr w:type="gramStart"/>
-      <w:r>
-        <w:rPr>
-          <w:rStyle w:val="HTMLCode"/>
-        </w:rPr>
-        <w:t>System.out.println(</w:t>
-      </w:r>
-      <w:proofErr w:type="gramEnd"/>
-    </w:p>
-    <w:p>
-      <w:pPr>
-        <w:pStyle w:val="HTMLPreformatted"/>
-        <w:rPr>
-          <w:rStyle w:val="HTMLCode"/>
-        </w:rPr>
-      </w:pPr>
-      <w:r>
-        <w:rPr>
-          <w:rStyle w:val="HTMLCode"/>
-        </w:rPr>
-        <w:t xml:space="preserve">                "Name</w:t>
-      </w:r>
-      <w:proofErr w:type="gramStart"/>
-      <w:r>
-        <w:rPr>
-          <w:rStyle w:val="HTMLCode"/>
-        </w:rPr>
-        <w:t>: "</w:t>
-      </w:r>
-      <w:proofErr w:type="gramEnd"/>
-      <w:r>
-        <w:rPr>
-          <w:rStyle w:val="HTMLCode"/>
-        </w:rPr>
-        <w:t xml:space="preserve"> + name +</w:t>
-      </w:r>
-    </w:p>
-    <w:p>
-      <w:pPr>
-        <w:pStyle w:val="HTMLPreformatted"/>
-        <w:rPr>
-          <w:rStyle w:val="HTMLCode"/>
-        </w:rPr>
-      </w:pPr>
-      <w:r>
-        <w:rPr>
-          <w:rStyle w:val="HTMLCode"/>
-        </w:rPr>
-        <w:t xml:space="preserve">                ", City: </w:t>
-      </w:r>
-      <w:proofErr w:type="gramStart"/>
-      <w:r>
-        <w:rPr>
-          <w:rStyle w:val="HTMLCode"/>
-        </w:rPr>
-        <w:t>" +</w:t>
-      </w:r>
-      <w:proofErr w:type="gramEnd"/>
-      <w:r>
-        <w:rPr>
-          <w:rStyle w:val="HTMLCode"/>
-        </w:rPr>
-        <w:t xml:space="preserve"> </w:t>
-      </w:r>
-      <w:proofErr w:type="spellStart"/>
-      <w:r>
-        <w:rPr>
-          <w:rStyle w:val="HTMLCode"/>
-        </w:rPr>
-        <w:t>address.city</w:t>
-      </w:r>
-      <w:proofErr w:type="spellEnd"/>
+        <w:t xml:space="preserve">    void display() {</w:t>
+      </w:r>
+    </w:p>
+    <w:p>
+      <w:pPr>
+        <w:pStyle w:val="HTMLPreformatted"/>
+        <w:rPr>
+          <w:rStyle w:val="HTMLCode"/>
+        </w:rPr>
+      </w:pPr>
+    </w:p>
+    <w:p>
+      <w:pPr>
+        <w:pStyle w:val="HTMLPreformatted"/>
+        <w:rPr>
+          <w:rStyle w:val="HTMLCode"/>
+        </w:rPr>
+      </w:pPr>
+      <w:r>
+        <w:rPr>
+          <w:rStyle w:val="HTMLCode"/>
+        </w:rPr>
+        <w:t xml:space="preserve">        System.out.println(</w:t>
+      </w:r>
+    </w:p>
+    <w:p>
+      <w:pPr>
+        <w:pStyle w:val="HTMLPreformatted"/>
+        <w:rPr>
+          <w:rStyle w:val="HTMLCode"/>
+        </w:rPr>
+      </w:pPr>
+      <w:r>
+        <w:rPr>
+          <w:rStyle w:val="HTMLCode"/>
+        </w:rPr>
+        <w:t xml:space="preserve">                "Name: " + name +</w:t>
+      </w:r>
+    </w:p>
+    <w:p>
+      <w:pPr>
+        <w:pStyle w:val="HTMLPreformatted"/>
+        <w:rPr>
+          <w:rStyle w:val="HTMLCode"/>
+        </w:rPr>
+      </w:pPr>
+      <w:r>
+        <w:rPr>
+          <w:rStyle w:val="HTMLCode"/>
+        </w:rPr>
+        <w:t xml:space="preserve">                ", City: " + address.city</w:t>
+      </w:r>
     </w:p>
     <w:p>
       <w:pPr>
@@ -5528,55 +4596,33 @@
           <w:rStyle w:val="HTMLCode"/>
         </w:rPr>
       </w:pPr>
-      <w:proofErr w:type="gramStart"/>
-      <w:r>
-        <w:rPr>
-          <w:rStyle w:val="HTMLCode"/>
-        </w:rPr>
-        <w:t>public</w:t>
-      </w:r>
-      <w:proofErr w:type="gramEnd"/>
-      <w:r>
-        <w:rPr>
-          <w:rStyle w:val="HTMLCode"/>
-        </w:rPr>
-        <w:t xml:space="preserve"> class Main {</w:t>
-      </w:r>
-    </w:p>
-    <w:p>
-      <w:pPr>
-        <w:pStyle w:val="HTMLPreformatted"/>
-        <w:rPr>
-          <w:rStyle w:val="HTMLCode"/>
-        </w:rPr>
-      </w:pPr>
-    </w:p>
-    <w:p>
-      <w:pPr>
-        <w:pStyle w:val="HTMLPreformatted"/>
-        <w:rPr>
-          <w:rStyle w:val="HTMLCode"/>
-        </w:rPr>
-      </w:pPr>
-      <w:r>
-        <w:rPr>
-          <w:rStyle w:val="HTMLCode"/>
-        </w:rPr>
-        <w:t xml:space="preserve">    </w:t>
-      </w:r>
-      <w:proofErr w:type="gramStart"/>
-      <w:r>
-        <w:rPr>
-          <w:rStyle w:val="HTMLCode"/>
-        </w:rPr>
-        <w:t>public</w:t>
-      </w:r>
-      <w:proofErr w:type="gramEnd"/>
-      <w:r>
-        <w:rPr>
-          <w:rStyle w:val="HTMLCode"/>
-        </w:rPr>
-        <w:t xml:space="preserve"> static void main(String[] args) {</w:t>
+      <w:r>
+        <w:rPr>
+          <w:rStyle w:val="HTMLCode"/>
+        </w:rPr>
+        <w:t>public class Main {</w:t>
+      </w:r>
+    </w:p>
+    <w:p>
+      <w:pPr>
+        <w:pStyle w:val="HTMLPreformatted"/>
+        <w:rPr>
+          <w:rStyle w:val="HTMLCode"/>
+        </w:rPr>
+      </w:pPr>
+    </w:p>
+    <w:p>
+      <w:pPr>
+        <w:pStyle w:val="HTMLPreformatted"/>
+        <w:rPr>
+          <w:rStyle w:val="HTMLCode"/>
+        </w:rPr>
+      </w:pPr>
+      <w:r>
+        <w:rPr>
+          <w:rStyle w:val="HTMLCode"/>
+        </w:rPr>
+        <w:t xml:space="preserve">    public static void main(String[] args) {</w:t>
       </w:r>
     </w:p>
     <w:p>
@@ -5648,113 +4694,57 @@
         <w:rPr>
           <w:rStyle w:val="HTMLCode"/>
         </w:rPr>
-        <w:t xml:space="preserve">        Address </w:t>
-      </w:r>
-      <w:proofErr w:type="spellStart"/>
-      <w:r>
-        <w:rPr>
-          <w:rStyle w:val="HTMLCode"/>
-        </w:rPr>
-        <w:t>nikhilAddress</w:t>
-      </w:r>
-      <w:proofErr w:type="spellEnd"/>
-      <w:r>
-        <w:rPr>
-          <w:rStyle w:val="HTMLCode"/>
-        </w:rPr>
-        <w:t xml:space="preserve"> =</w:t>
-      </w:r>
-    </w:p>
-    <w:p>
-      <w:pPr>
-        <w:pStyle w:val="HTMLPreformatted"/>
-        <w:rPr>
-          <w:rStyle w:val="HTMLCode"/>
-        </w:rPr>
-      </w:pPr>
-      <w:r>
-        <w:rPr>
-          <w:rStyle w:val="HTMLCode"/>
-        </w:rPr>
-        <w:t xml:space="preserve">                </w:t>
-      </w:r>
-      <w:proofErr w:type="gramStart"/>
-      <w:r>
-        <w:rPr>
-          <w:rStyle w:val="HTMLCode"/>
-        </w:rPr>
-        <w:t>new</w:t>
-      </w:r>
-      <w:proofErr w:type="gramEnd"/>
-      <w:r>
-        <w:rPr>
-          <w:rStyle w:val="HTMLCode"/>
-        </w:rPr>
-        <w:t xml:space="preserve"> Address("Mumbai");</w:t>
-      </w:r>
-    </w:p>
-    <w:p>
-      <w:pPr>
-        <w:pStyle w:val="HTMLPreformatted"/>
-        <w:rPr>
-          <w:rStyle w:val="HTMLCode"/>
-        </w:rPr>
-      </w:pPr>
-    </w:p>
-    <w:p>
-      <w:pPr>
-        <w:pStyle w:val="HTMLPreformatted"/>
-        <w:rPr>
-          <w:rStyle w:val="HTMLCode"/>
-        </w:rPr>
-      </w:pPr>
-      <w:r>
-        <w:rPr>
-          <w:rStyle w:val="HTMLCode"/>
-        </w:rPr>
-        <w:t xml:space="preserve">        Employee </w:t>
-      </w:r>
-      <w:proofErr w:type="spellStart"/>
-      <w:r>
-        <w:rPr>
-          <w:rStyle w:val="HTMLCode"/>
-        </w:rPr>
-        <w:t>nikhil</w:t>
-      </w:r>
-      <w:proofErr w:type="spellEnd"/>
-      <w:r>
-        <w:rPr>
-          <w:rStyle w:val="HTMLCode"/>
-        </w:rPr>
-        <w:t xml:space="preserve"> =</w:t>
-      </w:r>
-    </w:p>
-    <w:p>
-      <w:pPr>
-        <w:pStyle w:val="HTMLPreformatted"/>
-        <w:rPr>
-          <w:rStyle w:val="HTMLCode"/>
-        </w:rPr>
-      </w:pPr>
-      <w:r>
-        <w:rPr>
-          <w:rStyle w:val="HTMLCode"/>
-        </w:rPr>
-        <w:t xml:space="preserve">                </w:t>
-      </w:r>
-      <w:proofErr w:type="gramStart"/>
-      <w:r>
-        <w:rPr>
-          <w:rStyle w:val="HTMLCode"/>
-        </w:rPr>
-        <w:t>new</w:t>
-      </w:r>
-      <w:proofErr w:type="gramEnd"/>
-      <w:r>
-        <w:rPr>
-          <w:rStyle w:val="HTMLCode"/>
-        </w:rPr>
-        <w:t xml:space="preserve"> Employee(</w:t>
+        <w:t xml:space="preserve">        Address nikhilAddress =</w:t>
+      </w:r>
+    </w:p>
+    <w:p>
+      <w:pPr>
+        <w:pStyle w:val="HTMLPreformatted"/>
+        <w:rPr>
+          <w:rStyle w:val="HTMLCode"/>
+        </w:rPr>
+      </w:pPr>
+      <w:r>
+        <w:rPr>
+          <w:rStyle w:val="HTMLCode"/>
+        </w:rPr>
+        <w:t xml:space="preserve">                new Address("Mumbai");</w:t>
+      </w:r>
+    </w:p>
+    <w:p>
+      <w:pPr>
+        <w:pStyle w:val="HTMLPreformatted"/>
+        <w:rPr>
+          <w:rStyle w:val="HTMLCode"/>
+        </w:rPr>
+      </w:pPr>
+    </w:p>
+    <w:p>
+      <w:pPr>
+        <w:pStyle w:val="HTMLPreformatted"/>
+        <w:rPr>
+          <w:rStyle w:val="HTMLCode"/>
+        </w:rPr>
+      </w:pPr>
+      <w:r>
+        <w:rPr>
+          <w:rStyle w:val="HTMLCode"/>
+        </w:rPr>
+        <w:t xml:space="preserve">        Employee nikhil =</w:t>
+      </w:r>
+    </w:p>
+    <w:p>
+      <w:pPr>
+        <w:pStyle w:val="HTMLPreformatted"/>
+        <w:rPr>
+          <w:rStyle w:val="HTMLCode"/>
+        </w:rPr>
+      </w:pPr>
+      <w:r>
+        <w:rPr>
+          <w:rStyle w:val="HTMLCode"/>
+        </w:rPr>
+        <w:t xml:space="preserve">                new Employee(</w:t>
       </w:r>
     </w:p>
     <w:p>
@@ -5782,18 +4772,8 @@
         <w:rPr>
           <w:rStyle w:val="HTMLCode"/>
         </w:rPr>
-        <w:t xml:space="preserve">                        </w:t>
-      </w:r>
-      <w:proofErr w:type="spellStart"/>
-      <w:proofErr w:type="gramStart"/>
-      <w:r>
-        <w:rPr>
-          <w:rStyle w:val="HTMLCode"/>
-        </w:rPr>
-        <w:t>nikhilAddress</w:t>
-      </w:r>
-      <w:proofErr w:type="spellEnd"/>
-      <w:proofErr w:type="gramEnd"/>
+        <w:t xml:space="preserve">                        nikhilAddress</w:t>
+      </w:r>
     </w:p>
     <w:p>
       <w:pPr>
@@ -5900,49 +4880,21 @@
         <w:rPr>
           <w:rStyle w:val="HTMLCode"/>
         </w:rPr>
-        <w:t xml:space="preserve">        Employee </w:t>
-      </w:r>
-      <w:proofErr w:type="spellStart"/>
-      <w:r>
-        <w:rPr>
-          <w:rStyle w:val="HTMLCode"/>
-        </w:rPr>
-        <w:t>rahul</w:t>
-      </w:r>
-      <w:proofErr w:type="spellEnd"/>
-      <w:r>
-        <w:rPr>
-          <w:rStyle w:val="HTMLCode"/>
-        </w:rPr>
-        <w:t xml:space="preserve"> =</w:t>
-      </w:r>
-    </w:p>
-    <w:p>
-      <w:pPr>
-        <w:pStyle w:val="HTMLPreformatted"/>
-        <w:rPr>
-          <w:rStyle w:val="HTMLCode"/>
-        </w:rPr>
-      </w:pPr>
-      <w:r>
-        <w:rPr>
-          <w:rStyle w:val="HTMLCode"/>
-        </w:rPr>
-        <w:t xml:space="preserve">                </w:t>
-      </w:r>
-      <w:proofErr w:type="gramStart"/>
-      <w:r>
-        <w:rPr>
-          <w:rStyle w:val="HTMLCode"/>
-        </w:rPr>
-        <w:t>new</w:t>
-      </w:r>
-      <w:proofErr w:type="gramEnd"/>
-      <w:r>
-        <w:rPr>
-          <w:rStyle w:val="HTMLCode"/>
-        </w:rPr>
-        <w:t xml:space="preserve"> Employee(</w:t>
+        <w:t xml:space="preserve">        Employee rahul =</w:t>
+      </w:r>
+    </w:p>
+    <w:p>
+      <w:pPr>
+        <w:pStyle w:val="HTMLPreformatted"/>
+        <w:rPr>
+          <w:rStyle w:val="HTMLCode"/>
+        </w:rPr>
+      </w:pPr>
+      <w:r>
+        <w:rPr>
+          <w:rStyle w:val="HTMLCode"/>
+        </w:rPr>
+        <w:t xml:space="preserve">                new Employee(</w:t>
       </w:r>
     </w:p>
     <w:p>
@@ -5970,16 +4922,8 @@
         <w:rPr>
           <w:rStyle w:val="HTMLCode"/>
         </w:rPr>
-        <w:t xml:space="preserve">                        </w:t>
-      </w:r>
-      <w:proofErr w:type="spellStart"/>
-      <w:r>
-        <w:rPr>
-          <w:rStyle w:val="HTMLCode"/>
-        </w:rPr>
-        <w:t>nikhil.address</w:t>
-      </w:r>
-      <w:proofErr w:type="spellEnd"/>
+        <w:t xml:space="preserve">                        nikhil.address</w:t>
+      </w:r>
     </w:p>
     <w:p>
       <w:pPr>
@@ -6072,94 +5016,51 @@
         <w:rPr>
           <w:rStyle w:val="HTMLCode"/>
         </w:rPr>
-        <w:t xml:space="preserve">        </w:t>
-      </w:r>
-      <w:proofErr w:type="spellStart"/>
-      <w:proofErr w:type="gramStart"/>
-      <w:r>
-        <w:rPr>
-          <w:rStyle w:val="HTMLCode"/>
-        </w:rPr>
-        <w:t>nikhil.display</w:t>
-      </w:r>
-      <w:proofErr w:type="spellEnd"/>
-      <w:r>
-        <w:rPr>
-          <w:rStyle w:val="HTMLCode"/>
-        </w:rPr>
-        <w:t>(</w:t>
-      </w:r>
-      <w:proofErr w:type="gramEnd"/>
-      <w:r>
-        <w:rPr>
-          <w:rStyle w:val="HTMLCode"/>
-        </w:rPr>
-        <w:t>);</w:t>
-      </w:r>
-    </w:p>
-    <w:p>
-      <w:pPr>
-        <w:pStyle w:val="HTMLPreformatted"/>
-        <w:rPr>
-          <w:rStyle w:val="HTMLCode"/>
-        </w:rPr>
-      </w:pPr>
-      <w:r>
-        <w:rPr>
-          <w:rStyle w:val="HTMLCode"/>
-        </w:rPr>
-        <w:t xml:space="preserve">        </w:t>
-      </w:r>
-      <w:proofErr w:type="spellStart"/>
-      <w:proofErr w:type="gramStart"/>
-      <w:r>
-        <w:rPr>
-          <w:rStyle w:val="HTMLCode"/>
-        </w:rPr>
-        <w:t>rahul.display</w:t>
-      </w:r>
-      <w:proofErr w:type="spellEnd"/>
-      <w:r>
-        <w:rPr>
-          <w:rStyle w:val="HTMLCode"/>
-        </w:rPr>
-        <w:t>(</w:t>
-      </w:r>
-      <w:proofErr w:type="gramEnd"/>
-      <w:r>
-        <w:rPr>
-          <w:rStyle w:val="HTMLCode"/>
-        </w:rPr>
-        <w:t>);</w:t>
-      </w:r>
-    </w:p>
-    <w:p>
-      <w:pPr>
-        <w:pStyle w:val="HTMLPreformatted"/>
-        <w:rPr>
-          <w:rStyle w:val="HTMLCode"/>
-        </w:rPr>
-      </w:pPr>
-    </w:p>
-    <w:p>
-      <w:pPr>
-        <w:pStyle w:val="HTMLPreformatted"/>
-        <w:rPr>
-          <w:rStyle w:val="HTMLCode"/>
-        </w:rPr>
-      </w:pPr>
-    </w:p>
-    <w:p>
-      <w:pPr>
-        <w:pStyle w:val="HTMLPreformatted"/>
-        <w:rPr>
-          <w:rStyle w:val="HTMLCode"/>
-        </w:rPr>
-      </w:pPr>
-      <w:r>
-        <w:rPr>
-          <w:rStyle w:val="HTMLCode"/>
-        </w:rPr>
+        <w:t xml:space="preserve">        nikhil.display();</w:t>
+      </w:r>
+    </w:p>
+    <w:p>
+      <w:pPr>
+        <w:pStyle w:val="HTMLPreformatted"/>
+        <w:rPr>
+          <w:rStyle w:val="HTMLCode"/>
+        </w:rPr>
+      </w:pPr>
+      <w:r>
+        <w:rPr>
+          <w:rStyle w:val="HTMLCode"/>
+        </w:rPr>
+        <w:t xml:space="preserve">        rahul.display();</w:t>
+      </w:r>
+    </w:p>
+    <w:p>
+      <w:pPr>
+        <w:pStyle w:val="HTMLPreformatted"/>
+        <w:rPr>
+          <w:rStyle w:val="HTMLCode"/>
+        </w:rPr>
+      </w:pPr>
+    </w:p>
+    <w:p>
+      <w:pPr>
+        <w:pStyle w:val="HTMLPreformatted"/>
+        <w:rPr>
+          <w:rStyle w:val="HTMLCode"/>
+        </w:rPr>
+      </w:pPr>
+    </w:p>
+    <w:p>
+      <w:pPr>
+        <w:pStyle w:val="HTMLPreformatted"/>
+        <w:rPr>
+          <w:rStyle w:val="HTMLCode"/>
+        </w:rPr>
+      </w:pPr>
+      <w:r>
+        <w:rPr>
+          <w:rStyle w:val="HTMLCode"/>
+        </w:rPr>
+        <w:lastRenderedPageBreak/>
         <w:t xml:space="preserve">        // -------------------------</w:t>
       </w:r>
     </w:p>
@@ -6210,21 +5111,7 @@
         <w:rPr>
           <w:rStyle w:val="HTMLCode"/>
         </w:rPr>
-        <w:t xml:space="preserve">        </w:t>
-      </w:r>
-      <w:proofErr w:type="spellStart"/>
-      <w:r>
-        <w:rPr>
-          <w:rStyle w:val="HTMLCode"/>
-        </w:rPr>
-        <w:t>rahul.address.city</w:t>
-      </w:r>
-      <w:proofErr w:type="spellEnd"/>
-      <w:r>
-        <w:rPr>
-          <w:rStyle w:val="HTMLCode"/>
-        </w:rPr>
-        <w:t xml:space="preserve"> = "Pune";</w:t>
+        <w:t xml:space="preserve">        rahul.address.city = "Pune";</w:t>
       </w:r>
     </w:p>
     <w:p>
@@ -6304,115 +5191,43 @@
         <w:rPr>
           <w:rStyle w:val="HTMLCode"/>
         </w:rPr>
-        <w:t xml:space="preserve">        </w:t>
-      </w:r>
-      <w:proofErr w:type="gramStart"/>
-      <w:r>
-        <w:rPr>
-          <w:rStyle w:val="HTMLCode"/>
-        </w:rPr>
-        <w:t>System.out.println(</w:t>
-      </w:r>
-      <w:proofErr w:type="gramEnd"/>
-      <w:r>
-        <w:rPr>
-          <w:rStyle w:val="HTMLCode"/>
-        </w:rPr>
-        <w:t>"\</w:t>
-      </w:r>
-      <w:proofErr w:type="spellStart"/>
-      <w:r>
-        <w:rPr>
-          <w:rStyle w:val="HTMLCode"/>
-        </w:rPr>
-        <w:t>nAfter</w:t>
-      </w:r>
-      <w:proofErr w:type="spellEnd"/>
-      <w:r>
-        <w:rPr>
-          <w:rStyle w:val="HTMLCode"/>
-        </w:rPr>
-        <w:t xml:space="preserve"> Rahul changes city:");</w:t>
-      </w:r>
-    </w:p>
-    <w:p>
-      <w:pPr>
-        <w:pStyle w:val="HTMLPreformatted"/>
-        <w:rPr>
-          <w:rStyle w:val="HTMLCode"/>
-        </w:rPr>
-      </w:pPr>
-    </w:p>
-    <w:p>
-      <w:pPr>
-        <w:pStyle w:val="HTMLPreformatted"/>
-        <w:rPr>
-          <w:rStyle w:val="HTMLCode"/>
-        </w:rPr>
-      </w:pPr>
-      <w:r>
-        <w:rPr>
-          <w:rStyle w:val="HTMLCode"/>
-        </w:rPr>
-        <w:t xml:space="preserve">        </w:t>
-      </w:r>
-      <w:proofErr w:type="spellStart"/>
-      <w:proofErr w:type="gramStart"/>
-      <w:r>
-        <w:rPr>
-          <w:rStyle w:val="HTMLCode"/>
-        </w:rPr>
-        <w:t>nikhil.display</w:t>
-      </w:r>
-      <w:proofErr w:type="spellEnd"/>
-      <w:r>
-        <w:rPr>
-          <w:rStyle w:val="HTMLCode"/>
-        </w:rPr>
-        <w:t>(</w:t>
-      </w:r>
-      <w:proofErr w:type="gramEnd"/>
-      <w:r>
-        <w:rPr>
-          <w:rStyle w:val="HTMLCode"/>
-        </w:rPr>
-        <w:t>);</w:t>
-      </w:r>
-    </w:p>
-    <w:p>
-      <w:pPr>
-        <w:pStyle w:val="HTMLPreformatted"/>
-        <w:rPr>
-          <w:rStyle w:val="HTMLCode"/>
-        </w:rPr>
-      </w:pPr>
-      <w:r>
-        <w:rPr>
-          <w:rStyle w:val="HTMLCode"/>
-        </w:rPr>
-        <w:t xml:space="preserve">        </w:t>
-      </w:r>
-      <w:proofErr w:type="spellStart"/>
-      <w:proofErr w:type="gramStart"/>
-      <w:r>
-        <w:rPr>
-          <w:rStyle w:val="HTMLCode"/>
-        </w:rPr>
-        <w:t>rahul.display</w:t>
-      </w:r>
-      <w:proofErr w:type="spellEnd"/>
-      <w:r>
-        <w:rPr>
-          <w:rStyle w:val="HTMLCode"/>
-        </w:rPr>
-        <w:t>(</w:t>
-      </w:r>
-      <w:proofErr w:type="gramEnd"/>
-      <w:r>
-        <w:rPr>
-          <w:rStyle w:val="HTMLCode"/>
-        </w:rPr>
-        <w:t>);</w:t>
+        <w:t xml:space="preserve">        System.out.println("\nAfter Rahul changes city:");</w:t>
+      </w:r>
+    </w:p>
+    <w:p>
+      <w:pPr>
+        <w:pStyle w:val="HTMLPreformatted"/>
+        <w:rPr>
+          <w:rStyle w:val="HTMLCode"/>
+        </w:rPr>
+      </w:pPr>
+    </w:p>
+    <w:p>
+      <w:pPr>
+        <w:pStyle w:val="HTMLPreformatted"/>
+        <w:rPr>
+          <w:rStyle w:val="HTMLCode"/>
+        </w:rPr>
+      </w:pPr>
+      <w:r>
+        <w:rPr>
+          <w:rStyle w:val="HTMLCode"/>
+        </w:rPr>
+        <w:t xml:space="preserve">        nikhil.display();</w:t>
+      </w:r>
+    </w:p>
+    <w:p>
+      <w:pPr>
+        <w:pStyle w:val="HTMLPreformatted"/>
+        <w:rPr>
+          <w:rStyle w:val="HTMLCode"/>
+        </w:rPr>
+      </w:pPr>
+      <w:r>
+        <w:rPr>
+          <w:rStyle w:val="HTMLCode"/>
+        </w:rPr>
+        <w:t xml:space="preserve">        rahul.display();</w:t>
       </w:r>
     </w:p>
     <w:p>
@@ -6565,49 +5380,21 @@
         <w:rPr>
           <w:rStyle w:val="HTMLCode"/>
         </w:rPr>
-        <w:t xml:space="preserve">Employee </w:t>
-      </w:r>
-      <w:proofErr w:type="spellStart"/>
-      <w:r>
-        <w:rPr>
-          <w:rStyle w:val="HTMLCode"/>
-        </w:rPr>
-        <w:t>rahul</w:t>
-      </w:r>
-      <w:proofErr w:type="spellEnd"/>
-      <w:r>
-        <w:rPr>
-          <w:rStyle w:val="HTMLCode"/>
-        </w:rPr>
-        <w:t xml:space="preserve"> =</w:t>
-      </w:r>
-    </w:p>
-    <w:p>
-      <w:pPr>
-        <w:pStyle w:val="HTMLPreformatted"/>
-        <w:rPr>
-          <w:rStyle w:val="HTMLCode"/>
-        </w:rPr>
-      </w:pPr>
-      <w:r>
-        <w:rPr>
-          <w:rStyle w:val="HTMLCode"/>
-        </w:rPr>
-        <w:t xml:space="preserve">        </w:t>
-      </w:r>
-      <w:proofErr w:type="gramStart"/>
-      <w:r>
-        <w:rPr>
-          <w:rStyle w:val="HTMLCode"/>
-        </w:rPr>
-        <w:t>new</w:t>
-      </w:r>
-      <w:proofErr w:type="gramEnd"/>
-      <w:r>
-        <w:rPr>
-          <w:rStyle w:val="HTMLCode"/>
-        </w:rPr>
-        <w:t xml:space="preserve"> Employee(</w:t>
+        <w:t>Employee rahul =</w:t>
+      </w:r>
+    </w:p>
+    <w:p>
+      <w:pPr>
+        <w:pStyle w:val="HTMLPreformatted"/>
+        <w:rPr>
+          <w:rStyle w:val="HTMLCode"/>
+        </w:rPr>
+      </w:pPr>
+      <w:r>
+        <w:rPr>
+          <w:rStyle w:val="HTMLCode"/>
+        </w:rPr>
+        <w:t xml:space="preserve">        new Employee(</w:t>
       </w:r>
     </w:p>
     <w:p>
@@ -6635,140 +5422,263 @@
         <w:rPr>
           <w:rStyle w:val="HTMLCode"/>
         </w:rPr>
-        <w:t xml:space="preserve">                </w:t>
-      </w:r>
-      <w:proofErr w:type="spellStart"/>
+        <w:t xml:space="preserve">                nikhil.address</w:t>
+      </w:r>
+    </w:p>
+    <w:p>
+      <w:pPr>
+        <w:pStyle w:val="HTMLPreformatted"/>
+      </w:pPr>
+      <w:r>
+        <w:rPr>
+          <w:rStyle w:val="HTMLCode"/>
+        </w:rPr>
+        <w:t xml:space="preserve">        );</w:t>
+      </w:r>
+    </w:p>
+    <w:p>
+      <w:pPr>
+        <w:pStyle w:val="NormalWeb"/>
+      </w:pPr>
+      <w:r>
+        <w:t xml:space="preserve">We created a </w:t>
+      </w:r>
+      <w:r>
+        <w:rPr>
+          <w:rStyle w:val="Strong"/>
+        </w:rPr>
+        <w:t>new Employee</w:t>
+      </w:r>
+      <w:r>
+        <w:t>:</w:t>
+      </w:r>
+    </w:p>
+    <w:p>
+      <w:pPr>
+        <w:pStyle w:val="HTMLPreformatted"/>
+        <w:rPr>
+          <w:rStyle w:val="HTMLCode"/>
+        </w:rPr>
+      </w:pPr>
+      <w:r>
+        <w:rPr>
+          <w:rStyle w:val="HTMLCode"/>
+        </w:rPr>
+        <w:lastRenderedPageBreak/>
+        <w:t>Nikhil Employee</w:t>
+      </w:r>
+    </w:p>
+    <w:p>
+      <w:pPr>
+        <w:pStyle w:val="HTMLPreformatted"/>
+        <w:rPr>
+          <w:rStyle w:val="HTMLCode"/>
+        </w:rPr>
+      </w:pPr>
+      <w:r>
+        <w:rPr>
+          <w:rStyle w:val="HTMLCode"/>
+        </w:rPr>
+        <w:t xml:space="preserve">        ↓</w:t>
+      </w:r>
+    </w:p>
+    <w:p>
+      <w:pPr>
+        <w:pStyle w:val="HTMLPreformatted"/>
+        <w:rPr>
+          <w:rStyle w:val="HTMLCode"/>
+        </w:rPr>
+      </w:pPr>
+      <w:r>
+        <w:rPr>
+          <w:rStyle w:val="HTMLCode"/>
+        </w:rPr>
+        <w:t xml:space="preserve">    Employee A</w:t>
+      </w:r>
+    </w:p>
+    <w:p>
+      <w:pPr>
+        <w:pStyle w:val="HTMLPreformatted"/>
+        <w:rPr>
+          <w:rStyle w:val="HTMLCode"/>
+        </w:rPr>
+      </w:pPr>
+    </w:p>
+    <w:p>
+      <w:pPr>
+        <w:pStyle w:val="HTMLPreformatted"/>
+        <w:rPr>
+          <w:rStyle w:val="HTMLCode"/>
+        </w:rPr>
+      </w:pPr>
+    </w:p>
+    <w:p>
+      <w:pPr>
+        <w:pStyle w:val="HTMLPreformatted"/>
+        <w:rPr>
+          <w:rStyle w:val="HTMLCode"/>
+        </w:rPr>
+      </w:pPr>
+      <w:r>
+        <w:rPr>
+          <w:rStyle w:val="HTMLCode"/>
+        </w:rPr>
+        <w:t>Rahul Employee</w:t>
+      </w:r>
+    </w:p>
+    <w:p>
+      <w:pPr>
+        <w:pStyle w:val="HTMLPreformatted"/>
+        <w:rPr>
+          <w:rStyle w:val="HTMLCode"/>
+        </w:rPr>
+      </w:pPr>
+      <w:r>
+        <w:rPr>
+          <w:rStyle w:val="HTMLCode"/>
+        </w:rPr>
+        <w:t xml:space="preserve">        ↓</w:t>
+      </w:r>
+    </w:p>
+    <w:p>
+      <w:pPr>
+        <w:pStyle w:val="HTMLPreformatted"/>
+      </w:pPr>
+      <w:r>
+        <w:rPr>
+          <w:rStyle w:val="HTMLCode"/>
+        </w:rPr>
+        <w:t xml:space="preserve">    Employee B</w:t>
+      </w:r>
+    </w:p>
+    <w:p>
+      <w:pPr>
+        <w:pStyle w:val="NormalWeb"/>
+      </w:pPr>
+      <w:r>
+        <w:t>So Employee A and Employee B are different.</w:t>
+      </w:r>
+    </w:p>
+    <w:p>
+      <w:pPr>
+        <w:pStyle w:val="NormalWeb"/>
+      </w:pPr>
+      <w:r>
+        <w:t>But:</w:t>
+      </w:r>
+    </w:p>
+    <w:p>
+      <w:pPr>
+        <w:pStyle w:val="HTMLPreformatted"/>
+      </w:pPr>
       <w:r>
         <w:rPr>
           <w:rStyle w:val="HTMLCode"/>
         </w:rPr>
         <w:t>nikhil.address</w:t>
       </w:r>
-      <w:proofErr w:type="spellEnd"/>
-    </w:p>
-    <w:p>
-      <w:pPr>
-        <w:pStyle w:val="HTMLPreformatted"/>
-      </w:pPr>
-      <w:r>
-        <w:rPr>
-          <w:rStyle w:val="HTMLCode"/>
-        </w:rPr>
-        <w:t xml:space="preserve">        );</w:t>
-      </w:r>
     </w:p>
     <w:p>
       <w:pPr>
         <w:pStyle w:val="NormalWeb"/>
       </w:pPr>
       <w:r>
-        <w:t xml:space="preserve">We created a </w:t>
+        <w:t>and</w:t>
+      </w:r>
+    </w:p>
+    <w:p>
+      <w:pPr>
+        <w:pStyle w:val="HTMLPreformatted"/>
+      </w:pPr>
+      <w:r>
+        <w:rPr>
+          <w:rStyle w:val="HTMLCode"/>
+        </w:rPr>
+        <w:t>rahul.address</w:t>
+      </w:r>
+    </w:p>
+    <w:p>
+      <w:pPr>
+        <w:pStyle w:val="NormalWeb"/>
+      </w:pPr>
+      <w:r>
+        <w:t xml:space="preserve">point to the </w:t>
       </w:r>
       <w:r>
         <w:rPr>
           <w:rStyle w:val="Strong"/>
         </w:rPr>
-        <w:t>new Employee</w:t>
-      </w:r>
-      <w:r>
-        <w:t>:</w:t>
-      </w:r>
-    </w:p>
-    <w:p>
-      <w:pPr>
-        <w:pStyle w:val="HTMLPreformatted"/>
-        <w:rPr>
-          <w:rStyle w:val="HTMLCode"/>
-        </w:rPr>
-      </w:pPr>
-      <w:r>
-        <w:rPr>
-          <w:rStyle w:val="HTMLCode"/>
-        </w:rPr>
-        <w:t>Nikhil Employee</w:t>
-      </w:r>
-    </w:p>
-    <w:p>
-      <w:pPr>
-        <w:pStyle w:val="HTMLPreformatted"/>
-        <w:rPr>
-          <w:rStyle w:val="HTMLCode"/>
-        </w:rPr>
-      </w:pPr>
-      <w:r>
-        <w:rPr>
-          <w:rStyle w:val="HTMLCode"/>
-        </w:rPr>
-        <w:t xml:space="preserve">        ↓</w:t>
-      </w:r>
-    </w:p>
-    <w:p>
-      <w:pPr>
-        <w:pStyle w:val="HTMLPreformatted"/>
-        <w:rPr>
-          <w:rStyle w:val="HTMLCode"/>
-        </w:rPr>
-      </w:pPr>
-      <w:r>
-        <w:rPr>
-          <w:rStyle w:val="HTMLCode"/>
-        </w:rPr>
-        <w:t xml:space="preserve">    Employee A</w:t>
-      </w:r>
-    </w:p>
-    <w:p>
-      <w:pPr>
-        <w:pStyle w:val="HTMLPreformatted"/>
-        <w:rPr>
-          <w:rStyle w:val="HTMLCode"/>
-        </w:rPr>
-      </w:pPr>
-    </w:p>
-    <w:p>
-      <w:pPr>
-        <w:pStyle w:val="HTMLPreformatted"/>
-        <w:rPr>
-          <w:rStyle w:val="HTMLCode"/>
-        </w:rPr>
-      </w:pPr>
-    </w:p>
-    <w:p>
-      <w:pPr>
-        <w:pStyle w:val="HTMLPreformatted"/>
-        <w:rPr>
-          <w:rStyle w:val="HTMLCode"/>
-        </w:rPr>
-      </w:pPr>
-      <w:r>
-        <w:rPr>
-          <w:rStyle w:val="HTMLCode"/>
-        </w:rPr>
-        <w:t>Rahul Employee</w:t>
-      </w:r>
-    </w:p>
-    <w:p>
-      <w:pPr>
-        <w:pStyle w:val="HTMLPreformatted"/>
-        <w:rPr>
-          <w:rStyle w:val="HTMLCode"/>
-        </w:rPr>
-      </w:pPr>
-      <w:r>
-        <w:rPr>
-          <w:rStyle w:val="HTMLCode"/>
-        </w:rPr>
-        <w:t xml:space="preserve">        ↓</w:t>
-      </w:r>
-    </w:p>
-    <w:p>
-      <w:pPr>
-        <w:pStyle w:val="HTMLPreformatted"/>
-      </w:pPr>
-      <w:r>
-        <w:rPr>
-          <w:rStyle w:val="HTMLCode"/>
-        </w:rPr>
-        <w:t xml:space="preserve">    Employee B</w:t>
+        <w:t>same Address</w:t>
+      </w:r>
+      <w:r>
+        <w:t>.</w:t>
+      </w:r>
+    </w:p>
+    <w:p>
+      <w:pPr>
+        <w:pStyle w:val="HTMLPreformatted"/>
+        <w:rPr>
+          <w:rStyle w:val="HTMLCode"/>
+        </w:rPr>
+      </w:pPr>
+      <w:r>
+        <w:rPr>
+          <w:rStyle w:val="HTMLCode"/>
+        </w:rPr>
+        <w:t xml:space="preserve">        Address Object</w:t>
+      </w:r>
+    </w:p>
+    <w:p>
+      <w:pPr>
+        <w:pStyle w:val="HTMLPreformatted"/>
+        <w:rPr>
+          <w:rStyle w:val="HTMLCode"/>
+        </w:rPr>
+      </w:pPr>
+      <w:r>
+        <w:rPr>
+          <w:rStyle w:val="HTMLCode"/>
+        </w:rPr>
+        <w:t xml:space="preserve">        city = Mumbai</w:t>
+      </w:r>
+    </w:p>
+    <w:p>
+      <w:pPr>
+        <w:pStyle w:val="HTMLPreformatted"/>
+        <w:rPr>
+          <w:rStyle w:val="HTMLCode"/>
+        </w:rPr>
+      </w:pPr>
+      <w:r>
+        <w:rPr>
+          <w:rStyle w:val="HTMLCode"/>
+        </w:rPr>
+        <w:t xml:space="preserve">             ↑    ↑</w:t>
+      </w:r>
+    </w:p>
+    <w:p>
+      <w:pPr>
+        <w:pStyle w:val="HTMLPreformatted"/>
+        <w:rPr>
+          <w:rStyle w:val="HTMLCode"/>
+        </w:rPr>
+      </w:pPr>
+      <w:r>
+        <w:rPr>
+          <w:rStyle w:val="HTMLCode"/>
+        </w:rPr>
+        <w:t xml:space="preserve">             |    |</w:t>
+      </w:r>
+    </w:p>
+    <w:p>
+      <w:pPr>
+        <w:pStyle w:val="HTMLPreformatted"/>
+      </w:pPr>
+      <w:r>
+        <w:rPr>
+          <w:rStyle w:val="HTMLCode"/>
+        </w:rPr>
+        <w:t xml:space="preserve">          Nikhil Rahul</w:t>
       </w:r>
     </w:p>
     <w:p>
@@ -6776,7 +5686,18 @@
         <w:pStyle w:val="NormalWeb"/>
       </w:pPr>
       <w:r>
-        <w:t>So Employee A and Employee B are different.</w:t>
+        <w:t>Therefore:</w:t>
+      </w:r>
+    </w:p>
+    <w:p>
+      <w:pPr>
+        <w:pStyle w:val="HTMLPreformatted"/>
+      </w:pPr>
+      <w:r>
+        <w:rPr>
+          <w:rStyle w:val="HTMLCode"/>
+        </w:rPr>
+        <w:t>rahul.address.city = "Pune";</w:t>
       </w:r>
     </w:p>
     <w:p>
@@ -6784,187 +5705,7 @@
         <w:pStyle w:val="NormalWeb"/>
       </w:pPr>
       <w:r>
-        <w:t>But:</w:t>
-      </w:r>
-    </w:p>
-    <w:p>
-      <w:pPr>
-        <w:pStyle w:val="HTMLPreformatted"/>
-      </w:pPr>
-      <w:proofErr w:type="spellStart"/>
-      <w:r>
-        <w:rPr>
-          <w:rStyle w:val="HTMLCode"/>
-        </w:rPr>
-        <w:t>nikhil.address</w:t>
-      </w:r>
-      <w:proofErr w:type="spellEnd"/>
-    </w:p>
-    <w:p>
-      <w:pPr>
-        <w:pStyle w:val="NormalWeb"/>
-      </w:pPr>
-      <w:proofErr w:type="gramStart"/>
-      <w:r>
-        <w:t>and</w:t>
-      </w:r>
-      <w:proofErr w:type="gramEnd"/>
-    </w:p>
-    <w:p>
-      <w:pPr>
-        <w:pStyle w:val="HTMLPreformatted"/>
-      </w:pPr>
-      <w:proofErr w:type="spellStart"/>
-      <w:r>
-        <w:rPr>
-          <w:rStyle w:val="HTMLCode"/>
-        </w:rPr>
-        <w:t>rahul.address</w:t>
-      </w:r>
-      <w:proofErr w:type="spellEnd"/>
-    </w:p>
-    <w:p>
-      <w:pPr>
-        <w:pStyle w:val="NormalWeb"/>
-      </w:pPr>
-      <w:proofErr w:type="gramStart"/>
-      <w:r>
-        <w:t>point</w:t>
-      </w:r>
-      <w:proofErr w:type="gramEnd"/>
-      <w:r>
-        <w:t xml:space="preserve"> to the </w:t>
-      </w:r>
-      <w:r>
-        <w:rPr>
-          <w:rStyle w:val="Strong"/>
-        </w:rPr>
-        <w:t>same Address</w:t>
-      </w:r>
-      <w:r>
-        <w:t>.</w:t>
-      </w:r>
-    </w:p>
-    <w:p>
-      <w:pPr>
-        <w:pStyle w:val="HTMLPreformatted"/>
-        <w:rPr>
-          <w:rStyle w:val="HTMLCode"/>
-        </w:rPr>
-      </w:pPr>
-      <w:r>
-        <w:rPr>
-          <w:rStyle w:val="HTMLCode"/>
-        </w:rPr>
-        <w:t xml:space="preserve">        Address Object</w:t>
-      </w:r>
-    </w:p>
-    <w:p>
-      <w:pPr>
-        <w:pStyle w:val="HTMLPreformatted"/>
-        <w:rPr>
-          <w:rStyle w:val="HTMLCode"/>
-        </w:rPr>
-      </w:pPr>
-      <w:r>
-        <w:rPr>
-          <w:rStyle w:val="HTMLCode"/>
-        </w:rPr>
-        <w:lastRenderedPageBreak/>
-        <w:t xml:space="preserve">        </w:t>
-      </w:r>
-      <w:proofErr w:type="gramStart"/>
-      <w:r>
-        <w:rPr>
-          <w:rStyle w:val="HTMLCode"/>
-        </w:rPr>
-        <w:t>city</w:t>
-      </w:r>
-      <w:proofErr w:type="gramEnd"/>
-      <w:r>
-        <w:rPr>
-          <w:rStyle w:val="HTMLCode"/>
-        </w:rPr>
-        <w:t xml:space="preserve"> = Mumbai</w:t>
-      </w:r>
-    </w:p>
-    <w:p>
-      <w:pPr>
-        <w:pStyle w:val="HTMLPreformatted"/>
-        <w:rPr>
-          <w:rStyle w:val="HTMLCode"/>
-        </w:rPr>
-      </w:pPr>
-      <w:r>
-        <w:rPr>
-          <w:rStyle w:val="HTMLCode"/>
-        </w:rPr>
-        <w:t xml:space="preserve">             ↑    ↑</w:t>
-      </w:r>
-    </w:p>
-    <w:p>
-      <w:pPr>
-        <w:pStyle w:val="HTMLPreformatted"/>
-        <w:rPr>
-          <w:rStyle w:val="HTMLCode"/>
-        </w:rPr>
-      </w:pPr>
-      <w:r>
-        <w:rPr>
-          <w:rStyle w:val="HTMLCode"/>
-        </w:rPr>
-        <w:t xml:space="preserve">             |    |</w:t>
-      </w:r>
-    </w:p>
-    <w:p>
-      <w:pPr>
-        <w:pStyle w:val="HTMLPreformatted"/>
-      </w:pPr>
-      <w:r>
-        <w:rPr>
-          <w:rStyle w:val="HTMLCode"/>
-        </w:rPr>
-        <w:t xml:space="preserve">          Nikhil Rahul</w:t>
-      </w:r>
-    </w:p>
-    <w:p>
-      <w:pPr>
-        <w:pStyle w:val="NormalWeb"/>
-      </w:pPr>
-      <w:r>
-        <w:t>Therefore:</w:t>
-      </w:r>
-    </w:p>
-    <w:p>
-      <w:pPr>
-        <w:pStyle w:val="HTMLPreformatted"/>
-      </w:pPr>
-      <w:proofErr w:type="spellStart"/>
-      <w:r>
-        <w:rPr>
-          <w:rStyle w:val="HTMLCode"/>
-        </w:rPr>
-        <w:t>rahul.address.city</w:t>
-      </w:r>
-      <w:proofErr w:type="spellEnd"/>
-      <w:r>
-        <w:rPr>
-          <w:rStyle w:val="HTMLCode"/>
-        </w:rPr>
-        <w:t xml:space="preserve"> = "Pune";</w:t>
-      </w:r>
-    </w:p>
-    <w:p>
-      <w:pPr>
-        <w:pStyle w:val="NormalWeb"/>
-      </w:pPr>
-      <w:proofErr w:type="gramStart"/>
-      <w:r>
-        <w:t>changes</w:t>
-      </w:r>
-      <w:proofErr w:type="gramEnd"/>
-      <w:r>
-        <w:t xml:space="preserve"> the </w:t>
+        <w:t xml:space="preserve">changes the </w:t>
       </w:r>
       <w:r>
         <w:rPr>
@@ -7027,49 +5768,22 @@
         <w:rPr>
           <w:rStyle w:val="HTMLCode"/>
         </w:rPr>
-        <w:t xml:space="preserve">Employee </w:t>
-      </w:r>
-      <w:proofErr w:type="spellStart"/>
-      <w:r>
-        <w:rPr>
-          <w:rStyle w:val="HTMLCode"/>
-        </w:rPr>
-        <w:t>rahul</w:t>
-      </w:r>
-      <w:proofErr w:type="spellEnd"/>
-      <w:r>
-        <w:rPr>
-          <w:rStyle w:val="HTMLCode"/>
-        </w:rPr>
-        <w:t xml:space="preserve"> =</w:t>
-      </w:r>
-    </w:p>
-    <w:p>
-      <w:pPr>
-        <w:pStyle w:val="HTMLPreformatted"/>
-        <w:rPr>
-          <w:rStyle w:val="HTMLCode"/>
-        </w:rPr>
-      </w:pPr>
-      <w:r>
-        <w:rPr>
-          <w:rStyle w:val="HTMLCode"/>
-        </w:rPr>
-        <w:t xml:space="preserve">        </w:t>
-      </w:r>
-      <w:proofErr w:type="gramStart"/>
-      <w:r>
-        <w:rPr>
-          <w:rStyle w:val="HTMLCode"/>
-        </w:rPr>
-        <w:t>new</w:t>
-      </w:r>
-      <w:proofErr w:type="gramEnd"/>
-      <w:r>
-        <w:rPr>
-          <w:rStyle w:val="HTMLCode"/>
-        </w:rPr>
-        <w:t xml:space="preserve"> Employee(</w:t>
+        <w:lastRenderedPageBreak/>
+        <w:t>Employee rahul =</w:t>
+      </w:r>
+    </w:p>
+    <w:p>
+      <w:pPr>
+        <w:pStyle w:val="HTMLPreformatted"/>
+        <w:rPr>
+          <w:rStyle w:val="HTMLCode"/>
+        </w:rPr>
+      </w:pPr>
+      <w:r>
+        <w:rPr>
+          <w:rStyle w:val="HTMLCode"/>
+        </w:rPr>
+        <w:t xml:space="preserve">        new Employee(</w:t>
       </w:r>
     </w:p>
     <w:p>
@@ -7097,35 +5811,7 @@
         <w:rPr>
           <w:rStyle w:val="HTMLCode"/>
         </w:rPr>
-        <w:t xml:space="preserve">                </w:t>
-      </w:r>
-      <w:proofErr w:type="gramStart"/>
-      <w:r>
-        <w:rPr>
-          <w:rStyle w:val="HTMLCode"/>
-        </w:rPr>
-        <w:t>new</w:t>
-      </w:r>
-      <w:proofErr w:type="gramEnd"/>
-      <w:r>
-        <w:rPr>
-          <w:rStyle w:val="HTMLCode"/>
-        </w:rPr>
-        <w:t xml:space="preserve"> Address(</w:t>
-      </w:r>
-      <w:proofErr w:type="spellStart"/>
-      <w:r>
-        <w:rPr>
-          <w:rStyle w:val="HTMLCode"/>
-        </w:rPr>
-        <w:t>nikhil.address.city</w:t>
-      </w:r>
-      <w:proofErr w:type="spellEnd"/>
-      <w:r>
-        <w:rPr>
-          <w:rStyle w:val="HTMLCode"/>
-        </w:rPr>
-        <w:t>)</w:t>
+        <w:t xml:space="preserve">                new Address(nikhil.address.city)</w:t>
       </w:r>
     </w:p>
     <w:p>
@@ -7252,19 +5938,11 @@
           <w:rStyle w:val="HTMLCode"/>
         </w:rPr>
       </w:pPr>
-      <w:proofErr w:type="gramStart"/>
-      <w:r>
-        <w:rPr>
-          <w:rStyle w:val="HTMLCode"/>
-        </w:rPr>
-        <w:t>city</w:t>
-      </w:r>
-      <w:proofErr w:type="gramEnd"/>
-      <w:r>
-        <w:rPr>
-          <w:rStyle w:val="HTMLCode"/>
-        </w:rPr>
-        <w:t xml:space="preserve"> = Mumbai</w:t>
+      <w:r>
+        <w:rPr>
+          <w:rStyle w:val="HTMLCode"/>
+        </w:rPr>
+        <w:t>city = Mumbai</w:t>
       </w:r>
     </w:p>
     <w:p>
@@ -7364,7 +6042,6 @@
         <w:rPr>
           <w:rStyle w:val="HTMLCode"/>
         </w:rPr>
-        <w:lastRenderedPageBreak/>
         <w:t xml:space="preserve">   ↓</w:t>
       </w:r>
     </w:p>
@@ -7386,19 +6063,11 @@
       <w:pPr>
         <w:pStyle w:val="HTMLPreformatted"/>
       </w:pPr>
-      <w:proofErr w:type="gramStart"/>
-      <w:r>
-        <w:rPr>
-          <w:rStyle w:val="HTMLCode"/>
-        </w:rPr>
-        <w:t>city</w:t>
-      </w:r>
-      <w:proofErr w:type="gramEnd"/>
-      <w:r>
-        <w:rPr>
-          <w:rStyle w:val="HTMLCode"/>
-        </w:rPr>
-        <w:t xml:space="preserve"> = Mumbai</w:t>
+      <w:r>
+        <w:rPr>
+          <w:rStyle w:val="HTMLCode"/>
+        </w:rPr>
+        <w:t>city = Mumbai</w:t>
       </w:r>
     </w:p>
     <w:p>
@@ -7421,32 +6090,19 @@
       <w:pPr>
         <w:pStyle w:val="HTMLPreformatted"/>
       </w:pPr>
-      <w:proofErr w:type="spellStart"/>
-      <w:r>
-        <w:rPr>
-          <w:rStyle w:val="HTMLCode"/>
-        </w:rPr>
-        <w:t>rahul.address.city</w:t>
-      </w:r>
-      <w:proofErr w:type="spellEnd"/>
-      <w:r>
-        <w:rPr>
-          <w:rStyle w:val="HTMLCode"/>
-        </w:rPr>
-        <w:t xml:space="preserve"> = "Pune";</w:t>
+      <w:r>
+        <w:rPr>
+          <w:rStyle w:val="HTMLCode"/>
+        </w:rPr>
+        <w:t>rahul.address.city = "Pune";</w:t>
       </w:r>
     </w:p>
     <w:p>
       <w:pPr>
         <w:pStyle w:val="NormalWeb"/>
       </w:pPr>
-      <w:proofErr w:type="gramStart"/>
-      <w:r>
-        <w:t>produces</w:t>
-      </w:r>
-      <w:proofErr w:type="gramEnd"/>
-      <w:r>
-        <w:t>:</w:t>
+      <w:r>
+        <w:t>produces:</w:t>
       </w:r>
     </w:p>
     <w:p>
@@ -7467,19 +6123,11 @@
       <w:pPr>
         <w:pStyle w:val="HTMLPreformatted"/>
       </w:pPr>
-      <w:proofErr w:type="gramStart"/>
-      <w:r>
-        <w:rPr>
-          <w:rStyle w:val="HTMLCode"/>
-        </w:rPr>
-        <w:t>Rahul  →</w:t>
-      </w:r>
-      <w:proofErr w:type="gramEnd"/>
-      <w:r>
-        <w:rPr>
-          <w:rStyle w:val="HTMLCode"/>
-        </w:rPr>
-        <w:t xml:space="preserve"> Pune</w:t>
+      <w:r>
+        <w:rPr>
+          <w:rStyle w:val="HTMLCode"/>
+        </w:rPr>
+        <w:t>Rahul  → Pune</w:t>
       </w:r>
     </w:p>
     <w:p>
@@ -7494,15 +6142,7 @@
         <w:pStyle w:val="Heading2"/>
       </w:pPr>
       <w:r>
-        <w:t xml:space="preserve">⭐ </w:t>
-      </w:r>
-      <w:proofErr w:type="gramStart"/>
-      <w:r>
-        <w:t>The</w:t>
-      </w:r>
-      <w:proofErr w:type="gramEnd"/>
-      <w:r>
-        <w:t xml:space="preserve"> exact difference</w:t>
+        <w:t>⭐ The exact difference</w:t>
       </w:r>
     </w:p>
     <w:p>
@@ -7520,19 +6160,12 @@
           <w:rStyle w:val="HTMLCode"/>
         </w:rPr>
       </w:pPr>
-      <w:proofErr w:type="gramStart"/>
-      <w:r>
-        <w:rPr>
-          <w:rStyle w:val="HTMLCode"/>
-        </w:rPr>
-        <w:t>new</w:t>
-      </w:r>
-      <w:proofErr w:type="gramEnd"/>
-      <w:r>
-        <w:rPr>
-          <w:rStyle w:val="HTMLCode"/>
-        </w:rPr>
-        <w:t xml:space="preserve"> Employee(</w:t>
+      <w:r>
+        <w:rPr>
+          <w:rStyle w:val="HTMLCode"/>
+        </w:rPr>
+        <w:lastRenderedPageBreak/>
+        <w:t>new Employee(</w:t>
       </w:r>
     </w:p>
     <w:p>
@@ -7560,21 +6193,7 @@
         <w:rPr>
           <w:rStyle w:val="HTMLCode"/>
         </w:rPr>
-        <w:t xml:space="preserve">    </w:t>
-      </w:r>
-      <w:proofErr w:type="spellStart"/>
-      <w:r>
-        <w:rPr>
-          <w:rStyle w:val="HTMLCode"/>
-        </w:rPr>
-        <w:t>nikhil.address</w:t>
-      </w:r>
-      <w:proofErr w:type="spellEnd"/>
-      <w:r>
-        <w:rPr>
-          <w:rStyle w:val="HTMLCode"/>
-        </w:rPr>
-        <w:t xml:space="preserve">       // SAME Address</w:t>
+        <w:t xml:space="preserve">    nikhil.address       // SAME Address</w:t>
       </w:r>
     </w:p>
     <w:p>
@@ -7614,19 +6233,11 @@
           <w:rStyle w:val="HTMLCode"/>
         </w:rPr>
       </w:pPr>
-      <w:proofErr w:type="gramStart"/>
-      <w:r>
-        <w:rPr>
-          <w:rStyle w:val="HTMLCode"/>
-        </w:rPr>
-        <w:t>new</w:t>
-      </w:r>
-      <w:proofErr w:type="gramEnd"/>
-      <w:r>
-        <w:rPr>
-          <w:rStyle w:val="HTMLCode"/>
-        </w:rPr>
-        <w:t xml:space="preserve"> Employee(</w:t>
+      <w:r>
+        <w:rPr>
+          <w:rStyle w:val="HTMLCode"/>
+        </w:rPr>
+        <w:t>new Employee(</w:t>
       </w:r>
     </w:p>
     <w:p>
@@ -7654,35 +6265,7 @@
         <w:rPr>
           <w:rStyle w:val="HTMLCode"/>
         </w:rPr>
-        <w:t xml:space="preserve">    </w:t>
-      </w:r>
-      <w:proofErr w:type="gramStart"/>
-      <w:r>
-        <w:rPr>
-          <w:rStyle w:val="HTMLCode"/>
-        </w:rPr>
-        <w:t>new</w:t>
-      </w:r>
-      <w:proofErr w:type="gramEnd"/>
-      <w:r>
-        <w:rPr>
-          <w:rStyle w:val="HTMLCode"/>
-        </w:rPr>
-        <w:t xml:space="preserve"> Address(</w:t>
-      </w:r>
-      <w:proofErr w:type="spellStart"/>
-      <w:r>
-        <w:rPr>
-          <w:rStyle w:val="HTMLCode"/>
-        </w:rPr>
-        <w:t>nikhil.address.city</w:t>
-      </w:r>
-      <w:proofErr w:type="spellEnd"/>
-      <w:r>
-        <w:rPr>
-          <w:rStyle w:val="HTMLCode"/>
-        </w:rPr>
-        <w:t>)  // NEW Address</w:t>
+        <w:t xml:space="preserve">    new Address(nikhil.address.city)  // NEW Address</w:t>
       </w:r>
     </w:p>
     <w:p>
@@ -7744,25 +6327,21 @@
       <w:pPr>
         <w:pStyle w:val="NormalWeb"/>
       </w:pPr>
-      <w:proofErr w:type="gramStart"/>
       <w:r>
         <w:rPr>
           <w:rStyle w:val="Strong"/>
         </w:rPr>
         <w:t>Shallow copy → new Employee, same Address.</w:t>
       </w:r>
-      <w:proofErr w:type="gramEnd"/>
       <w:r>
         <w:br/>
       </w:r>
-      <w:proofErr w:type="gramStart"/>
       <w:r>
         <w:rPr>
           <w:rStyle w:val="Strong"/>
         </w:rPr>
         <w:t>Deep copy → new Employee, new Address.</w:t>
       </w:r>
-      <w:proofErr w:type="gramEnd"/>
     </w:p>
     <w:p>
       <w:pPr>
@@ -7776,7 +6355,6 @@
           <w:lang w:eastAsia="en-IN"/>
         </w:rPr>
       </w:pPr>
-      <w:proofErr w:type="gramStart"/>
       <w:r>
         <w:rPr>
           <w:rFonts w:ascii="Consolas" w:eastAsia="Times New Roman" w:hAnsi="Consolas" w:cs="Times New Roman"/>
@@ -7787,41 +6365,17 @@
           <w:szCs w:val="20"/>
           <w:lang w:eastAsia="en-IN"/>
         </w:rPr>
-        <w:lastRenderedPageBreak/>
         <w:t>package</w:t>
       </w:r>
-      <w:proofErr w:type="gramEnd"/>
-      <w:r>
-        <w:rPr>
-          <w:rFonts w:ascii="Consolas" w:eastAsia="Times New Roman" w:hAnsi="Consolas" w:cs="Times New Roman"/>
-          <w:color w:val="000000"/>
-          <w:sz w:val="20"/>
-          <w:szCs w:val="20"/>
-          <w:lang w:eastAsia="en-IN"/>
-        </w:rPr>
-        <w:t xml:space="preserve"> </w:t>
-      </w:r>
-      <w:proofErr w:type="spellStart"/>
-      <w:r>
-        <w:rPr>
-          <w:rFonts w:ascii="Consolas" w:eastAsia="Times New Roman" w:hAnsi="Consolas" w:cs="Times New Roman"/>
-          <w:color w:val="000000"/>
-          <w:sz w:val="20"/>
-          <w:szCs w:val="20"/>
-          <w:lang w:eastAsia="en-IN"/>
-        </w:rPr>
-        <w:t>learning.coding.fresh</w:t>
-      </w:r>
-      <w:proofErr w:type="spellEnd"/>
-      <w:r>
-        <w:rPr>
-          <w:rFonts w:ascii="Consolas" w:eastAsia="Times New Roman" w:hAnsi="Consolas" w:cs="Times New Roman"/>
-          <w:color w:val="000000"/>
-          <w:sz w:val="20"/>
-          <w:szCs w:val="20"/>
-          <w:lang w:eastAsia="en-IN"/>
-        </w:rPr>
-        <w:t>;</w:t>
+      <w:r>
+        <w:rPr>
+          <w:rFonts w:ascii="Consolas" w:eastAsia="Times New Roman" w:hAnsi="Consolas" w:cs="Times New Roman"/>
+          <w:color w:val="000000"/>
+          <w:sz w:val="20"/>
+          <w:szCs w:val="20"/>
+          <w:lang w:eastAsia="en-IN"/>
+        </w:rPr>
+        <w:t xml:space="preserve"> learning.coding.fresh;</w:t>
       </w:r>
     </w:p>
     <w:p>
@@ -7849,7 +6403,6 @@
           <w:lang w:eastAsia="en-IN"/>
         </w:rPr>
       </w:pPr>
-      <w:proofErr w:type="gramStart"/>
       <w:r>
         <w:rPr>
           <w:rFonts w:ascii="Consolas" w:eastAsia="Times New Roman" w:hAnsi="Consolas" w:cs="Times New Roman"/>
@@ -7862,7 +6415,6 @@
         </w:rPr>
         <w:t>class</w:t>
       </w:r>
-      <w:proofErr w:type="gramEnd"/>
       <w:r>
         <w:rPr>
           <w:rFonts w:ascii="Consolas" w:eastAsia="Times New Roman" w:hAnsi="Consolas" w:cs="Times New Roman"/>
@@ -7886,8 +6438,6 @@
           <w:lang w:eastAsia="en-IN"/>
         </w:rPr>
       </w:pPr>
-      <w:bookmarkStart w:id="0" w:name="_GoBack"/>
-      <w:bookmarkEnd w:id="0"/>
     </w:p>
     <w:p>
       <w:pPr>
@@ -7965,29 +6515,7 @@
           <w:szCs w:val="20"/>
           <w:lang w:eastAsia="en-IN"/>
         </w:rPr>
-        <w:t xml:space="preserve">    </w:t>
-      </w:r>
-      <w:proofErr w:type="gramStart"/>
-      <w:r>
-        <w:rPr>
-          <w:rFonts w:ascii="Consolas" w:eastAsia="Times New Roman" w:hAnsi="Consolas" w:cs="Times New Roman"/>
-          <w:color w:val="000000"/>
-          <w:sz w:val="20"/>
-          <w:szCs w:val="20"/>
-          <w:lang w:eastAsia="en-IN"/>
-        </w:rPr>
-        <w:t>Address(</w:t>
-      </w:r>
-      <w:proofErr w:type="gramEnd"/>
-      <w:r>
-        <w:rPr>
-          <w:rFonts w:ascii="Consolas" w:eastAsia="Times New Roman" w:hAnsi="Consolas" w:cs="Times New Roman"/>
-          <w:color w:val="000000"/>
-          <w:sz w:val="20"/>
-          <w:szCs w:val="20"/>
-          <w:lang w:eastAsia="en-IN"/>
-        </w:rPr>
-        <w:t xml:space="preserve">String </w:t>
+        <w:t xml:space="preserve">    Address(String </w:t>
       </w:r>
       <w:r>
         <w:rPr>
@@ -8032,7 +6560,6 @@
         </w:rPr>
         <w:t xml:space="preserve">        </w:t>
       </w:r>
-      <w:proofErr w:type="spellStart"/>
       <w:r>
         <w:rPr>
           <w:rFonts w:ascii="Consolas" w:eastAsia="Times New Roman" w:hAnsi="Consolas" w:cs="Times New Roman"/>
@@ -8065,7 +6592,6 @@
         </w:rPr>
         <w:t>city</w:t>
       </w:r>
-      <w:proofErr w:type="spellEnd"/>
       <w:r>
         <w:rPr>
           <w:rFonts w:ascii="Consolas" w:eastAsia="Times New Roman" w:hAnsi="Consolas" w:cs="Times New Roman"/>
@@ -8168,7 +6694,6 @@
           <w:lang w:eastAsia="en-IN"/>
         </w:rPr>
       </w:pPr>
-      <w:proofErr w:type="gramStart"/>
       <w:r>
         <w:rPr>
           <w:rFonts w:ascii="Consolas" w:eastAsia="Times New Roman" w:hAnsi="Consolas" w:cs="Times New Roman"/>
@@ -8181,7 +6706,6 @@
         </w:rPr>
         <w:t>class</w:t>
       </w:r>
-      <w:proofErr w:type="gramEnd"/>
       <w:r>
         <w:rPr>
           <w:rFonts w:ascii="Consolas" w:eastAsia="Times New Roman" w:hAnsi="Consolas" w:cs="Times New Roman"/>
@@ -8271,7 +6795,6 @@
         </w:rPr>
         <w:t xml:space="preserve">    Address </w:t>
       </w:r>
-      <w:proofErr w:type="spellStart"/>
       <w:r>
         <w:rPr>
           <w:rFonts w:ascii="Consolas" w:eastAsia="Times New Roman" w:hAnsi="Consolas" w:cs="Times New Roman"/>
@@ -8282,7 +6805,6 @@
         </w:rPr>
         <w:t>address</w:t>
       </w:r>
-      <w:proofErr w:type="spellEnd"/>
       <w:r>
         <w:rPr>
           <w:rFonts w:ascii="Consolas" w:eastAsia="Times New Roman" w:hAnsi="Consolas" w:cs="Times New Roman"/>
@@ -8327,29 +6849,7 @@
           <w:szCs w:val="20"/>
           <w:lang w:eastAsia="en-IN"/>
         </w:rPr>
-        <w:t xml:space="preserve">    </w:t>
-      </w:r>
-      <w:proofErr w:type="gramStart"/>
-      <w:r>
-        <w:rPr>
-          <w:rFonts w:ascii="Consolas" w:eastAsia="Times New Roman" w:hAnsi="Consolas" w:cs="Times New Roman"/>
-          <w:color w:val="000000"/>
-          <w:sz w:val="20"/>
-          <w:szCs w:val="20"/>
-          <w:lang w:eastAsia="en-IN"/>
-        </w:rPr>
-        <w:t>Employee2(</w:t>
-      </w:r>
-      <w:proofErr w:type="gramEnd"/>
-      <w:r>
-        <w:rPr>
-          <w:rFonts w:ascii="Consolas" w:eastAsia="Times New Roman" w:hAnsi="Consolas" w:cs="Times New Roman"/>
-          <w:color w:val="000000"/>
-          <w:sz w:val="20"/>
-          <w:szCs w:val="20"/>
-          <w:lang w:eastAsia="en-IN"/>
-        </w:rPr>
-        <w:t xml:space="preserve">String </w:t>
+        <w:t xml:space="preserve">    Employee2(String </w:t>
       </w:r>
       <w:r>
         <w:rPr>
@@ -8512,7 +7012,6 @@
         </w:rPr>
         <w:t xml:space="preserve">        </w:t>
       </w:r>
-      <w:proofErr w:type="spellStart"/>
       <w:r>
         <w:rPr>
           <w:rFonts w:ascii="Consolas" w:eastAsia="Times New Roman" w:hAnsi="Consolas" w:cs="Times New Roman"/>
@@ -8545,7 +7044,6 @@
         </w:rPr>
         <w:t>address</w:t>
       </w:r>
-      <w:proofErr w:type="spellEnd"/>
       <w:r>
         <w:rPr>
           <w:rFonts w:ascii="Consolas" w:eastAsia="Times New Roman" w:hAnsi="Consolas" w:cs="Times New Roman"/>
@@ -8635,7 +7133,6 @@
         </w:rPr>
         <w:t xml:space="preserve">    </w:t>
       </w:r>
-      <w:proofErr w:type="gramStart"/>
       <w:r>
         <w:rPr>
           <w:rFonts w:ascii="Consolas" w:eastAsia="Times New Roman" w:hAnsi="Consolas" w:cs="Times New Roman"/>
@@ -8648,7 +7145,6 @@
         </w:rPr>
         <w:t>void</w:t>
       </w:r>
-      <w:proofErr w:type="gramEnd"/>
       <w:r>
         <w:rPr>
           <w:rFonts w:ascii="Consolas" w:eastAsia="Times New Roman" w:hAnsi="Consolas" w:cs="Times New Roman"/>
@@ -8693,18 +7189,7 @@
           <w:szCs w:val="20"/>
           <w:lang w:eastAsia="en-IN"/>
         </w:rPr>
-        <w:t xml:space="preserve">        </w:t>
-      </w:r>
-      <w:proofErr w:type="gramStart"/>
-      <w:r>
-        <w:rPr>
-          <w:rFonts w:ascii="Consolas" w:eastAsia="Times New Roman" w:hAnsi="Consolas" w:cs="Times New Roman"/>
-          <w:color w:val="000000"/>
-          <w:sz w:val="20"/>
-          <w:szCs w:val="20"/>
-          <w:lang w:eastAsia="en-IN"/>
-        </w:rPr>
-        <w:t>System.</w:t>
+        <w:t xml:space="preserve">        System.</w:t>
       </w:r>
       <w:r>
         <w:rPr>
@@ -8730,7 +7215,6 @@
         </w:rPr>
         <w:t>.println(</w:t>
       </w:r>
-      <w:proofErr w:type="gramEnd"/>
     </w:p>
     <w:p>
       <w:pPr>
@@ -8762,9 +7246,61 @@
           <w:szCs w:val="20"/>
           <w:lang w:eastAsia="en-IN"/>
         </w:rPr>
-        <w:t>"Name</w:t>
-      </w:r>
-      <w:proofErr w:type="gramStart"/>
+        <w:t>"Name: "</w:t>
+      </w:r>
+      <w:r>
+        <w:rPr>
+          <w:rFonts w:ascii="Consolas" w:eastAsia="Times New Roman" w:hAnsi="Consolas" w:cs="Times New Roman"/>
+          <w:color w:val="000000"/>
+          <w:sz w:val="20"/>
+          <w:szCs w:val="20"/>
+          <w:lang w:eastAsia="en-IN"/>
+        </w:rPr>
+        <w:t xml:space="preserve"> + </w:t>
+      </w:r>
+      <w:r>
+        <w:rPr>
+          <w:rFonts w:ascii="Consolas" w:eastAsia="Times New Roman" w:hAnsi="Consolas" w:cs="Times New Roman"/>
+          <w:color w:val="0000C0"/>
+          <w:sz w:val="20"/>
+          <w:szCs w:val="20"/>
+          <w:lang w:eastAsia="en-IN"/>
+        </w:rPr>
+        <w:t>name</w:t>
+      </w:r>
+      <w:r>
+        <w:rPr>
+          <w:rFonts w:ascii="Consolas" w:eastAsia="Times New Roman" w:hAnsi="Consolas" w:cs="Times New Roman"/>
+          <w:color w:val="000000"/>
+          <w:sz w:val="20"/>
+          <w:szCs w:val="20"/>
+          <w:lang w:eastAsia="en-IN"/>
+        </w:rPr>
+        <w:t xml:space="preserve"> +</w:t>
+      </w:r>
+    </w:p>
+    <w:p>
+      <w:pPr>
+        <w:shd w:val="clear" w:color="auto" w:fill="DDD9C3" w:themeFill="background2" w:themeFillShade="E6"/>
+        <w:spacing w:after="0" w:line="240" w:lineRule="auto"/>
+        <w:rPr>
+          <w:rFonts w:ascii="Consolas" w:eastAsia="Times New Roman" w:hAnsi="Consolas" w:cs="Times New Roman"/>
+          <w:color w:val="000000"/>
+          <w:sz w:val="20"/>
+          <w:szCs w:val="20"/>
+          <w:lang w:eastAsia="en-IN"/>
+        </w:rPr>
+      </w:pPr>
+      <w:r>
+        <w:rPr>
+          <w:rFonts w:ascii="Consolas" w:eastAsia="Times New Roman" w:hAnsi="Consolas" w:cs="Times New Roman"/>
+          <w:color w:val="000000"/>
+          <w:sz w:val="20"/>
+          <w:szCs w:val="20"/>
+          <w:lang w:eastAsia="en-IN"/>
+        </w:rPr>
+        <w:t xml:space="preserve">                </w:t>
+      </w:r>
       <w:r>
         <w:rPr>
           <w:rFonts w:ascii="Consolas" w:eastAsia="Times New Roman" w:hAnsi="Consolas" w:cs="Times New Roman"/>
@@ -8773,9 +7309,8 @@
           <w:szCs w:val="20"/>
           <w:lang w:eastAsia="en-IN"/>
         </w:rPr>
-        <w:t>: "</w:t>
-      </w:r>
-      <w:proofErr w:type="gramEnd"/>
+        <w:t>", City: "</w:t>
+      </w:r>
       <w:r>
         <w:rPr>
           <w:rFonts w:ascii="Consolas" w:eastAsia="Times New Roman" w:hAnsi="Consolas" w:cs="Times New Roman"/>
@@ -8794,17 +7329,27 @@
           <w:szCs w:val="20"/>
           <w:lang w:eastAsia="en-IN"/>
         </w:rPr>
-        <w:t>name</w:t>
-      </w:r>
-      <w:r>
-        <w:rPr>
-          <w:rFonts w:ascii="Consolas" w:eastAsia="Times New Roman" w:hAnsi="Consolas" w:cs="Times New Roman"/>
-          <w:color w:val="000000"/>
-          <w:sz w:val="20"/>
-          <w:szCs w:val="20"/>
-          <w:lang w:eastAsia="en-IN"/>
-        </w:rPr>
-        <w:t xml:space="preserve"> +</w:t>
+        <w:t>address</w:t>
+      </w:r>
+      <w:r>
+        <w:rPr>
+          <w:rFonts w:ascii="Consolas" w:eastAsia="Times New Roman" w:hAnsi="Consolas" w:cs="Times New Roman"/>
+          <w:color w:val="000000"/>
+          <w:sz w:val="20"/>
+          <w:szCs w:val="20"/>
+          <w:lang w:eastAsia="en-IN"/>
+        </w:rPr>
+        <w:t>.</w:t>
+      </w:r>
+      <w:r>
+        <w:rPr>
+          <w:rFonts w:ascii="Consolas" w:eastAsia="Times New Roman" w:hAnsi="Consolas" w:cs="Times New Roman"/>
+          <w:color w:val="0000C0"/>
+          <w:sz w:val="20"/>
+          <w:szCs w:val="20"/>
+          <w:lang w:eastAsia="en-IN"/>
+        </w:rPr>
+        <w:t>city</w:t>
       </w:r>
     </w:p>
     <w:p>
@@ -8827,82 +7372,8 @@
           <w:szCs w:val="20"/>
           <w:lang w:eastAsia="en-IN"/>
         </w:rPr>
-        <w:t xml:space="preserve">                </w:t>
-      </w:r>
-      <w:r>
-        <w:rPr>
-          <w:rFonts w:ascii="Consolas" w:eastAsia="Times New Roman" w:hAnsi="Consolas" w:cs="Times New Roman"/>
-          <w:color w:val="2A00FF"/>
-          <w:sz w:val="20"/>
-          <w:szCs w:val="20"/>
-          <w:lang w:eastAsia="en-IN"/>
-        </w:rPr>
-        <w:t xml:space="preserve">", City: </w:t>
-      </w:r>
-      <w:proofErr w:type="gramStart"/>
-      <w:r>
-        <w:rPr>
-          <w:rFonts w:ascii="Consolas" w:eastAsia="Times New Roman" w:hAnsi="Consolas" w:cs="Times New Roman"/>
-          <w:color w:val="2A00FF"/>
-          <w:sz w:val="20"/>
-          <w:szCs w:val="20"/>
-          <w:lang w:eastAsia="en-IN"/>
-        </w:rPr>
-        <w:t>"</w:t>
-      </w:r>
-      <w:r>
-        <w:rPr>
-          <w:rFonts w:ascii="Consolas" w:eastAsia="Times New Roman" w:hAnsi="Consolas" w:cs="Times New Roman"/>
-          <w:color w:val="000000"/>
-          <w:sz w:val="20"/>
-          <w:szCs w:val="20"/>
-          <w:lang w:eastAsia="en-IN"/>
-        </w:rPr>
-        <w:t xml:space="preserve"> +</w:t>
-      </w:r>
-      <w:proofErr w:type="gramEnd"/>
-      <w:r>
-        <w:rPr>
-          <w:rFonts w:ascii="Consolas" w:eastAsia="Times New Roman" w:hAnsi="Consolas" w:cs="Times New Roman"/>
-          <w:color w:val="000000"/>
-          <w:sz w:val="20"/>
-          <w:szCs w:val="20"/>
-          <w:lang w:eastAsia="en-IN"/>
-        </w:rPr>
-        <w:t xml:space="preserve"> </w:t>
-      </w:r>
-      <w:proofErr w:type="spellStart"/>
-      <w:r>
-        <w:rPr>
-          <w:rFonts w:ascii="Consolas" w:eastAsia="Times New Roman" w:hAnsi="Consolas" w:cs="Times New Roman"/>
-          <w:color w:val="0000C0"/>
-          <w:sz w:val="20"/>
-          <w:szCs w:val="20"/>
-          <w:lang w:eastAsia="en-IN"/>
-        </w:rPr>
-        <w:t>address</w:t>
-      </w:r>
-      <w:r>
-        <w:rPr>
-          <w:rFonts w:ascii="Consolas" w:eastAsia="Times New Roman" w:hAnsi="Consolas" w:cs="Times New Roman"/>
-          <w:color w:val="000000"/>
-          <w:sz w:val="20"/>
-          <w:szCs w:val="20"/>
-          <w:lang w:eastAsia="en-IN"/>
-        </w:rPr>
-        <w:t>.</w:t>
-      </w:r>
-      <w:r>
-        <w:rPr>
-          <w:rFonts w:ascii="Consolas" w:eastAsia="Times New Roman" w:hAnsi="Consolas" w:cs="Times New Roman"/>
-          <w:color w:val="0000C0"/>
-          <w:sz w:val="20"/>
-          <w:szCs w:val="20"/>
-          <w:lang w:eastAsia="en-IN"/>
-        </w:rPr>
-        <w:t>city</w:t>
-      </w:r>
-      <w:proofErr w:type="spellEnd"/>
+        <w:t xml:space="preserve">        );</w:t>
+      </w:r>
     </w:p>
     <w:p>
       <w:pPr>
@@ -8924,7 +7395,7 @@
           <w:szCs w:val="20"/>
           <w:lang w:eastAsia="en-IN"/>
         </w:rPr>
-        <w:t xml:space="preserve">        );</w:t>
+        <w:t xml:space="preserve">    }</w:t>
       </w:r>
     </w:p>
     <w:p>
@@ -8947,7 +7418,7 @@
           <w:szCs w:val="20"/>
           <w:lang w:eastAsia="en-IN"/>
         </w:rPr>
-        <w:t xml:space="preserve">    }</w:t>
+        <w:t>}</w:t>
       </w:r>
     </w:p>
     <w:p>
@@ -8962,30 +7433,6 @@
           <w:lang w:eastAsia="en-IN"/>
         </w:rPr>
       </w:pPr>
-      <w:r>
-        <w:rPr>
-          <w:rFonts w:ascii="Consolas" w:eastAsia="Times New Roman" w:hAnsi="Consolas" w:cs="Times New Roman"/>
-          <w:color w:val="000000"/>
-          <w:sz w:val="20"/>
-          <w:szCs w:val="20"/>
-          <w:lang w:eastAsia="en-IN"/>
-        </w:rPr>
-        <w:t>}</w:t>
-      </w:r>
-    </w:p>
-    <w:p>
-      <w:pPr>
-        <w:shd w:val="clear" w:color="auto" w:fill="DDD9C3" w:themeFill="background2" w:themeFillShade="E6"/>
-        <w:spacing w:after="0" w:line="240" w:lineRule="auto"/>
-        <w:rPr>
-          <w:rFonts w:ascii="Consolas" w:eastAsia="Times New Roman" w:hAnsi="Consolas" w:cs="Times New Roman"/>
-          <w:color w:val="000000"/>
-          <w:sz w:val="20"/>
-          <w:szCs w:val="20"/>
-          <w:lang w:eastAsia="en-IN"/>
-        </w:rPr>
-      </w:pPr>
-      <w:proofErr w:type="gramStart"/>
       <w:r>
         <w:rPr>
           <w:rFonts w:ascii="Consolas" w:eastAsia="Times New Roman" w:hAnsi="Consolas" w:cs="Times New Roman"/>
@@ -8998,7 +7445,6 @@
         </w:rPr>
         <w:t>public</w:t>
       </w:r>
-      <w:proofErr w:type="gramEnd"/>
       <w:r>
         <w:rPr>
           <w:rFonts w:ascii="Consolas" w:eastAsia="Times New Roman" w:hAnsi="Consolas" w:cs="Times New Roman"/>
@@ -9029,29 +7475,7 @@
           <w:szCs w:val="20"/>
           <w:lang w:eastAsia="en-IN"/>
         </w:rPr>
-        <w:t xml:space="preserve"> </w:t>
-      </w:r>
-      <w:proofErr w:type="spellStart"/>
-      <w:r>
-        <w:rPr>
-          <w:rFonts w:ascii="Consolas" w:eastAsia="Times New Roman" w:hAnsi="Consolas" w:cs="Times New Roman"/>
-          <w:color w:val="000000"/>
-          <w:sz w:val="20"/>
-          <w:szCs w:val="20"/>
-          <w:lang w:eastAsia="en-IN"/>
-        </w:rPr>
-        <w:t>ShallowDeepCopy</w:t>
-      </w:r>
-      <w:proofErr w:type="spellEnd"/>
-      <w:r>
-        <w:rPr>
-          <w:rFonts w:ascii="Consolas" w:eastAsia="Times New Roman" w:hAnsi="Consolas" w:cs="Times New Roman"/>
-          <w:color w:val="000000"/>
-          <w:sz w:val="20"/>
-          <w:szCs w:val="20"/>
-          <w:lang w:eastAsia="en-IN"/>
-        </w:rPr>
-        <w:t xml:space="preserve"> {</w:t>
+        <w:t xml:space="preserve"> ShallowDeepCopy {</w:t>
       </w:r>
     </w:p>
     <w:p>
@@ -9090,7 +7514,6 @@
         <w:tab/>
         <w:t xml:space="preserve"> </w:t>
       </w:r>
-      <w:proofErr w:type="gramStart"/>
       <w:r>
         <w:rPr>
           <w:rFonts w:ascii="Consolas" w:eastAsia="Times New Roman" w:hAnsi="Consolas" w:cs="Times New Roman"/>
@@ -9103,7 +7526,6 @@
         </w:rPr>
         <w:t>public</w:t>
       </w:r>
-      <w:proofErr w:type="gramEnd"/>
       <w:r>
         <w:rPr>
           <w:rFonts w:ascii="Consolas" w:eastAsia="Times New Roman" w:hAnsi="Consolas" w:cs="Times New Roman"/>
@@ -9244,18 +7666,7 @@
           <w:lang w:eastAsia="en-IN"/>
         </w:rPr>
         <w:tab/>
-        <w:t xml:space="preserve"> </w:t>
-      </w:r>
-      <w:proofErr w:type="gramStart"/>
-      <w:r>
-        <w:rPr>
-          <w:rFonts w:ascii="Consolas" w:eastAsia="Times New Roman" w:hAnsi="Consolas" w:cs="Times New Roman"/>
-          <w:color w:val="000000"/>
-          <w:sz w:val="20"/>
-          <w:szCs w:val="20"/>
-          <w:lang w:eastAsia="en-IN"/>
-        </w:rPr>
-        <w:t>System.</w:t>
+        <w:t xml:space="preserve"> System.</w:t>
       </w:r>
       <w:r>
         <w:rPr>
@@ -9281,7 +7692,6 @@
         </w:rPr>
         <w:t>.println(</w:t>
       </w:r>
-      <w:proofErr w:type="gramEnd"/>
       <w:r>
         <w:rPr>
           <w:rFonts w:ascii="Consolas" w:eastAsia="Times New Roman" w:hAnsi="Consolas" w:cs="Times New Roman"/>
@@ -9290,29 +7700,7 @@
           <w:szCs w:val="20"/>
           <w:lang w:eastAsia="en-IN"/>
         </w:rPr>
-        <w:t>"\</w:t>
-      </w:r>
-      <w:proofErr w:type="spellStart"/>
-      <w:r>
-        <w:rPr>
-          <w:rFonts w:ascii="Consolas" w:eastAsia="Times New Roman" w:hAnsi="Consolas" w:cs="Times New Roman"/>
-          <w:color w:val="2A00FF"/>
-          <w:sz w:val="20"/>
-          <w:szCs w:val="20"/>
-          <w:lang w:eastAsia="en-IN"/>
-        </w:rPr>
-        <w:t>nShallow</w:t>
-      </w:r>
-      <w:proofErr w:type="spellEnd"/>
-      <w:r>
-        <w:rPr>
-          <w:rFonts w:ascii="Consolas" w:eastAsia="Times New Roman" w:hAnsi="Consolas" w:cs="Times New Roman"/>
-          <w:color w:val="2A00FF"/>
-          <w:sz w:val="20"/>
-          <w:szCs w:val="20"/>
-          <w:lang w:eastAsia="en-IN"/>
-        </w:rPr>
-        <w:t xml:space="preserve"> Copy:"</w:t>
+        <w:t>"\nShallow Copy:"</w:t>
       </w:r>
       <w:r>
         <w:rPr>
@@ -9487,7 +7875,6 @@
         <w:tab/>
         <w:t xml:space="preserve">        Address </w:t>
       </w:r>
-      <w:proofErr w:type="spellStart"/>
       <w:r>
         <w:rPr>
           <w:rFonts w:ascii="Consolas" w:eastAsia="Times New Roman" w:hAnsi="Consolas" w:cs="Times New Roman"/>
@@ -9498,7 +7885,6 @@
         </w:rPr>
         <w:t>nikhilAddress</w:t>
       </w:r>
-      <w:proofErr w:type="spellEnd"/>
       <w:r>
         <w:rPr>
           <w:rFonts w:ascii="Consolas" w:eastAsia="Times New Roman" w:hAnsi="Consolas" w:cs="Times New Roman"/>
@@ -9533,7 +7919,6 @@
         <w:tab/>
         <w:t xml:space="preserve">                </w:t>
       </w:r>
-      <w:proofErr w:type="gramStart"/>
       <w:r>
         <w:rPr>
           <w:rFonts w:ascii="Consolas" w:eastAsia="Times New Roman" w:hAnsi="Consolas" w:cs="Times New Roman"/>
@@ -9546,7 +7931,6 @@
         </w:rPr>
         <w:t>new</w:t>
       </w:r>
-      <w:proofErr w:type="gramEnd"/>
       <w:r>
         <w:rPr>
           <w:rFonts w:ascii="Consolas" w:eastAsia="Times New Roman" w:hAnsi="Consolas" w:cs="Times New Roman"/>
@@ -9614,7 +7998,6 @@
         <w:tab/>
         <w:t xml:space="preserve">        Employee2 </w:t>
       </w:r>
-      <w:proofErr w:type="spellStart"/>
       <w:r>
         <w:rPr>
           <w:rFonts w:ascii="Consolas" w:eastAsia="Times New Roman" w:hAnsi="Consolas" w:cs="Times New Roman"/>
@@ -9625,7 +8008,6 @@
         </w:rPr>
         <w:t>nikhil</w:t>
       </w:r>
-      <w:proofErr w:type="spellEnd"/>
       <w:r>
         <w:rPr>
           <w:rFonts w:ascii="Consolas" w:eastAsia="Times New Roman" w:hAnsi="Consolas" w:cs="Times New Roman"/>
@@ -9660,7 +8042,6 @@
         <w:tab/>
         <w:t xml:space="preserve">                </w:t>
       </w:r>
-      <w:proofErr w:type="gramStart"/>
       <w:r>
         <w:rPr>
           <w:rFonts w:ascii="Consolas" w:eastAsia="Times New Roman" w:hAnsi="Consolas" w:cs="Times New Roman"/>
@@ -9673,7 +8054,6 @@
         </w:rPr>
         <w:t>new</w:t>
       </w:r>
-      <w:proofErr w:type="gramEnd"/>
       <w:r>
         <w:rPr>
           <w:rFonts w:ascii="Consolas" w:eastAsia="Times New Roman" w:hAnsi="Consolas" w:cs="Times New Roman"/>
@@ -9749,12 +8129,9 @@
           <w:szCs w:val="20"/>
           <w:lang w:eastAsia="en-IN"/>
         </w:rPr>
-        <w:lastRenderedPageBreak/>
         <w:tab/>
         <w:t xml:space="preserve">                        </w:t>
       </w:r>
-      <w:proofErr w:type="spellStart"/>
-      <w:proofErr w:type="gramStart"/>
       <w:r>
         <w:rPr>
           <w:rFonts w:ascii="Consolas" w:eastAsia="Times New Roman" w:hAnsi="Consolas" w:cs="Times New Roman"/>
@@ -9765,8 +8142,6 @@
         </w:rPr>
         <w:t>nikhilAddress</w:t>
       </w:r>
-      <w:proofErr w:type="spellEnd"/>
-      <w:proofErr w:type="gramEnd"/>
     </w:p>
     <w:p>
       <w:pPr>
@@ -10001,7 +8376,6 @@
         <w:tab/>
         <w:t xml:space="preserve">        Employee2 </w:t>
       </w:r>
-      <w:proofErr w:type="spellStart"/>
       <w:r>
         <w:rPr>
           <w:rFonts w:ascii="Consolas" w:eastAsia="Times New Roman" w:hAnsi="Consolas" w:cs="Times New Roman"/>
@@ -10012,7 +8386,6 @@
         </w:rPr>
         <w:t>rahul</w:t>
       </w:r>
-      <w:proofErr w:type="spellEnd"/>
       <w:r>
         <w:rPr>
           <w:rFonts w:ascii="Consolas" w:eastAsia="Times New Roman" w:hAnsi="Consolas" w:cs="Times New Roman"/>
@@ -10047,7 +8420,6 @@
         <w:tab/>
         <w:t xml:space="preserve">                </w:t>
       </w:r>
-      <w:proofErr w:type="gramStart"/>
       <w:r>
         <w:rPr>
           <w:rFonts w:ascii="Consolas" w:eastAsia="Times New Roman" w:hAnsi="Consolas" w:cs="Times New Roman"/>
@@ -10060,7 +8432,6 @@
         </w:rPr>
         <w:t>new</w:t>
       </w:r>
-      <w:proofErr w:type="gramEnd"/>
       <w:r>
         <w:rPr>
           <w:rFonts w:ascii="Consolas" w:eastAsia="Times New Roman" w:hAnsi="Consolas" w:cs="Times New Roman"/>
@@ -10159,7 +8530,6 @@
         <w:tab/>
         <w:t xml:space="preserve">                        </w:t>
       </w:r>
-      <w:proofErr w:type="spellStart"/>
       <w:r>
         <w:rPr>
           <w:rFonts w:ascii="Consolas" w:eastAsia="Times New Roman" w:hAnsi="Consolas" w:cs="Times New Roman"/>
@@ -10190,7 +8560,6 @@
         </w:rPr>
         <w:t>address</w:t>
       </w:r>
-      <w:proofErr w:type="spellEnd"/>
     </w:p>
     <w:p>
       <w:pPr>
@@ -10380,8 +8749,6 @@
         <w:tab/>
         <w:t xml:space="preserve">        </w:t>
       </w:r>
-      <w:proofErr w:type="spellStart"/>
-      <w:proofErr w:type="gramStart"/>
       <w:r>
         <w:rPr>
           <w:rFonts w:ascii="Consolas" w:eastAsia="Times New Roman" w:hAnsi="Consolas" w:cs="Times New Roman"/>
@@ -10400,29 +8767,7 @@
           <w:szCs w:val="20"/>
           <w:lang w:eastAsia="en-IN"/>
         </w:rPr>
-        <w:t>.display</w:t>
-      </w:r>
-      <w:proofErr w:type="spellEnd"/>
-      <w:r>
-        <w:rPr>
-          <w:rFonts w:ascii="Consolas" w:eastAsia="Times New Roman" w:hAnsi="Consolas" w:cs="Times New Roman"/>
-          <w:color w:val="000000"/>
-          <w:sz w:val="20"/>
-          <w:szCs w:val="20"/>
-          <w:lang w:eastAsia="en-IN"/>
-        </w:rPr>
-        <w:t>(</w:t>
-      </w:r>
-      <w:proofErr w:type="gramEnd"/>
-      <w:r>
-        <w:rPr>
-          <w:rFonts w:ascii="Consolas" w:eastAsia="Times New Roman" w:hAnsi="Consolas" w:cs="Times New Roman"/>
-          <w:color w:val="000000"/>
-          <w:sz w:val="20"/>
-          <w:szCs w:val="20"/>
-          <w:lang w:eastAsia="en-IN"/>
-        </w:rPr>
-        <w:t>);</w:t>
+        <w:t>.display();</w:t>
       </w:r>
     </w:p>
     <w:p>
@@ -10448,8 +8793,6 @@
         <w:tab/>
         <w:t xml:space="preserve">        </w:t>
       </w:r>
-      <w:proofErr w:type="spellStart"/>
-      <w:proofErr w:type="gramStart"/>
       <w:r>
         <w:rPr>
           <w:rFonts w:ascii="Consolas" w:eastAsia="Times New Roman" w:hAnsi="Consolas" w:cs="Times New Roman"/>
@@ -10468,29 +8811,7 @@
           <w:szCs w:val="20"/>
           <w:lang w:eastAsia="en-IN"/>
         </w:rPr>
-        <w:t>.display</w:t>
-      </w:r>
-      <w:proofErr w:type="spellEnd"/>
-      <w:r>
-        <w:rPr>
-          <w:rFonts w:ascii="Consolas" w:eastAsia="Times New Roman" w:hAnsi="Consolas" w:cs="Times New Roman"/>
-          <w:color w:val="000000"/>
-          <w:sz w:val="20"/>
-          <w:szCs w:val="20"/>
-          <w:lang w:eastAsia="en-IN"/>
-        </w:rPr>
-        <w:t>(</w:t>
-      </w:r>
-      <w:proofErr w:type="gramEnd"/>
-      <w:r>
-        <w:rPr>
-          <w:rFonts w:ascii="Consolas" w:eastAsia="Times New Roman" w:hAnsi="Consolas" w:cs="Times New Roman"/>
-          <w:color w:val="000000"/>
-          <w:sz w:val="20"/>
-          <w:szCs w:val="20"/>
-          <w:lang w:eastAsia="en-IN"/>
-        </w:rPr>
-        <w:t>);</w:t>
+        <w:t>.display();</w:t>
       </w:r>
     </w:p>
     <w:p>
@@ -10678,7 +8999,6 @@
         <w:tab/>
         <w:t xml:space="preserve">        </w:t>
       </w:r>
-      <w:proofErr w:type="spellStart"/>
       <w:r>
         <w:rPr>
           <w:rFonts w:ascii="Consolas" w:eastAsia="Times New Roman" w:hAnsi="Consolas" w:cs="Times New Roman"/>
@@ -10729,7 +9049,6 @@
         </w:rPr>
         <w:t>city</w:t>
       </w:r>
-      <w:proofErr w:type="spellEnd"/>
       <w:r>
         <w:rPr>
           <w:rFonts w:ascii="Consolas" w:eastAsia="Times New Roman" w:hAnsi="Consolas" w:cs="Times New Roman"/>
@@ -11007,18 +9326,7 @@
           <w:lang w:eastAsia="en-IN"/>
         </w:rPr>
         <w:tab/>
-        <w:t xml:space="preserve">        </w:t>
-      </w:r>
-      <w:proofErr w:type="gramStart"/>
-      <w:r>
-        <w:rPr>
-          <w:rFonts w:ascii="Consolas" w:eastAsia="Times New Roman" w:hAnsi="Consolas" w:cs="Times New Roman"/>
-          <w:color w:val="000000"/>
-          <w:sz w:val="20"/>
-          <w:szCs w:val="20"/>
-          <w:lang w:eastAsia="en-IN"/>
-        </w:rPr>
-        <w:t>System.</w:t>
+        <w:t xml:space="preserve">        System.</w:t>
       </w:r>
       <w:r>
         <w:rPr>
@@ -11044,7 +9352,6 @@
         </w:rPr>
         <w:t>.println(</w:t>
       </w:r>
-      <w:proofErr w:type="gramEnd"/>
       <w:r>
         <w:rPr>
           <w:rFonts w:ascii="Consolas" w:eastAsia="Times New Roman" w:hAnsi="Consolas" w:cs="Times New Roman"/>
@@ -11053,29 +9360,7 @@
           <w:szCs w:val="20"/>
           <w:lang w:eastAsia="en-IN"/>
         </w:rPr>
-        <w:t>"\</w:t>
-      </w:r>
-      <w:proofErr w:type="spellStart"/>
-      <w:r>
-        <w:rPr>
-          <w:rFonts w:ascii="Consolas" w:eastAsia="Times New Roman" w:hAnsi="Consolas" w:cs="Times New Roman"/>
-          <w:color w:val="2A00FF"/>
-          <w:sz w:val="20"/>
-          <w:szCs w:val="20"/>
-          <w:lang w:eastAsia="en-IN"/>
-        </w:rPr>
-        <w:t>nAfter</w:t>
-      </w:r>
-      <w:proofErr w:type="spellEnd"/>
-      <w:r>
-        <w:rPr>
-          <w:rFonts w:ascii="Consolas" w:eastAsia="Times New Roman" w:hAnsi="Consolas" w:cs="Times New Roman"/>
-          <w:color w:val="2A00FF"/>
-          <w:sz w:val="20"/>
-          <w:szCs w:val="20"/>
-          <w:lang w:eastAsia="en-IN"/>
-        </w:rPr>
-        <w:t xml:space="preserve"> Rahul changes city Shallow Copy:"</w:t>
+        <w:t>"\nAfter Rahul changes city Shallow Copy:"</w:t>
       </w:r>
       <w:r>
         <w:rPr>
@@ -11124,8 +9409,6 @@
         <w:tab/>
         <w:t xml:space="preserve">        </w:t>
       </w:r>
-      <w:proofErr w:type="spellStart"/>
-      <w:proofErr w:type="gramStart"/>
       <w:r>
         <w:rPr>
           <w:rFonts w:ascii="Consolas" w:eastAsia="Times New Roman" w:hAnsi="Consolas" w:cs="Times New Roman"/>
@@ -11144,29 +9427,7 @@
           <w:szCs w:val="20"/>
           <w:lang w:eastAsia="en-IN"/>
         </w:rPr>
-        <w:t>.display</w:t>
-      </w:r>
-      <w:proofErr w:type="spellEnd"/>
-      <w:r>
-        <w:rPr>
-          <w:rFonts w:ascii="Consolas" w:eastAsia="Times New Roman" w:hAnsi="Consolas" w:cs="Times New Roman"/>
-          <w:color w:val="000000"/>
-          <w:sz w:val="20"/>
-          <w:szCs w:val="20"/>
-          <w:lang w:eastAsia="en-IN"/>
-        </w:rPr>
-        <w:t>(</w:t>
-      </w:r>
-      <w:proofErr w:type="gramEnd"/>
-      <w:r>
-        <w:rPr>
-          <w:rFonts w:ascii="Consolas" w:eastAsia="Times New Roman" w:hAnsi="Consolas" w:cs="Times New Roman"/>
-          <w:color w:val="000000"/>
-          <w:sz w:val="20"/>
-          <w:szCs w:val="20"/>
-          <w:lang w:eastAsia="en-IN"/>
-        </w:rPr>
-        <w:t>);</w:t>
+        <w:t>.display();</w:t>
       </w:r>
     </w:p>
     <w:p>
@@ -11192,8 +9453,6 @@
         <w:tab/>
         <w:t xml:space="preserve">        </w:t>
       </w:r>
-      <w:proofErr w:type="spellStart"/>
-      <w:proofErr w:type="gramStart"/>
       <w:r>
         <w:rPr>
           <w:rFonts w:ascii="Consolas" w:eastAsia="Times New Roman" w:hAnsi="Consolas" w:cs="Times New Roman"/>
@@ -11212,29 +9471,7 @@
           <w:szCs w:val="20"/>
           <w:lang w:eastAsia="en-IN"/>
         </w:rPr>
-        <w:t>.display</w:t>
-      </w:r>
-      <w:proofErr w:type="spellEnd"/>
-      <w:r>
-        <w:rPr>
-          <w:rFonts w:ascii="Consolas" w:eastAsia="Times New Roman" w:hAnsi="Consolas" w:cs="Times New Roman"/>
-          <w:color w:val="000000"/>
-          <w:sz w:val="20"/>
-          <w:szCs w:val="20"/>
-          <w:lang w:eastAsia="en-IN"/>
-        </w:rPr>
-        <w:t>(</w:t>
-      </w:r>
-      <w:proofErr w:type="gramEnd"/>
-      <w:r>
-        <w:rPr>
-          <w:rFonts w:ascii="Consolas" w:eastAsia="Times New Roman" w:hAnsi="Consolas" w:cs="Times New Roman"/>
-          <w:color w:val="000000"/>
-          <w:sz w:val="20"/>
-          <w:szCs w:val="20"/>
-          <w:lang w:eastAsia="en-IN"/>
-        </w:rPr>
-        <w:t>);</w:t>
+        <w:t>.display();</w:t>
       </w:r>
     </w:p>
     <w:p>
@@ -11306,18 +9543,7 @@
           <w:lang w:eastAsia="en-IN"/>
         </w:rPr>
         <w:tab/>
-        <w:t xml:space="preserve">        </w:t>
-      </w:r>
-      <w:proofErr w:type="gramStart"/>
-      <w:r>
-        <w:rPr>
-          <w:rFonts w:ascii="Consolas" w:eastAsia="Times New Roman" w:hAnsi="Consolas" w:cs="Times New Roman"/>
-          <w:color w:val="000000"/>
-          <w:sz w:val="20"/>
-          <w:szCs w:val="20"/>
-          <w:lang w:eastAsia="en-IN"/>
-        </w:rPr>
-        <w:t>System.</w:t>
+        <w:t xml:space="preserve">        System.</w:t>
       </w:r>
       <w:r>
         <w:rPr>
@@ -11343,7 +9569,6 @@
         </w:rPr>
         <w:t>.println(</w:t>
       </w:r>
-      <w:proofErr w:type="gramEnd"/>
       <w:r>
         <w:rPr>
           <w:rFonts w:ascii="Consolas" w:eastAsia="Times New Roman" w:hAnsi="Consolas" w:cs="Times New Roman"/>
@@ -11352,29 +9577,7 @@
           <w:szCs w:val="20"/>
           <w:lang w:eastAsia="en-IN"/>
         </w:rPr>
-        <w:t>"\</w:t>
-      </w:r>
-      <w:proofErr w:type="spellStart"/>
-      <w:r>
-        <w:rPr>
-          <w:rFonts w:ascii="Consolas" w:eastAsia="Times New Roman" w:hAnsi="Consolas" w:cs="Times New Roman"/>
-          <w:color w:val="2A00FF"/>
-          <w:sz w:val="20"/>
-          <w:szCs w:val="20"/>
-          <w:lang w:eastAsia="en-IN"/>
-        </w:rPr>
-        <w:t>nDeep</w:t>
-      </w:r>
-      <w:proofErr w:type="spellEnd"/>
-      <w:r>
-        <w:rPr>
-          <w:rFonts w:ascii="Consolas" w:eastAsia="Times New Roman" w:hAnsi="Consolas" w:cs="Times New Roman"/>
-          <w:color w:val="2A00FF"/>
-          <w:sz w:val="20"/>
-          <w:szCs w:val="20"/>
-          <w:lang w:eastAsia="en-IN"/>
-        </w:rPr>
-        <w:t xml:space="preserve"> Copy:"</w:t>
+        <w:t>"\nDeep Copy:"</w:t>
       </w:r>
       <w:r>
         <w:rPr>
@@ -11455,7 +9658,6 @@
           <w:szCs w:val="20"/>
           <w:lang w:eastAsia="en-IN"/>
         </w:rPr>
-        <w:lastRenderedPageBreak/>
         <w:tab/>
         <w:t xml:space="preserve">        Employee2 </w:t>
       </w:r>
@@ -11503,7 +9705,6 @@
         <w:tab/>
         <w:t xml:space="preserve">                </w:t>
       </w:r>
-      <w:proofErr w:type="gramStart"/>
       <w:r>
         <w:rPr>
           <w:rFonts w:ascii="Consolas" w:eastAsia="Times New Roman" w:hAnsi="Consolas" w:cs="Times New Roman"/>
@@ -11516,7 +9717,6 @@
         </w:rPr>
         <w:t>new</w:t>
       </w:r>
-      <w:proofErr w:type="gramEnd"/>
       <w:r>
         <w:rPr>
           <w:rFonts w:ascii="Consolas" w:eastAsia="Times New Roman" w:hAnsi="Consolas" w:cs="Times New Roman"/>
@@ -11595,8 +9795,6 @@
         <w:tab/>
         <w:t xml:space="preserve">                        </w:t>
       </w:r>
-      <w:proofErr w:type="spellStart"/>
-      <w:proofErr w:type="gramStart"/>
       <w:r>
         <w:rPr>
           <w:rFonts w:ascii="Consolas" w:eastAsia="Times New Roman" w:hAnsi="Consolas" w:cs="Times New Roman"/>
@@ -11607,8 +9805,6 @@
         </w:rPr>
         <w:t>nikhilAddress</w:t>
       </w:r>
-      <w:proofErr w:type="spellEnd"/>
-      <w:proofErr w:type="gramEnd"/>
     </w:p>
     <w:p>
       <w:pPr>
@@ -11725,7 +9921,6 @@
         <w:tab/>
         <w:t xml:space="preserve">                </w:t>
       </w:r>
-      <w:proofErr w:type="gramStart"/>
       <w:r>
         <w:rPr>
           <w:rFonts w:ascii="Consolas" w:eastAsia="Times New Roman" w:hAnsi="Consolas" w:cs="Times New Roman"/>
@@ -11738,7 +9933,6 @@
         </w:rPr>
         <w:t>new</w:t>
       </w:r>
-      <w:proofErr w:type="gramEnd"/>
       <w:r>
         <w:rPr>
           <w:rFonts w:ascii="Consolas" w:eastAsia="Times New Roman" w:hAnsi="Consolas" w:cs="Times New Roman"/>
@@ -11837,7 +10031,6 @@
         <w:tab/>
         <w:t xml:space="preserve">                        </w:t>
       </w:r>
-      <w:proofErr w:type="gramStart"/>
       <w:r>
         <w:rPr>
           <w:rFonts w:ascii="Consolas" w:eastAsia="Times New Roman" w:hAnsi="Consolas" w:cs="Times New Roman"/>
@@ -11850,7 +10043,6 @@
         </w:rPr>
         <w:t>new</w:t>
       </w:r>
-      <w:proofErr w:type="gramEnd"/>
       <w:r>
         <w:rPr>
           <w:rFonts w:ascii="Consolas" w:eastAsia="Times New Roman" w:hAnsi="Consolas" w:cs="Times New Roman"/>
@@ -11861,7 +10053,6 @@
         </w:rPr>
         <w:t xml:space="preserve"> Address(</w:t>
       </w:r>
-      <w:proofErr w:type="spellStart"/>
       <w:r>
         <w:rPr>
           <w:rFonts w:ascii="Consolas" w:eastAsia="Times New Roman" w:hAnsi="Consolas" w:cs="Times New Roman"/>
@@ -11912,7 +10103,6 @@
         </w:rPr>
         <w:t>city</w:t>
       </w:r>
-      <w:proofErr w:type="spellEnd"/>
       <w:r>
         <w:rPr>
           <w:rFonts w:ascii="Consolas" w:eastAsia="Times New Roman" w:hAnsi="Consolas" w:cs="Times New Roman"/>
@@ -12205,18 +10395,7 @@
           <w:lang w:eastAsia="en-IN"/>
         </w:rPr>
         <w:tab/>
-        <w:t xml:space="preserve">        </w:t>
-      </w:r>
-      <w:proofErr w:type="gramStart"/>
-      <w:r>
-        <w:rPr>
-          <w:rFonts w:ascii="Consolas" w:eastAsia="Times New Roman" w:hAnsi="Consolas" w:cs="Times New Roman"/>
-          <w:color w:val="000000"/>
-          <w:sz w:val="20"/>
-          <w:szCs w:val="20"/>
-          <w:lang w:eastAsia="en-IN"/>
-        </w:rPr>
-        <w:t>System.</w:t>
+        <w:t xml:space="preserve">        System.</w:t>
       </w:r>
       <w:r>
         <w:rPr>
@@ -12242,7 +10421,6 @@
         </w:rPr>
         <w:t>.println(</w:t>
       </w:r>
-      <w:proofErr w:type="gramEnd"/>
       <w:r>
         <w:rPr>
           <w:rFonts w:ascii="Consolas" w:eastAsia="Times New Roman" w:hAnsi="Consolas" w:cs="Times New Roman"/>
@@ -12251,29 +10429,7 @@
           <w:szCs w:val="20"/>
           <w:lang w:eastAsia="en-IN"/>
         </w:rPr>
-        <w:t>"\</w:t>
-      </w:r>
-      <w:proofErr w:type="spellStart"/>
-      <w:r>
-        <w:rPr>
-          <w:rFonts w:ascii="Consolas" w:eastAsia="Times New Roman" w:hAnsi="Consolas" w:cs="Times New Roman"/>
-          <w:color w:val="2A00FF"/>
-          <w:sz w:val="20"/>
-          <w:szCs w:val="20"/>
-          <w:lang w:eastAsia="en-IN"/>
-        </w:rPr>
-        <w:t>nAfter</w:t>
-      </w:r>
-      <w:proofErr w:type="spellEnd"/>
-      <w:r>
-        <w:rPr>
-          <w:rFonts w:ascii="Consolas" w:eastAsia="Times New Roman" w:hAnsi="Consolas" w:cs="Times New Roman"/>
-          <w:color w:val="2A00FF"/>
-          <w:sz w:val="20"/>
-          <w:szCs w:val="20"/>
-          <w:lang w:eastAsia="en-IN"/>
-        </w:rPr>
-        <w:t xml:space="preserve"> Rahul changes city Deep Copy:"</w:t>
+        <w:t>"\nAfter Rahul changes city Deep Copy:"</w:t>
       </w:r>
       <w:r>
         <w:rPr>
@@ -12322,7 +10478,6 @@
         <w:tab/>
         <w:t xml:space="preserve">        </w:t>
       </w:r>
-      <w:proofErr w:type="gramStart"/>
       <w:r>
         <w:rPr>
           <w:rFonts w:ascii="Consolas" w:eastAsia="Times New Roman" w:hAnsi="Consolas" w:cs="Times New Roman"/>
@@ -12341,18 +10496,7 @@
           <w:szCs w:val="20"/>
           <w:lang w:eastAsia="en-IN"/>
         </w:rPr>
-        <w:t>.display(</w:t>
-      </w:r>
-      <w:proofErr w:type="gramEnd"/>
-      <w:r>
-        <w:rPr>
-          <w:rFonts w:ascii="Consolas" w:eastAsia="Times New Roman" w:hAnsi="Consolas" w:cs="Times New Roman"/>
-          <w:color w:val="000000"/>
-          <w:sz w:val="20"/>
-          <w:szCs w:val="20"/>
-          <w:lang w:eastAsia="en-IN"/>
-        </w:rPr>
-        <w:t>);</w:t>
+        <w:t>.display();</w:t>
       </w:r>
     </w:p>
     <w:p>
@@ -12378,7 +10522,6 @@
         <w:tab/>
         <w:t xml:space="preserve">        </w:t>
       </w:r>
-      <w:proofErr w:type="gramStart"/>
       <w:r>
         <w:rPr>
           <w:rFonts w:ascii="Consolas" w:eastAsia="Times New Roman" w:hAnsi="Consolas" w:cs="Times New Roman"/>
@@ -12397,18 +10540,7 @@
           <w:szCs w:val="20"/>
           <w:lang w:eastAsia="en-IN"/>
         </w:rPr>
-        <w:t>.display(</w:t>
-      </w:r>
-      <w:proofErr w:type="gramEnd"/>
-      <w:r>
-        <w:rPr>
-          <w:rFonts w:ascii="Consolas" w:eastAsia="Times New Roman" w:hAnsi="Consolas" w:cs="Times New Roman"/>
-          <w:color w:val="000000"/>
-          <w:sz w:val="20"/>
-          <w:szCs w:val="20"/>
-          <w:lang w:eastAsia="en-IN"/>
-        </w:rPr>
-        <w:t>);</w:t>
+        <w:t>.display();</w:t>
       </w:r>
     </w:p>
     <w:p>
@@ -12492,6 +10624,7 @@
           <w:szCs w:val="20"/>
           <w:lang w:eastAsia="en-IN"/>
         </w:rPr>
+        <w:lastRenderedPageBreak/>
         <w:t>}</w:t>
       </w:r>
     </w:p>
@@ -12797,6 +10930,3271 @@
           <w:szCs w:val="20"/>
         </w:rPr>
       </w:pPr>
+    </w:p>
+    <w:p>
+      <w:pPr>
+        <w:rPr>
+          <w:sz w:val="20"/>
+          <w:szCs w:val="20"/>
+        </w:rPr>
+      </w:pPr>
+      <w:r>
+        <w:rPr>
+          <w:sz w:val="20"/>
+          <w:szCs w:val="20"/>
+          <w:highlight w:val="yellow"/>
+        </w:rPr>
+        <w:t>Pass by value and reference</w:t>
+      </w:r>
+    </w:p>
+    <w:p>
+      <w:pPr>
+        <w:pStyle w:val="NormalWeb"/>
+      </w:pPr>
+      <w:r>
+        <w:t xml:space="preserve">Yes sir. Let's explain </w:t>
+      </w:r>
+      <w:r>
+        <w:rPr>
+          <w:rStyle w:val="Strong"/>
+        </w:rPr>
+        <w:t>both together</w:t>
+      </w:r>
+      <w:r>
+        <w:t>, in the simplest human-readable way.</w:t>
+      </w:r>
+    </w:p>
+    <w:p>
+      <w:pPr>
+        <w:pStyle w:val="Heading1"/>
+      </w:pPr>
+      <w:r>
+        <w:t>Java Pass-by-Value</w:t>
+      </w:r>
+    </w:p>
+    <w:p>
+      <w:pPr>
+        <w:pStyle w:val="Heading2"/>
+      </w:pPr>
+      <w:r>
+        <w:t>The main rule</w:t>
+      </w:r>
+    </w:p>
+    <w:p>
+      <w:pPr>
+        <w:pStyle w:val="NormalWeb"/>
+      </w:pPr>
+      <w:r>
+        <w:rPr>
+          <w:rStyle w:val="Strong"/>
+        </w:rPr>
+        <w:t>Java is always Pass-by-Value.</w:t>
+      </w:r>
+    </w:p>
+    <w:p>
+      <w:pPr>
+        <w:pStyle w:val="NormalWeb"/>
+      </w:pPr>
+      <w:r>
+        <w:t xml:space="preserve">But the </w:t>
+      </w:r>
+      <w:r>
+        <w:rPr>
+          <w:rStyle w:val="Strong"/>
+        </w:rPr>
+        <w:t>value being copied</w:t>
+      </w:r>
+      <w:r>
+        <w:t xml:space="preserve"> depends on what you pass.</w:t>
+      </w:r>
+    </w:p>
+    <w:p>
+      <w:pPr>
+        <w:pStyle w:val="HTMLPreformatted"/>
+        <w:rPr>
+          <w:rStyle w:val="HTMLCode"/>
+        </w:rPr>
+      </w:pPr>
+      <w:r>
+        <w:rPr>
+          <w:rStyle w:val="HTMLCode"/>
+        </w:rPr>
+        <w:t xml:space="preserve">                 Java</w:t>
+      </w:r>
+    </w:p>
+    <w:p>
+      <w:pPr>
+        <w:pStyle w:val="HTMLPreformatted"/>
+        <w:rPr>
+          <w:rStyle w:val="HTMLCode"/>
+        </w:rPr>
+      </w:pPr>
+      <w:r>
+        <w:rPr>
+          <w:rStyle w:val="HTMLCode"/>
+        </w:rPr>
+        <w:t xml:space="preserve">                   |</w:t>
+      </w:r>
+    </w:p>
+    <w:p>
+      <w:pPr>
+        <w:pStyle w:val="HTMLPreformatted"/>
+        <w:rPr>
+          <w:rStyle w:val="HTMLCode"/>
+        </w:rPr>
+      </w:pPr>
+      <w:r>
+        <w:rPr>
+          <w:rStyle w:val="HTMLCode"/>
+        </w:rPr>
+        <w:t xml:space="preserve">                   ↓</w:t>
+      </w:r>
+    </w:p>
+    <w:p>
+      <w:pPr>
+        <w:pStyle w:val="HTMLPreformatted"/>
+        <w:rPr>
+          <w:rStyle w:val="HTMLCode"/>
+        </w:rPr>
+      </w:pPr>
+      <w:r>
+        <w:rPr>
+          <w:rStyle w:val="HTMLCode"/>
+        </w:rPr>
+        <w:t xml:space="preserve">            Pass-by-Value</w:t>
+      </w:r>
+    </w:p>
+    <w:p>
+      <w:pPr>
+        <w:pStyle w:val="HTMLPreformatted"/>
+        <w:rPr>
+          <w:rStyle w:val="HTMLCode"/>
+        </w:rPr>
+      </w:pPr>
+      <w:r>
+        <w:rPr>
+          <w:rStyle w:val="HTMLCode"/>
+        </w:rPr>
+        <w:t xml:space="preserve">                   |</w:t>
+      </w:r>
+    </w:p>
+    <w:p>
+      <w:pPr>
+        <w:pStyle w:val="HTMLPreformatted"/>
+        <w:rPr>
+          <w:rStyle w:val="HTMLCode"/>
+        </w:rPr>
+      </w:pPr>
+      <w:r>
+        <w:rPr>
+          <w:rStyle w:val="HTMLCode"/>
+        </w:rPr>
+        <w:t xml:space="preserve">          ┌────────┴────────┐</w:t>
+      </w:r>
+    </w:p>
+    <w:p>
+      <w:pPr>
+        <w:pStyle w:val="HTMLPreformatted"/>
+        <w:rPr>
+          <w:rStyle w:val="HTMLCode"/>
+        </w:rPr>
+      </w:pPr>
+      <w:r>
+        <w:rPr>
+          <w:rStyle w:val="HTMLCode"/>
+        </w:rPr>
+        <w:t xml:space="preserve">          ↓                 ↓</w:t>
+      </w:r>
+    </w:p>
+    <w:p>
+      <w:pPr>
+        <w:pStyle w:val="HTMLPreformatted"/>
+        <w:rPr>
+          <w:rStyle w:val="HTMLCode"/>
+        </w:rPr>
+      </w:pPr>
+      <w:r>
+        <w:rPr>
+          <w:rStyle w:val="HTMLCode"/>
+        </w:rPr>
+        <w:t xml:space="preserve">      Primitive           Object</w:t>
+      </w:r>
+    </w:p>
+    <w:p>
+      <w:pPr>
+        <w:pStyle w:val="HTMLPreformatted"/>
+        <w:rPr>
+          <w:rStyle w:val="HTMLCode"/>
+        </w:rPr>
+      </w:pPr>
+      <w:r>
+        <w:rPr>
+          <w:rStyle w:val="HTMLCode"/>
+        </w:rPr>
+        <w:t xml:space="preserve">          ↓                 ↓</w:t>
+      </w:r>
+    </w:p>
+    <w:p>
+      <w:pPr>
+        <w:pStyle w:val="HTMLPreformatted"/>
+      </w:pPr>
+      <w:r>
+        <w:rPr>
+          <w:rStyle w:val="HTMLCode"/>
+        </w:rPr>
+        <w:t xml:space="preserve">    Copy actual value   Copy reference value</w:t>
+      </w:r>
+    </w:p>
+    <w:p>
+      <w:r>
+        <w:pict>
+          <v:rect id="_x0000_i1033" style="width:0;height:1.5pt" o:hralign="center" o:hrstd="t" o:hr="t" fillcolor="#a0a0a0" stroked="f"/>
+        </w:pict>
+      </w:r>
+    </w:p>
+    <w:p>
+      <w:pPr>
+        <w:pStyle w:val="Heading1"/>
+      </w:pPr>
+      <w:r>
+        <w:lastRenderedPageBreak/>
+        <w:t>1. Pass-by-Value with Primitive</w:t>
+      </w:r>
+    </w:p>
+    <w:p>
+      <w:pPr>
+        <w:pStyle w:val="NormalWeb"/>
+      </w:pPr>
+      <w:r>
+        <w:t>Example:</w:t>
+      </w:r>
+    </w:p>
+    <w:p>
+      <w:pPr>
+        <w:pStyle w:val="HTMLPreformatted"/>
+        <w:rPr>
+          <w:rStyle w:val="HTMLCode"/>
+        </w:rPr>
+      </w:pPr>
+      <w:r>
+        <w:rPr>
+          <w:rStyle w:val="HTMLCode"/>
+        </w:rPr>
+        <w:t>static void change(int x) {</w:t>
+      </w:r>
+    </w:p>
+    <w:p>
+      <w:pPr>
+        <w:pStyle w:val="HTMLPreformatted"/>
+        <w:rPr>
+          <w:rStyle w:val="HTMLCode"/>
+        </w:rPr>
+      </w:pPr>
+      <w:r>
+        <w:rPr>
+          <w:rStyle w:val="HTMLCode"/>
+        </w:rPr>
+        <w:t xml:space="preserve">    x = 100;</w:t>
+      </w:r>
+    </w:p>
+    <w:p>
+      <w:pPr>
+        <w:pStyle w:val="HTMLPreformatted"/>
+        <w:rPr>
+          <w:rStyle w:val="HTMLCode"/>
+        </w:rPr>
+      </w:pPr>
+      <w:r>
+        <w:rPr>
+          <w:rStyle w:val="HTMLCode"/>
+        </w:rPr>
+        <w:t>}</w:t>
+      </w:r>
+    </w:p>
+    <w:p>
+      <w:pPr>
+        <w:pStyle w:val="HTMLPreformatted"/>
+        <w:rPr>
+          <w:rStyle w:val="HTMLCode"/>
+        </w:rPr>
+      </w:pPr>
+    </w:p>
+    <w:p>
+      <w:pPr>
+        <w:pStyle w:val="HTMLPreformatted"/>
+        <w:rPr>
+          <w:rStyle w:val="HTMLCode"/>
+        </w:rPr>
+      </w:pPr>
+      <w:r>
+        <w:rPr>
+          <w:rStyle w:val="HTMLCode"/>
+        </w:rPr>
+        <w:t>public static void main(String[] args) {</w:t>
+      </w:r>
+    </w:p>
+    <w:p>
+      <w:pPr>
+        <w:pStyle w:val="HTMLPreformatted"/>
+        <w:rPr>
+          <w:rStyle w:val="HTMLCode"/>
+        </w:rPr>
+      </w:pPr>
+    </w:p>
+    <w:p>
+      <w:pPr>
+        <w:pStyle w:val="HTMLPreformatted"/>
+        <w:rPr>
+          <w:rStyle w:val="HTMLCode"/>
+        </w:rPr>
+      </w:pPr>
+      <w:r>
+        <w:rPr>
+          <w:rStyle w:val="HTMLCode"/>
+        </w:rPr>
+        <w:t xml:space="preserve">    int a = 10;</w:t>
+      </w:r>
+    </w:p>
+    <w:p>
+      <w:pPr>
+        <w:pStyle w:val="HTMLPreformatted"/>
+        <w:rPr>
+          <w:rStyle w:val="HTMLCode"/>
+        </w:rPr>
+      </w:pPr>
+    </w:p>
+    <w:p>
+      <w:pPr>
+        <w:pStyle w:val="HTMLPreformatted"/>
+        <w:rPr>
+          <w:rStyle w:val="HTMLCode"/>
+        </w:rPr>
+      </w:pPr>
+      <w:r>
+        <w:rPr>
+          <w:rStyle w:val="HTMLCode"/>
+        </w:rPr>
+        <w:t xml:space="preserve">    change(a);</w:t>
+      </w:r>
+    </w:p>
+    <w:p>
+      <w:pPr>
+        <w:pStyle w:val="HTMLPreformatted"/>
+        <w:rPr>
+          <w:rStyle w:val="HTMLCode"/>
+        </w:rPr>
+      </w:pPr>
+    </w:p>
+    <w:p>
+      <w:pPr>
+        <w:pStyle w:val="HTMLPreformatted"/>
+        <w:rPr>
+          <w:rStyle w:val="HTMLCode"/>
+        </w:rPr>
+      </w:pPr>
+      <w:r>
+        <w:rPr>
+          <w:rStyle w:val="HTMLCode"/>
+        </w:rPr>
+        <w:t xml:space="preserve">    System.out.println(a);</w:t>
+      </w:r>
+    </w:p>
+    <w:p>
+      <w:pPr>
+        <w:pStyle w:val="HTMLPreformatted"/>
+      </w:pPr>
+      <w:r>
+        <w:rPr>
+          <w:rStyle w:val="HTMLCode"/>
+        </w:rPr>
+        <w:t>}</w:t>
+      </w:r>
+    </w:p>
+    <w:p>
+      <w:pPr>
+        <w:pStyle w:val="Heading3"/>
+      </w:pPr>
+      <w:r>
+        <w:t>Step 1: Before method call</w:t>
+      </w:r>
+    </w:p>
+    <w:p>
+      <w:pPr>
+        <w:pStyle w:val="HTMLPreformatted"/>
+        <w:rPr>
+          <w:rStyle w:val="HTMLCode"/>
+        </w:rPr>
+      </w:pPr>
+      <w:r>
+        <w:rPr>
+          <w:rStyle w:val="HTMLCode"/>
+        </w:rPr>
+        <w:t>a</w:t>
+      </w:r>
+    </w:p>
+    <w:p>
+      <w:pPr>
+        <w:pStyle w:val="HTMLPreformatted"/>
+        <w:rPr>
+          <w:rStyle w:val="HTMLCode"/>
+        </w:rPr>
+      </w:pPr>
+      <w:r>
+        <w:rPr>
+          <w:rStyle w:val="HTMLCode"/>
+        </w:rPr>
+        <w:t>│</w:t>
+      </w:r>
+    </w:p>
+    <w:p>
+      <w:pPr>
+        <w:pStyle w:val="HTMLPreformatted"/>
+      </w:pPr>
+      <w:r>
+        <w:rPr>
+          <w:rStyle w:val="HTMLCode"/>
+        </w:rPr>
+        <w:t>└── 10</w:t>
+      </w:r>
+    </w:p>
+    <w:p>
+      <w:pPr>
+        <w:pStyle w:val="Heading3"/>
+      </w:pPr>
+      <w:r>
+        <w:t>Step 2: Call method</w:t>
+      </w:r>
+    </w:p>
+    <w:p>
+      <w:pPr>
+        <w:pStyle w:val="HTMLPreformatted"/>
+      </w:pPr>
+      <w:r>
+        <w:rPr>
+          <w:rStyle w:val="HTMLCode"/>
+        </w:rPr>
+        <w:t>change(a);</w:t>
+      </w:r>
+    </w:p>
+    <w:p>
+      <w:pPr>
+        <w:pStyle w:val="NormalWeb"/>
+      </w:pPr>
+      <w:r>
+        <w:t xml:space="preserve">Java copies the value </w:t>
+      </w:r>
+      <w:r>
+        <w:rPr>
+          <w:rStyle w:val="HTMLCode"/>
+        </w:rPr>
+        <w:t>10</w:t>
+      </w:r>
+      <w:r>
+        <w:t>:</w:t>
+      </w:r>
+    </w:p>
+    <w:p>
+      <w:pPr>
+        <w:pStyle w:val="HTMLPreformatted"/>
+        <w:rPr>
+          <w:rStyle w:val="HTMLCode"/>
+        </w:rPr>
+      </w:pPr>
+      <w:r>
+        <w:rPr>
+          <w:rStyle w:val="HTMLCode"/>
+        </w:rPr>
+        <w:t>a ─────→ 10</w:t>
+      </w:r>
+    </w:p>
+    <w:p>
+      <w:pPr>
+        <w:pStyle w:val="HTMLPreformatted"/>
+        <w:rPr>
+          <w:rStyle w:val="HTMLCode"/>
+        </w:rPr>
+      </w:pPr>
+    </w:p>
+    <w:p>
+      <w:pPr>
+        <w:pStyle w:val="HTMLPreformatted"/>
+        <w:rPr>
+          <w:rStyle w:val="HTMLCode"/>
+        </w:rPr>
+      </w:pPr>
+      <w:r>
+        <w:rPr>
+          <w:rStyle w:val="HTMLCode"/>
+        </w:rPr>
+        <w:t xml:space="preserve">         COPY</w:t>
+      </w:r>
+    </w:p>
+    <w:p>
+      <w:pPr>
+        <w:pStyle w:val="HTMLPreformatted"/>
+        <w:rPr>
+          <w:rStyle w:val="HTMLCode"/>
+        </w:rPr>
+      </w:pPr>
+      <w:r>
+        <w:rPr>
+          <w:rStyle w:val="HTMLCode"/>
+        </w:rPr>
+        <w:t xml:space="preserve">          ↓</w:t>
+      </w:r>
+    </w:p>
+    <w:p>
+      <w:pPr>
+        <w:pStyle w:val="HTMLPreformatted"/>
+        <w:rPr>
+          <w:rStyle w:val="HTMLCode"/>
+        </w:rPr>
+      </w:pPr>
+    </w:p>
+    <w:p>
+      <w:pPr>
+        <w:pStyle w:val="HTMLPreformatted"/>
+      </w:pPr>
+      <w:r>
+        <w:rPr>
+          <w:rStyle w:val="HTMLCode"/>
+        </w:rPr>
+        <w:t>x ─────→ 10</w:t>
+      </w:r>
+    </w:p>
+    <w:p>
+      <w:pPr>
+        <w:pStyle w:val="NormalWeb"/>
+      </w:pPr>
+      <w:r>
+        <w:t xml:space="preserve">Now there are </w:t>
+      </w:r>
+      <w:r>
+        <w:rPr>
+          <w:rStyle w:val="Strong"/>
+        </w:rPr>
+        <w:t>two separate variables</w:t>
+      </w:r>
+      <w:r>
+        <w:t>:</w:t>
+      </w:r>
+    </w:p>
+    <w:p>
+      <w:pPr>
+        <w:pStyle w:val="HTMLPreformatted"/>
+        <w:rPr>
+          <w:rStyle w:val="HTMLCode"/>
+        </w:rPr>
+      </w:pPr>
+      <w:r>
+        <w:rPr>
+          <w:rStyle w:val="HTMLCode"/>
+        </w:rPr>
+        <w:t>a = 10</w:t>
+      </w:r>
+    </w:p>
+    <w:p>
+      <w:pPr>
+        <w:pStyle w:val="HTMLPreformatted"/>
+      </w:pPr>
+      <w:r>
+        <w:rPr>
+          <w:rStyle w:val="HTMLCode"/>
+        </w:rPr>
+        <w:t>x = 10</w:t>
+      </w:r>
+    </w:p>
+    <w:p>
+      <w:pPr>
+        <w:pStyle w:val="Heading3"/>
+      </w:pPr>
+      <w:r>
+        <w:lastRenderedPageBreak/>
+        <w:t xml:space="preserve">Step 3: Change </w:t>
+      </w:r>
+      <w:r>
+        <w:rPr>
+          <w:rStyle w:val="HTMLCode"/>
+        </w:rPr>
+        <w:t>x</w:t>
+      </w:r>
+    </w:p>
+    <w:p>
+      <w:pPr>
+        <w:pStyle w:val="HTMLPreformatted"/>
+      </w:pPr>
+      <w:r>
+        <w:rPr>
+          <w:rStyle w:val="HTMLCode"/>
+        </w:rPr>
+        <w:t>x = 100;</w:t>
+      </w:r>
+    </w:p>
+    <w:p>
+      <w:pPr>
+        <w:pStyle w:val="NormalWeb"/>
+      </w:pPr>
+      <w:r>
+        <w:t>Now:</w:t>
+      </w:r>
+    </w:p>
+    <w:p>
+      <w:pPr>
+        <w:pStyle w:val="HTMLPreformatted"/>
+        <w:rPr>
+          <w:rStyle w:val="HTMLCode"/>
+        </w:rPr>
+      </w:pPr>
+      <w:r>
+        <w:rPr>
+          <w:rStyle w:val="HTMLCode"/>
+        </w:rPr>
+        <w:t>a = 10</w:t>
+      </w:r>
+    </w:p>
+    <w:p>
+      <w:pPr>
+        <w:pStyle w:val="HTMLPreformatted"/>
+      </w:pPr>
+      <w:r>
+        <w:rPr>
+          <w:rStyle w:val="HTMLCode"/>
+        </w:rPr>
+        <w:t>x = 100</w:t>
+      </w:r>
+    </w:p>
+    <w:p>
+      <w:pPr>
+        <w:pStyle w:val="NormalWeb"/>
+      </w:pPr>
+      <w:r>
+        <w:t>So:</w:t>
+      </w:r>
+    </w:p>
+    <w:p>
+      <w:pPr>
+        <w:pStyle w:val="HTMLPreformatted"/>
+      </w:pPr>
+      <w:r>
+        <w:rPr>
+          <w:rStyle w:val="HTMLCode"/>
+        </w:rPr>
+        <w:t>Output: 10</w:t>
+      </w:r>
+    </w:p>
+    <w:p>
+      <w:pPr>
+        <w:pStyle w:val="Heading3"/>
+      </w:pPr>
+      <w:r>
+        <w:t>Why?</w:t>
+      </w:r>
+    </w:p>
+    <w:p>
+      <w:pPr>
+        <w:pStyle w:val="NormalWeb"/>
+      </w:pPr>
+      <w:r>
+        <w:t xml:space="preserve">Because </w:t>
+      </w:r>
+      <w:r>
+        <w:rPr>
+          <w:rStyle w:val="HTMLCode"/>
+        </w:rPr>
+        <w:t>x</w:t>
+      </w:r>
+      <w:r>
+        <w:t xml:space="preserve"> received a </w:t>
+      </w:r>
+      <w:r>
+        <w:rPr>
+          <w:rStyle w:val="Strong"/>
+        </w:rPr>
+        <w:t>copy of the value</w:t>
+      </w:r>
+      <w:r>
+        <w:t>.</w:t>
+      </w:r>
+    </w:p>
+    <w:p>
+      <w:r>
+        <w:pict>
+          <v:rect id="_x0000_i1034" style="width:0;height:1.5pt" o:hralign="center" o:hrstd="t" o:hr="t" fillcolor="#a0a0a0" stroked="f"/>
+        </w:pict>
+      </w:r>
+    </w:p>
+    <w:p>
+      <w:pPr>
+        <w:pStyle w:val="Heading1"/>
+      </w:pPr>
+      <w:r>
+        <w:t>2. Pass-by-Value with Object</w:t>
+      </w:r>
+    </w:p>
+    <w:p>
+      <w:pPr>
+        <w:pStyle w:val="NormalWeb"/>
+      </w:pPr>
+      <w:r>
+        <w:t>Now:</w:t>
+      </w:r>
+    </w:p>
+    <w:p>
+      <w:pPr>
+        <w:pStyle w:val="HTMLPreformatted"/>
+        <w:rPr>
+          <w:rStyle w:val="HTMLCode"/>
+        </w:rPr>
+      </w:pPr>
+      <w:r>
+        <w:rPr>
+          <w:rStyle w:val="HTMLCode"/>
+        </w:rPr>
+        <w:t>class Employee {</w:t>
+      </w:r>
+    </w:p>
+    <w:p>
+      <w:pPr>
+        <w:pStyle w:val="HTMLPreformatted"/>
+        <w:rPr>
+          <w:rStyle w:val="HTMLCode"/>
+        </w:rPr>
+      </w:pPr>
+    </w:p>
+    <w:p>
+      <w:pPr>
+        <w:pStyle w:val="HTMLPreformatted"/>
+        <w:rPr>
+          <w:rStyle w:val="HTMLCode"/>
+        </w:rPr>
+      </w:pPr>
+      <w:r>
+        <w:rPr>
+          <w:rStyle w:val="HTMLCode"/>
+        </w:rPr>
+        <w:t xml:space="preserve">    String name;</w:t>
+      </w:r>
+    </w:p>
+    <w:p>
+      <w:pPr>
+        <w:pStyle w:val="HTMLPreformatted"/>
+        <w:rPr>
+          <w:rStyle w:val="HTMLCode"/>
+        </w:rPr>
+      </w:pPr>
+    </w:p>
+    <w:p>
+      <w:pPr>
+        <w:pStyle w:val="HTMLPreformatted"/>
+        <w:rPr>
+          <w:rStyle w:val="HTMLCode"/>
+        </w:rPr>
+      </w:pPr>
+      <w:r>
+        <w:rPr>
+          <w:rStyle w:val="HTMLCode"/>
+        </w:rPr>
+        <w:t xml:space="preserve">    Employee(String name) {</w:t>
+      </w:r>
+    </w:p>
+    <w:p>
+      <w:pPr>
+        <w:pStyle w:val="HTMLPreformatted"/>
+        <w:rPr>
+          <w:rStyle w:val="HTMLCode"/>
+        </w:rPr>
+      </w:pPr>
+      <w:r>
+        <w:rPr>
+          <w:rStyle w:val="HTMLCode"/>
+        </w:rPr>
+        <w:t xml:space="preserve">        this.name = name;</w:t>
+      </w:r>
+    </w:p>
+    <w:p>
+      <w:pPr>
+        <w:pStyle w:val="HTMLPreformatted"/>
+        <w:rPr>
+          <w:rStyle w:val="HTMLCode"/>
+        </w:rPr>
+      </w:pPr>
+      <w:r>
+        <w:rPr>
+          <w:rStyle w:val="HTMLCode"/>
+        </w:rPr>
+        <w:t xml:space="preserve">    }</w:t>
+      </w:r>
+    </w:p>
+    <w:p>
+      <w:pPr>
+        <w:pStyle w:val="HTMLPreformatted"/>
+      </w:pPr>
+      <w:r>
+        <w:rPr>
+          <w:rStyle w:val="HTMLCode"/>
+        </w:rPr>
+        <w:t>}</w:t>
+      </w:r>
+    </w:p>
+    <w:p>
+      <w:pPr>
+        <w:pStyle w:val="NormalWeb"/>
+      </w:pPr>
+      <w:r>
+        <w:t>Method:</w:t>
+      </w:r>
+    </w:p>
+    <w:p>
+      <w:pPr>
+        <w:pStyle w:val="HTMLPreformatted"/>
+        <w:rPr>
+          <w:rStyle w:val="HTMLCode"/>
+        </w:rPr>
+      </w:pPr>
+      <w:r>
+        <w:rPr>
+          <w:rStyle w:val="HTMLCode"/>
+        </w:rPr>
+        <w:t>static void changeName(Employee emp) {</w:t>
+      </w:r>
+    </w:p>
+    <w:p>
+      <w:pPr>
+        <w:pStyle w:val="HTMLPreformatted"/>
+        <w:rPr>
+          <w:rStyle w:val="HTMLCode"/>
+        </w:rPr>
+      </w:pPr>
+    </w:p>
+    <w:p>
+      <w:pPr>
+        <w:pStyle w:val="HTMLPreformatted"/>
+        <w:rPr>
+          <w:rStyle w:val="HTMLCode"/>
+        </w:rPr>
+      </w:pPr>
+      <w:r>
+        <w:rPr>
+          <w:rStyle w:val="HTMLCode"/>
+        </w:rPr>
+        <w:t xml:space="preserve">    emp.name = "Rahul";</w:t>
+      </w:r>
+    </w:p>
+    <w:p>
+      <w:pPr>
+        <w:pStyle w:val="HTMLPreformatted"/>
+      </w:pPr>
+      <w:r>
+        <w:rPr>
+          <w:rStyle w:val="HTMLCode"/>
+        </w:rPr>
+        <w:t>}</w:t>
+      </w:r>
+    </w:p>
+    <w:p>
+      <w:pPr>
+        <w:pStyle w:val="NormalWeb"/>
+      </w:pPr>
+      <w:r>
+        <w:t>Main:</w:t>
+      </w:r>
+    </w:p>
+    <w:p>
+      <w:pPr>
+        <w:pStyle w:val="HTMLPreformatted"/>
+        <w:rPr>
+          <w:rStyle w:val="HTMLCode"/>
+        </w:rPr>
+      </w:pPr>
+      <w:r>
+        <w:rPr>
+          <w:rStyle w:val="HTMLCode"/>
+        </w:rPr>
+        <w:lastRenderedPageBreak/>
+        <w:t>Employee employee = new Employee("Nikhil");</w:t>
+      </w:r>
+    </w:p>
+    <w:p>
+      <w:pPr>
+        <w:pStyle w:val="HTMLPreformatted"/>
+        <w:rPr>
+          <w:rStyle w:val="HTMLCode"/>
+        </w:rPr>
+      </w:pPr>
+    </w:p>
+    <w:p>
+      <w:pPr>
+        <w:pStyle w:val="HTMLPreformatted"/>
+        <w:rPr>
+          <w:rStyle w:val="HTMLCode"/>
+        </w:rPr>
+      </w:pPr>
+      <w:r>
+        <w:rPr>
+          <w:rStyle w:val="HTMLCode"/>
+        </w:rPr>
+        <w:t>changeName(employee);</w:t>
+      </w:r>
+    </w:p>
+    <w:p>
+      <w:pPr>
+        <w:pStyle w:val="HTMLPreformatted"/>
+        <w:rPr>
+          <w:rStyle w:val="HTMLCode"/>
+        </w:rPr>
+      </w:pPr>
+    </w:p>
+    <w:p>
+      <w:pPr>
+        <w:pStyle w:val="HTMLPreformatted"/>
+      </w:pPr>
+      <w:r>
+        <w:rPr>
+          <w:rStyle w:val="HTMLCode"/>
+        </w:rPr>
+        <w:t>System.out.println(employee.name);</w:t>
+      </w:r>
+    </w:p>
+    <w:p>
+      <w:r>
+        <w:pict>
+          <v:rect id="_x0000_i1035" style="width:0;height:1.5pt" o:hralign="center" o:hrstd="t" o:hr="t" fillcolor="#a0a0a0" stroked="f"/>
+        </w:pict>
+      </w:r>
+    </w:p>
+    <w:p>
+      <w:pPr>
+        <w:pStyle w:val="Heading2"/>
+      </w:pPr>
+      <w:r>
+        <w:t>Step 1: Create object</w:t>
+      </w:r>
+    </w:p>
+    <w:p>
+      <w:pPr>
+        <w:pStyle w:val="HTMLPreformatted"/>
+      </w:pPr>
+      <w:r>
+        <w:rPr>
+          <w:rStyle w:val="HTMLCode"/>
+        </w:rPr>
+        <w:t>Employee employee = new Employee("Nikhil");</w:t>
+      </w:r>
+    </w:p>
+    <w:p>
+      <w:pPr>
+        <w:pStyle w:val="NormalWeb"/>
+      </w:pPr>
+      <w:r>
+        <w:t xml:space="preserve">For understanding, imagine the reference value is </w:t>
+      </w:r>
+      <w:r>
+        <w:rPr>
+          <w:rStyle w:val="HTMLCode"/>
+        </w:rPr>
+        <w:t>100</w:t>
+      </w:r>
+      <w:r>
+        <w:t>.</w:t>
+      </w:r>
+    </w:p>
+    <w:p>
+      <w:pPr>
+        <w:pStyle w:val="NormalWeb"/>
+      </w:pPr>
+      <w:r>
+        <w:rPr>
+          <w:rStyle w:val="Strong"/>
+        </w:rPr>
+        <w:t>100 is only a conceptual value. It is not the actual memory address.</w:t>
+      </w:r>
+    </w:p>
+    <w:p>
+      <w:pPr>
+        <w:pStyle w:val="HTMLPreformatted"/>
+        <w:rPr>
+          <w:rStyle w:val="HTMLCode"/>
+        </w:rPr>
+      </w:pPr>
+      <w:r>
+        <w:rPr>
+          <w:rStyle w:val="HTMLCode"/>
+        </w:rPr>
+        <w:t>employee</w:t>
+      </w:r>
+    </w:p>
+    <w:p>
+      <w:pPr>
+        <w:pStyle w:val="HTMLPreformatted"/>
+        <w:rPr>
+          <w:rStyle w:val="HTMLCode"/>
+        </w:rPr>
+      </w:pPr>
+      <w:r>
+        <w:rPr>
+          <w:rStyle w:val="HTMLCode"/>
+        </w:rPr>
+        <w:t xml:space="preserve">   |</w:t>
+      </w:r>
+    </w:p>
+    <w:p>
+      <w:pPr>
+        <w:pStyle w:val="HTMLPreformatted"/>
+        <w:rPr>
+          <w:rStyle w:val="HTMLCode"/>
+        </w:rPr>
+      </w:pPr>
+      <w:r>
+        <w:rPr>
+          <w:rStyle w:val="HTMLCode"/>
+        </w:rPr>
+        <w:t xml:space="preserve">   | 100</w:t>
+      </w:r>
+    </w:p>
+    <w:p>
+      <w:pPr>
+        <w:pStyle w:val="HTMLPreformatted"/>
+        <w:rPr>
+          <w:rStyle w:val="HTMLCode"/>
+        </w:rPr>
+      </w:pPr>
+      <w:r>
+        <w:rPr>
+          <w:rStyle w:val="HTMLCode"/>
+        </w:rPr>
+        <w:t xml:space="preserve">   ↓</w:t>
+      </w:r>
+    </w:p>
+    <w:p>
+      <w:pPr>
+        <w:pStyle w:val="HTMLPreformatted"/>
+        <w:rPr>
+          <w:rStyle w:val="HTMLCode"/>
+        </w:rPr>
+      </w:pPr>
+      <w:r>
+        <w:rPr>
+          <w:rStyle w:val="HTMLCode"/>
+        </w:rPr>
+        <w:t>+----------------------+</w:t>
+      </w:r>
+    </w:p>
+    <w:p>
+      <w:pPr>
+        <w:pStyle w:val="HTMLPreformatted"/>
+        <w:rPr>
+          <w:rStyle w:val="HTMLCode"/>
+        </w:rPr>
+      </w:pPr>
+      <w:r>
+        <w:rPr>
+          <w:rStyle w:val="HTMLCode"/>
+        </w:rPr>
+        <w:t>| Employee Object      |</w:t>
+      </w:r>
+    </w:p>
+    <w:p>
+      <w:pPr>
+        <w:pStyle w:val="HTMLPreformatted"/>
+        <w:rPr>
+          <w:rStyle w:val="HTMLCode"/>
+        </w:rPr>
+      </w:pPr>
+      <w:r>
+        <w:rPr>
+          <w:rStyle w:val="HTMLCode"/>
+        </w:rPr>
+        <w:t>| name = "Nikhil"      |</w:t>
+      </w:r>
+    </w:p>
+    <w:p>
+      <w:pPr>
+        <w:pStyle w:val="HTMLPreformatted"/>
+      </w:pPr>
+      <w:r>
+        <w:rPr>
+          <w:rStyle w:val="HTMLCode"/>
+        </w:rPr>
+        <w:t>+----------------------+</w:t>
+      </w:r>
+    </w:p>
+    <w:p>
+      <w:pPr>
+        <w:pStyle w:val="NormalWeb"/>
+      </w:pPr>
+      <w:r>
+        <w:t>So conceptually:</w:t>
+      </w:r>
+    </w:p>
+    <w:p>
+      <w:pPr>
+        <w:pStyle w:val="HTMLPreformatted"/>
+      </w:pPr>
+      <w:r>
+        <w:rPr>
+          <w:rStyle w:val="HTMLCode"/>
+        </w:rPr>
+        <w:t>employee = 100</w:t>
+      </w:r>
+    </w:p>
+    <w:p>
+      <w:r>
+        <w:pict>
+          <v:rect id="_x0000_i1036" style="width:0;height:1.5pt" o:hralign="center" o:hrstd="t" o:hr="t" fillcolor="#a0a0a0" stroked="f"/>
+        </w:pict>
+      </w:r>
+    </w:p>
+    <w:p>
+      <w:pPr>
+        <w:pStyle w:val="Heading2"/>
+      </w:pPr>
+      <w:r>
+        <w:t>Step 2: Pass object to method</w:t>
+      </w:r>
+    </w:p>
+    <w:p>
+      <w:pPr>
+        <w:pStyle w:val="HTMLPreformatted"/>
+      </w:pPr>
+      <w:r>
+        <w:rPr>
+          <w:rStyle w:val="HTMLCode"/>
+        </w:rPr>
+        <w:t>changeName(employee);</w:t>
+      </w:r>
+    </w:p>
+    <w:p>
+      <w:pPr>
+        <w:pStyle w:val="NormalWeb"/>
+      </w:pPr>
+      <w:r>
+        <w:t>What does Java copy?</w:t>
+      </w:r>
+    </w:p>
+    <w:p>
+      <w:pPr>
+        <w:pStyle w:val="NormalWeb"/>
+      </w:pPr>
+      <w:r>
+        <w:t xml:space="preserve">It copies the </w:t>
+      </w:r>
+      <w:r>
+        <w:rPr>
+          <w:rStyle w:val="Strong"/>
+        </w:rPr>
+        <w:t>reference value</w:t>
+      </w:r>
+      <w:r>
+        <w:t>.</w:t>
+      </w:r>
+    </w:p>
+    <w:p>
+      <w:pPr>
+        <w:pStyle w:val="HTMLPreformatted"/>
+        <w:rPr>
+          <w:rStyle w:val="HTMLCode"/>
+        </w:rPr>
+      </w:pPr>
+      <w:r>
+        <w:rPr>
+          <w:rStyle w:val="HTMLCode"/>
+        </w:rPr>
+        <w:t>employee = 100</w:t>
+      </w:r>
+    </w:p>
+    <w:p>
+      <w:pPr>
+        <w:pStyle w:val="HTMLPreformatted"/>
+        <w:rPr>
+          <w:rStyle w:val="HTMLCode"/>
+        </w:rPr>
+      </w:pPr>
+      <w:r>
+        <w:rPr>
+          <w:rStyle w:val="HTMLCode"/>
+        </w:rPr>
+        <w:t xml:space="preserve">              |</w:t>
+      </w:r>
+    </w:p>
+    <w:p>
+      <w:pPr>
+        <w:pStyle w:val="HTMLPreformatted"/>
+        <w:rPr>
+          <w:rStyle w:val="HTMLCode"/>
+        </w:rPr>
+      </w:pPr>
+      <w:r>
+        <w:rPr>
+          <w:rStyle w:val="HTMLCode"/>
+        </w:rPr>
+        <w:t xml:space="preserve">              | COPY</w:t>
+      </w:r>
+    </w:p>
+    <w:p>
+      <w:pPr>
+        <w:pStyle w:val="HTMLPreformatted"/>
+        <w:rPr>
+          <w:rStyle w:val="HTMLCode"/>
+        </w:rPr>
+      </w:pPr>
+      <w:r>
+        <w:rPr>
+          <w:rStyle w:val="HTMLCode"/>
+        </w:rPr>
+        <w:t xml:space="preserve">              ↓</w:t>
+      </w:r>
+    </w:p>
+    <w:p>
+      <w:pPr>
+        <w:pStyle w:val="HTMLPreformatted"/>
+      </w:pPr>
+      <w:r>
+        <w:rPr>
+          <w:rStyle w:val="HTMLCode"/>
+        </w:rPr>
+        <w:lastRenderedPageBreak/>
+        <w:t>emp      = 100</w:t>
+      </w:r>
+    </w:p>
+    <w:p>
+      <w:pPr>
+        <w:pStyle w:val="NormalWeb"/>
+      </w:pPr>
+      <w:r>
+        <w:t>Now:</w:t>
+      </w:r>
+    </w:p>
+    <w:p>
+      <w:pPr>
+        <w:pStyle w:val="HTMLPreformatted"/>
+        <w:rPr>
+          <w:rStyle w:val="HTMLCode"/>
+        </w:rPr>
+      </w:pPr>
+      <w:r>
+        <w:rPr>
+          <w:rStyle w:val="HTMLCode"/>
+        </w:rPr>
+        <w:t>employee ────→ 100 ────→ Employee Object</w:t>
+      </w:r>
+    </w:p>
+    <w:p>
+      <w:pPr>
+        <w:pStyle w:val="HTMLPreformatted"/>
+        <w:rPr>
+          <w:rStyle w:val="HTMLCode"/>
+        </w:rPr>
+      </w:pPr>
+      <w:r>
+        <w:rPr>
+          <w:rStyle w:val="HTMLCode"/>
+        </w:rPr>
+        <w:t xml:space="preserve">                              name = Nikhil</w:t>
+      </w:r>
+    </w:p>
+    <w:p>
+      <w:pPr>
+        <w:pStyle w:val="HTMLPreformatted"/>
+        <w:rPr>
+          <w:rStyle w:val="HTMLCode"/>
+        </w:rPr>
+      </w:pPr>
+      <w:r>
+        <w:rPr>
+          <w:rStyle w:val="HTMLCode"/>
+        </w:rPr>
+        <w:t xml:space="preserve">                                 ↑</w:t>
+      </w:r>
+    </w:p>
+    <w:p>
+      <w:pPr>
+        <w:pStyle w:val="HTMLPreformatted"/>
+        <w:rPr>
+          <w:rStyle w:val="HTMLCode"/>
+        </w:rPr>
+      </w:pPr>
+      <w:r>
+        <w:rPr>
+          <w:rStyle w:val="HTMLCode"/>
+        </w:rPr>
+        <w:t xml:space="preserve">                                 |</w:t>
+      </w:r>
+    </w:p>
+    <w:p>
+      <w:pPr>
+        <w:pStyle w:val="HTMLPreformatted"/>
+      </w:pPr>
+      <w:r>
+        <w:rPr>
+          <w:rStyle w:val="HTMLCode"/>
+        </w:rPr>
+        <w:t>emp ─────────→ 100 ─────────────┘</w:t>
+      </w:r>
+    </w:p>
+    <w:p>
+      <w:pPr>
+        <w:pStyle w:val="NormalWeb"/>
+      </w:pPr>
+      <w:r>
+        <w:t xml:space="preserve">There are </w:t>
+      </w:r>
+      <w:r>
+        <w:rPr>
+          <w:rStyle w:val="Strong"/>
+        </w:rPr>
+        <w:t>two reference variables</w:t>
+      </w:r>
+      <w:r>
+        <w:t>:</w:t>
+      </w:r>
+    </w:p>
+    <w:p>
+      <w:pPr>
+        <w:pStyle w:val="HTMLPreformatted"/>
+        <w:rPr>
+          <w:rStyle w:val="HTMLCode"/>
+        </w:rPr>
+      </w:pPr>
+      <w:r>
+        <w:rPr>
+          <w:rStyle w:val="HTMLCode"/>
+        </w:rPr>
+        <w:t>employee</w:t>
+      </w:r>
+    </w:p>
+    <w:p>
+      <w:pPr>
+        <w:pStyle w:val="HTMLPreformatted"/>
+      </w:pPr>
+      <w:r>
+        <w:rPr>
+          <w:rStyle w:val="HTMLCode"/>
+        </w:rPr>
+        <w:t>emp</w:t>
+      </w:r>
+    </w:p>
+    <w:p>
+      <w:pPr>
+        <w:pStyle w:val="NormalWeb"/>
+      </w:pPr>
+      <w:r>
+        <w:t>But both contain the same reference value:</w:t>
+      </w:r>
+    </w:p>
+    <w:p>
+      <w:pPr>
+        <w:pStyle w:val="HTMLPreformatted"/>
+        <w:rPr>
+          <w:rStyle w:val="HTMLCode"/>
+        </w:rPr>
+      </w:pPr>
+      <w:r>
+        <w:rPr>
+          <w:rStyle w:val="HTMLCode"/>
+        </w:rPr>
+        <w:t>employee = 100</w:t>
+      </w:r>
+    </w:p>
+    <w:p>
+      <w:pPr>
+        <w:pStyle w:val="HTMLPreformatted"/>
+      </w:pPr>
+      <w:r>
+        <w:rPr>
+          <w:rStyle w:val="HTMLCode"/>
+        </w:rPr>
+        <w:t>emp      = 100</w:t>
+      </w:r>
+    </w:p>
+    <w:p>
+      <w:pPr>
+        <w:pStyle w:val="NormalWeb"/>
+      </w:pPr>
+      <w:r>
+        <w:t xml:space="preserve">Therefore both refer to the </w:t>
+      </w:r>
+      <w:r>
+        <w:rPr>
+          <w:rStyle w:val="Strong"/>
+        </w:rPr>
+        <w:t>same Employee object</w:t>
+      </w:r>
+      <w:r>
+        <w:t>.</w:t>
+      </w:r>
+    </w:p>
+    <w:p>
+      <w:r>
+        <w:pict>
+          <v:rect id="_x0000_i1037" style="width:0;height:1.5pt" o:hralign="center" o:hrstd="t" o:hr="t" fillcolor="#a0a0a0" stroked="f"/>
+        </w:pict>
+      </w:r>
+    </w:p>
+    <w:p>
+      <w:pPr>
+        <w:pStyle w:val="Heading1"/>
+      </w:pPr>
+      <w:r>
+        <w:t>3. Now Change the Object</w:t>
+      </w:r>
+    </w:p>
+    <w:p>
+      <w:pPr>
+        <w:pStyle w:val="NormalWeb"/>
+      </w:pPr>
+      <w:r>
+        <w:t>Inside the method:</w:t>
+      </w:r>
+    </w:p>
+    <w:p>
+      <w:pPr>
+        <w:pStyle w:val="HTMLPreformatted"/>
+      </w:pPr>
+      <w:r>
+        <w:rPr>
+          <w:rStyle w:val="HTMLCode"/>
+        </w:rPr>
+        <w:t>emp.name = "Rahul";</w:t>
+      </w:r>
+    </w:p>
+    <w:p>
+      <w:pPr>
+        <w:pStyle w:val="NormalWeb"/>
+      </w:pPr>
+      <w:r>
+        <w:rPr>
+          <w:rStyle w:val="HTMLCode"/>
+        </w:rPr>
+        <w:t>emp</w:t>
+      </w:r>
+      <w:r>
+        <w:t xml:space="preserve"> contains reference value </w:t>
+      </w:r>
+      <w:r>
+        <w:rPr>
+          <w:rStyle w:val="HTMLCode"/>
+        </w:rPr>
+        <w:t>100</w:t>
+      </w:r>
+      <w:r>
+        <w:t>.</w:t>
+      </w:r>
+    </w:p>
+    <w:p>
+      <w:pPr>
+        <w:pStyle w:val="NormalWeb"/>
+      </w:pPr>
+      <w:r>
+        <w:t>So Java reaches the same object:</w:t>
+      </w:r>
+    </w:p>
+    <w:p>
+      <w:pPr>
+        <w:pStyle w:val="HTMLPreformatted"/>
+        <w:rPr>
+          <w:rStyle w:val="HTMLCode"/>
+        </w:rPr>
+      </w:pPr>
+      <w:r>
+        <w:rPr>
+          <w:rStyle w:val="HTMLCode"/>
+        </w:rPr>
+        <w:t>employee ────→ 100 ────→ +------------------+</w:t>
+      </w:r>
+    </w:p>
+    <w:p>
+      <w:pPr>
+        <w:pStyle w:val="HTMLPreformatted"/>
+        <w:rPr>
+          <w:rStyle w:val="HTMLCode"/>
+        </w:rPr>
+      </w:pPr>
+      <w:r>
+        <w:rPr>
+          <w:rStyle w:val="HTMLCode"/>
+        </w:rPr>
+        <w:t xml:space="preserve">                           | Employee Object |</w:t>
+      </w:r>
+    </w:p>
+    <w:p>
+      <w:pPr>
+        <w:pStyle w:val="HTMLPreformatted"/>
+        <w:rPr>
+          <w:rStyle w:val="HTMLCode"/>
+        </w:rPr>
+      </w:pPr>
+      <w:r>
+        <w:rPr>
+          <w:rStyle w:val="HTMLCode"/>
+        </w:rPr>
+        <w:t xml:space="preserve">                           | name = "Rahul"  |</w:t>
+      </w:r>
+    </w:p>
+    <w:p>
+      <w:pPr>
+        <w:pStyle w:val="HTMLPreformatted"/>
+        <w:rPr>
+          <w:rStyle w:val="HTMLCode"/>
+        </w:rPr>
+      </w:pPr>
+      <w:r>
+        <w:rPr>
+          <w:rStyle w:val="HTMLCode"/>
+        </w:rPr>
+        <w:t xml:space="preserve">                           +------------------+</w:t>
+      </w:r>
+    </w:p>
+    <w:p>
+      <w:pPr>
+        <w:pStyle w:val="HTMLPreformatted"/>
+        <w:rPr>
+          <w:rStyle w:val="HTMLCode"/>
+        </w:rPr>
+      </w:pPr>
+      <w:r>
+        <w:rPr>
+          <w:rStyle w:val="HTMLCode"/>
+        </w:rPr>
+        <w:t xml:space="preserve">                              ↑</w:t>
+      </w:r>
+    </w:p>
+    <w:p>
+      <w:pPr>
+        <w:pStyle w:val="HTMLPreformatted"/>
+        <w:rPr>
+          <w:rStyle w:val="HTMLCode"/>
+        </w:rPr>
+      </w:pPr>
+      <w:r>
+        <w:rPr>
+          <w:rStyle w:val="HTMLCode"/>
+        </w:rPr>
+        <w:t xml:space="preserve">                              |</w:t>
+      </w:r>
+    </w:p>
+    <w:p>
+      <w:pPr>
+        <w:pStyle w:val="HTMLPreformatted"/>
+      </w:pPr>
+      <w:r>
+        <w:rPr>
+          <w:rStyle w:val="HTMLCode"/>
+        </w:rPr>
+        <w:t>emp ─────────→ 100 ──────────┘</w:t>
+      </w:r>
+    </w:p>
+    <w:p>
+      <w:pPr>
+        <w:pStyle w:val="NormalWeb"/>
+      </w:pPr>
+      <w:r>
+        <w:lastRenderedPageBreak/>
+        <w:t>Therefore:</w:t>
+      </w:r>
+    </w:p>
+    <w:p>
+      <w:pPr>
+        <w:pStyle w:val="HTMLPreformatted"/>
+      </w:pPr>
+      <w:r>
+        <w:rPr>
+          <w:rStyle w:val="HTMLCode"/>
+        </w:rPr>
+        <w:t>System.out.println(employee.name);</w:t>
+      </w:r>
+    </w:p>
+    <w:p>
+      <w:pPr>
+        <w:pStyle w:val="NormalWeb"/>
+      </w:pPr>
+      <w:r>
+        <w:t>prints:</w:t>
+      </w:r>
+    </w:p>
+    <w:p>
+      <w:pPr>
+        <w:pStyle w:val="HTMLPreformatted"/>
+      </w:pPr>
+      <w:r>
+        <w:rPr>
+          <w:rStyle w:val="HTMLCode"/>
+        </w:rPr>
+        <w:t>Rahul</w:t>
+      </w:r>
+    </w:p>
+    <w:p>
+      <w:r>
+        <w:pict>
+          <v:rect id="_x0000_i1038" style="width:0;height:1.5pt" o:hralign="center" o:hrstd="t" o:hr="t" fillcolor="#a0a0a0" stroked="f"/>
+        </w:pict>
+      </w:r>
+    </w:p>
+    <w:p>
+      <w:pPr>
+        <w:pStyle w:val="Heading1"/>
+      </w:pPr>
+      <w:r>
+        <w:t>4. Why Does the Original Object Change?</w:t>
+      </w:r>
+    </w:p>
+    <w:p>
+      <w:pPr>
+        <w:pStyle w:val="NormalWeb"/>
+      </w:pPr>
+      <w:r>
+        <w:t>This is the important part.</w:t>
+      </w:r>
+    </w:p>
+    <w:p>
+      <w:pPr>
+        <w:pStyle w:val="NormalWeb"/>
+      </w:pPr>
+      <w:r>
+        <w:t xml:space="preserve">We did </w:t>
+      </w:r>
+      <w:r>
+        <w:rPr>
+          <w:rStyle w:val="Strong"/>
+        </w:rPr>
+        <w:t>not</w:t>
+      </w:r>
+      <w:r>
+        <w:t xml:space="preserve"> copy the Employee object.</w:t>
+      </w:r>
+    </w:p>
+    <w:p>
+      <w:pPr>
+        <w:pStyle w:val="NormalWeb"/>
+      </w:pPr>
+      <w:r>
+        <w:t xml:space="preserve">We copied the </w:t>
+      </w:r>
+      <w:r>
+        <w:rPr>
+          <w:rStyle w:val="Strong"/>
+        </w:rPr>
+        <w:t>reference value</w:t>
+      </w:r>
+      <w:r>
+        <w:t>.</w:t>
+      </w:r>
+    </w:p>
+    <w:p>
+      <w:pPr>
+        <w:pStyle w:val="HTMLPreformatted"/>
+        <w:rPr>
+          <w:rStyle w:val="HTMLCode"/>
+        </w:rPr>
+      </w:pPr>
+      <w:r>
+        <w:rPr>
+          <w:rStyle w:val="HTMLCode"/>
+        </w:rPr>
+        <w:t>employee = 100</w:t>
+      </w:r>
+    </w:p>
+    <w:p>
+      <w:pPr>
+        <w:pStyle w:val="HTMLPreformatted"/>
+        <w:rPr>
+          <w:rStyle w:val="HTMLCode"/>
+        </w:rPr>
+      </w:pPr>
+      <w:r>
+        <w:rPr>
+          <w:rStyle w:val="HTMLCode"/>
+        </w:rPr>
+        <w:t xml:space="preserve">             \</w:t>
+      </w:r>
+    </w:p>
+    <w:p>
+      <w:pPr>
+        <w:pStyle w:val="HTMLPreformatted"/>
+        <w:rPr>
+          <w:rStyle w:val="HTMLCode"/>
+        </w:rPr>
+      </w:pPr>
+      <w:r>
+        <w:rPr>
+          <w:rStyle w:val="HTMLCode"/>
+        </w:rPr>
+        <w:t xml:space="preserve">              \</w:t>
+      </w:r>
+    </w:p>
+    <w:p>
+      <w:pPr>
+        <w:pStyle w:val="HTMLPreformatted"/>
+        <w:rPr>
+          <w:rStyle w:val="HTMLCode"/>
+        </w:rPr>
+      </w:pPr>
+      <w:r>
+        <w:rPr>
+          <w:rStyle w:val="HTMLCode"/>
+        </w:rPr>
+        <w:t xml:space="preserve">               → Same Employee Object</w:t>
+      </w:r>
+    </w:p>
+    <w:p>
+      <w:pPr>
+        <w:pStyle w:val="HTMLPreformatted"/>
+        <w:rPr>
+          <w:rStyle w:val="HTMLCode"/>
+        </w:rPr>
+      </w:pPr>
+      <w:r>
+        <w:rPr>
+          <w:rStyle w:val="HTMLCode"/>
+        </w:rPr>
+        <w:t xml:space="preserve">              /</w:t>
+      </w:r>
+    </w:p>
+    <w:p>
+      <w:pPr>
+        <w:pStyle w:val="HTMLPreformatted"/>
+        <w:rPr>
+          <w:rStyle w:val="HTMLCode"/>
+        </w:rPr>
+      </w:pPr>
+      <w:r>
+        <w:rPr>
+          <w:rStyle w:val="HTMLCode"/>
+        </w:rPr>
+        <w:t xml:space="preserve">             /</w:t>
+      </w:r>
+    </w:p>
+    <w:p>
+      <w:pPr>
+        <w:pStyle w:val="HTMLPreformatted"/>
+      </w:pPr>
+      <w:r>
+        <w:rPr>
+          <w:rStyle w:val="HTMLCode"/>
+        </w:rPr>
+        <w:t>emp      = 100</w:t>
+      </w:r>
+    </w:p>
+    <w:p>
+      <w:pPr>
+        <w:pStyle w:val="NormalWeb"/>
+      </w:pPr>
+      <w:r>
+        <w:t>Therefore:</w:t>
+      </w:r>
+    </w:p>
+    <w:p>
+      <w:pPr>
+        <w:pStyle w:val="HTMLPreformatted"/>
+      </w:pPr>
+      <w:r>
+        <w:rPr>
+          <w:rStyle w:val="HTMLCode"/>
+        </w:rPr>
+        <w:t>emp.name = "Rahul";</w:t>
+      </w:r>
+    </w:p>
+    <w:p>
+      <w:pPr>
+        <w:pStyle w:val="NormalWeb"/>
+      </w:pPr>
+      <w:r>
+        <w:t xml:space="preserve">changes the </w:t>
+      </w:r>
+      <w:r>
+        <w:rPr>
+          <w:rStyle w:val="Strong"/>
+        </w:rPr>
+        <w:t>same object</w:t>
+      </w:r>
+      <w:r>
+        <w:t xml:space="preserve"> that </w:t>
+      </w:r>
+      <w:r>
+        <w:rPr>
+          <w:rStyle w:val="HTMLCode"/>
+        </w:rPr>
+        <w:t>employee</w:t>
+      </w:r>
+      <w:r>
+        <w:t xml:space="preserve"> refers to.</w:t>
+      </w:r>
+    </w:p>
+    <w:p>
+      <w:r>
+        <w:pict>
+          <v:rect id="_x0000_i1039" style="width:0;height:1.5pt" o:hralign="center" o:hrstd="t" o:hr="t" fillcolor="#a0a0a0" stroked="f"/>
+        </w:pict>
+      </w:r>
+    </w:p>
+    <w:p>
+      <w:pPr>
+        <w:pStyle w:val="Heading1"/>
+      </w:pPr>
+      <w:r>
+        <w:t>5. But It Is Still Pass-by-Value</w:t>
+      </w:r>
+    </w:p>
+    <w:p>
+      <w:pPr>
+        <w:pStyle w:val="NormalWeb"/>
+      </w:pPr>
+      <w:r>
+        <w:t>This is where people get confused.</w:t>
+      </w:r>
+    </w:p>
+    <w:p>
+      <w:pPr>
+        <w:pStyle w:val="NormalWeb"/>
+      </w:pPr>
+      <w:r>
+        <w:lastRenderedPageBreak/>
+        <w:t>You might think:</w:t>
+      </w:r>
+    </w:p>
+    <w:p>
+      <w:pPr>
+        <w:pStyle w:val="NormalWeb"/>
+      </w:pPr>
+      <w:r>
+        <w:t>"If both are pointing to the same object, isn't this pass-by-reference?"</w:t>
+      </w:r>
+    </w:p>
+    <w:p>
+      <w:pPr>
+        <w:pStyle w:val="NormalWeb"/>
+      </w:pPr>
+      <w:r>
+        <w:rPr>
+          <w:rStyle w:val="Strong"/>
+        </w:rPr>
+        <w:t>No.</w:t>
+      </w:r>
+    </w:p>
+    <w:p>
+      <w:pPr>
+        <w:pStyle w:val="NormalWeb"/>
+      </w:pPr>
+      <w:r>
+        <w:t>Because the reference value itself was copied.</w:t>
+      </w:r>
+    </w:p>
+    <w:p>
+      <w:pPr>
+        <w:pStyle w:val="HTMLPreformatted"/>
+        <w:rPr>
+          <w:rStyle w:val="HTMLCode"/>
+        </w:rPr>
+      </w:pPr>
+      <w:r>
+        <w:rPr>
+          <w:rStyle w:val="HTMLCode"/>
+        </w:rPr>
+        <w:t>employee = 100</w:t>
+      </w:r>
+    </w:p>
+    <w:p>
+      <w:pPr>
+        <w:pStyle w:val="HTMLPreformatted"/>
+        <w:rPr>
+          <w:rStyle w:val="HTMLCode"/>
+        </w:rPr>
+      </w:pPr>
+    </w:p>
+    <w:p>
+      <w:pPr>
+        <w:pStyle w:val="HTMLPreformatted"/>
+        <w:rPr>
+          <w:rStyle w:val="HTMLCode"/>
+        </w:rPr>
+      </w:pPr>
+      <w:r>
+        <w:rPr>
+          <w:rStyle w:val="HTMLCode"/>
+        </w:rPr>
+        <w:t xml:space="preserve">         COPY</w:t>
+      </w:r>
+    </w:p>
+    <w:p>
+      <w:pPr>
+        <w:pStyle w:val="HTMLPreformatted"/>
+        <w:rPr>
+          <w:rStyle w:val="HTMLCode"/>
+        </w:rPr>
+      </w:pPr>
+    </w:p>
+    <w:p>
+      <w:pPr>
+        <w:pStyle w:val="HTMLPreformatted"/>
+      </w:pPr>
+      <w:r>
+        <w:rPr>
+          <w:rStyle w:val="HTMLCode"/>
+        </w:rPr>
+        <w:t>emp = 100</w:t>
+      </w:r>
+    </w:p>
+    <w:p>
+      <w:pPr>
+        <w:pStyle w:val="NormalWeb"/>
+      </w:pPr>
+      <w:r>
+        <w:t xml:space="preserve">Java did not make </w:t>
+      </w:r>
+      <w:r>
+        <w:rPr>
+          <w:rStyle w:val="HTMLCode"/>
+        </w:rPr>
+        <w:t>emp</w:t>
+      </w:r>
+      <w:r>
+        <w:t xml:space="preserve"> another name for the variable </w:t>
+      </w:r>
+      <w:r>
+        <w:rPr>
+          <w:rStyle w:val="HTMLCode"/>
+        </w:rPr>
+        <w:t>employee</w:t>
+      </w:r>
+      <w:r>
+        <w:t>.</w:t>
+      </w:r>
+    </w:p>
+    <w:p>
+      <w:pPr>
+        <w:pStyle w:val="NormalWeb"/>
+      </w:pPr>
+      <w:r>
+        <w:t>They are two separate variables:</w:t>
+      </w:r>
+    </w:p>
+    <w:p>
+      <w:pPr>
+        <w:pStyle w:val="HTMLPreformatted"/>
+        <w:rPr>
+          <w:rStyle w:val="HTMLCode"/>
+        </w:rPr>
+      </w:pPr>
+      <w:r>
+        <w:rPr>
+          <w:rStyle w:val="HTMLCode"/>
+        </w:rPr>
+        <w:t>employee = 100</w:t>
+      </w:r>
+    </w:p>
+    <w:p>
+      <w:pPr>
+        <w:pStyle w:val="HTMLPreformatted"/>
+      </w:pPr>
+      <w:r>
+        <w:rPr>
+          <w:rStyle w:val="HTMLCode"/>
+        </w:rPr>
+        <w:t>emp      = 100</w:t>
+      </w:r>
+    </w:p>
+    <w:p>
+      <w:pPr>
+        <w:pStyle w:val="NormalWeb"/>
+      </w:pPr>
+      <w:r>
+        <w:t>They simply contain the same value.</w:t>
+      </w:r>
+    </w:p>
+    <w:p>
+      <w:r>
+        <w:pict>
+          <v:rect id="_x0000_i1040" style="width:0;height:1.5pt" o:hralign="center" o:hrstd="t" o:hr="t" fillcolor="#a0a0a0" stroked="f"/>
+        </w:pict>
+      </w:r>
+    </w:p>
+    <w:p>
+      <w:pPr>
+        <w:pStyle w:val="Heading1"/>
+      </w:pPr>
+      <w:r>
+        <w:t>6. The Best Proof</w:t>
+      </w:r>
+    </w:p>
+    <w:p>
+      <w:pPr>
+        <w:pStyle w:val="NormalWeb"/>
+      </w:pPr>
+      <w:r>
+        <w:t>Look at this:</w:t>
+      </w:r>
+    </w:p>
+    <w:p>
+      <w:pPr>
+        <w:pStyle w:val="HTMLPreformatted"/>
+        <w:rPr>
+          <w:rStyle w:val="HTMLCode"/>
+        </w:rPr>
+      </w:pPr>
+      <w:r>
+        <w:rPr>
+          <w:rStyle w:val="HTMLCode"/>
+        </w:rPr>
+        <w:t>static void change(Employee emp) {</w:t>
+      </w:r>
+    </w:p>
+    <w:p>
+      <w:pPr>
+        <w:pStyle w:val="HTMLPreformatted"/>
+        <w:rPr>
+          <w:rStyle w:val="HTMLCode"/>
+        </w:rPr>
+      </w:pPr>
+    </w:p>
+    <w:p>
+      <w:pPr>
+        <w:pStyle w:val="HTMLPreformatted"/>
+        <w:rPr>
+          <w:rStyle w:val="HTMLCode"/>
+        </w:rPr>
+      </w:pPr>
+      <w:r>
+        <w:rPr>
+          <w:rStyle w:val="HTMLCode"/>
+        </w:rPr>
+        <w:t xml:space="preserve">    emp = new Employee("Rahul");</w:t>
+      </w:r>
+    </w:p>
+    <w:p>
+      <w:pPr>
+        <w:pStyle w:val="HTMLPreformatted"/>
+      </w:pPr>
+      <w:r>
+        <w:rPr>
+          <w:rStyle w:val="HTMLCode"/>
+        </w:rPr>
+        <w:t>}</w:t>
+      </w:r>
+    </w:p>
+    <w:p>
+      <w:pPr>
+        <w:pStyle w:val="NormalWeb"/>
+      </w:pPr>
+      <w:r>
+        <w:t>Main:</w:t>
+      </w:r>
+    </w:p>
+    <w:p>
+      <w:pPr>
+        <w:pStyle w:val="HTMLPreformatted"/>
+        <w:rPr>
+          <w:rStyle w:val="HTMLCode"/>
+        </w:rPr>
+      </w:pPr>
+      <w:r>
+        <w:rPr>
+          <w:rStyle w:val="HTMLCode"/>
+        </w:rPr>
+        <w:t>Employee employee = new Employee("Nikhil");</w:t>
+      </w:r>
+    </w:p>
+    <w:p>
+      <w:pPr>
+        <w:pStyle w:val="HTMLPreformatted"/>
+        <w:rPr>
+          <w:rStyle w:val="HTMLCode"/>
+        </w:rPr>
+      </w:pPr>
+    </w:p>
+    <w:p>
+      <w:pPr>
+        <w:pStyle w:val="HTMLPreformatted"/>
+        <w:rPr>
+          <w:rStyle w:val="HTMLCode"/>
+        </w:rPr>
+      </w:pPr>
+      <w:r>
+        <w:rPr>
+          <w:rStyle w:val="HTMLCode"/>
+        </w:rPr>
+        <w:t>change(employee);</w:t>
+      </w:r>
+    </w:p>
+    <w:p>
+      <w:pPr>
+        <w:pStyle w:val="HTMLPreformatted"/>
+        <w:rPr>
+          <w:rStyle w:val="HTMLCode"/>
+        </w:rPr>
+      </w:pPr>
+    </w:p>
+    <w:p>
+      <w:pPr>
+        <w:pStyle w:val="HTMLPreformatted"/>
+      </w:pPr>
+      <w:r>
+        <w:rPr>
+          <w:rStyle w:val="HTMLCode"/>
+        </w:rPr>
+        <w:lastRenderedPageBreak/>
+        <w:t>System.out.println(employee.name);</w:t>
+      </w:r>
+    </w:p>
+    <w:p>
+      <w:pPr>
+        <w:pStyle w:val="NormalWeb"/>
+      </w:pPr>
+      <w:r>
+        <w:t>Before calling:</w:t>
+      </w:r>
+    </w:p>
+    <w:p>
+      <w:pPr>
+        <w:pStyle w:val="HTMLPreformatted"/>
+        <w:rPr>
+          <w:rStyle w:val="HTMLCode"/>
+        </w:rPr>
+      </w:pPr>
+      <w:r>
+        <w:rPr>
+          <w:rStyle w:val="HTMLCode"/>
+        </w:rPr>
+        <w:t>employee = 100</w:t>
+      </w:r>
+    </w:p>
+    <w:p>
+      <w:pPr>
+        <w:pStyle w:val="HTMLPreformatted"/>
+        <w:rPr>
+          <w:rStyle w:val="HTMLCode"/>
+        </w:rPr>
+      </w:pPr>
+      <w:r>
+        <w:rPr>
+          <w:rStyle w:val="HTMLCode"/>
+        </w:rPr>
+        <w:t xml:space="preserve">              |</w:t>
+      </w:r>
+    </w:p>
+    <w:p>
+      <w:pPr>
+        <w:pStyle w:val="HTMLPreformatted"/>
+        <w:rPr>
+          <w:rStyle w:val="HTMLCode"/>
+        </w:rPr>
+      </w:pPr>
+      <w:r>
+        <w:rPr>
+          <w:rStyle w:val="HTMLCode"/>
+        </w:rPr>
+        <w:t xml:space="preserve">              ↓</w:t>
+      </w:r>
+    </w:p>
+    <w:p>
+      <w:pPr>
+        <w:pStyle w:val="HTMLPreformatted"/>
+        <w:rPr>
+          <w:rStyle w:val="HTMLCode"/>
+        </w:rPr>
+      </w:pPr>
+      <w:r>
+        <w:rPr>
+          <w:rStyle w:val="HTMLCode"/>
+        </w:rPr>
+        <w:t xml:space="preserve">        Employee #1</w:t>
+      </w:r>
+    </w:p>
+    <w:p>
+      <w:pPr>
+        <w:pStyle w:val="HTMLPreformatted"/>
+      </w:pPr>
+      <w:r>
+        <w:rPr>
+          <w:rStyle w:val="HTMLCode"/>
+        </w:rPr>
+        <w:t xml:space="preserve">        name = Nikhil</w:t>
+      </w:r>
+    </w:p>
+    <w:p>
+      <w:pPr>
+        <w:pStyle w:val="NormalWeb"/>
+      </w:pPr>
+      <w:r>
+        <w:t>After passing:</w:t>
+      </w:r>
+    </w:p>
+    <w:p>
+      <w:pPr>
+        <w:pStyle w:val="HTMLPreformatted"/>
+        <w:rPr>
+          <w:rStyle w:val="HTMLCode"/>
+        </w:rPr>
+      </w:pPr>
+      <w:r>
+        <w:rPr>
+          <w:rStyle w:val="HTMLCode"/>
+        </w:rPr>
+        <w:t>employee = 100 ───→ Employee #1</w:t>
+      </w:r>
+    </w:p>
+    <w:p>
+      <w:pPr>
+        <w:pStyle w:val="HTMLPreformatted"/>
+        <w:rPr>
+          <w:rStyle w:val="HTMLCode"/>
+        </w:rPr>
+      </w:pPr>
+      <w:r>
+        <w:rPr>
+          <w:rStyle w:val="HTMLCode"/>
+        </w:rPr>
+        <w:t xml:space="preserve">                     Nikhil</w:t>
+      </w:r>
+    </w:p>
+    <w:p>
+      <w:pPr>
+        <w:pStyle w:val="HTMLPreformatted"/>
+        <w:rPr>
+          <w:rStyle w:val="HTMLCode"/>
+        </w:rPr>
+      </w:pPr>
+      <w:r>
+        <w:rPr>
+          <w:rStyle w:val="HTMLCode"/>
+        </w:rPr>
+        <w:t xml:space="preserve">                       ↑</w:t>
+      </w:r>
+    </w:p>
+    <w:p>
+      <w:pPr>
+        <w:pStyle w:val="HTMLPreformatted"/>
+        <w:rPr>
+          <w:rStyle w:val="HTMLCode"/>
+        </w:rPr>
+      </w:pPr>
+      <w:r>
+        <w:rPr>
+          <w:rStyle w:val="HTMLCode"/>
+        </w:rPr>
+        <w:t xml:space="preserve">                       |</w:t>
+      </w:r>
+    </w:p>
+    <w:p>
+      <w:pPr>
+        <w:pStyle w:val="HTMLPreformatted"/>
+      </w:pPr>
+      <w:r>
+        <w:rPr>
+          <w:rStyle w:val="HTMLCode"/>
+        </w:rPr>
+        <w:t>emp      = 100 ────────┘</w:t>
+      </w:r>
+    </w:p>
+    <w:p>
+      <w:pPr>
+        <w:pStyle w:val="NormalWeb"/>
+      </w:pPr>
+      <w:r>
+        <w:t>Now:</w:t>
+      </w:r>
+    </w:p>
+    <w:p>
+      <w:pPr>
+        <w:pStyle w:val="HTMLPreformatted"/>
+      </w:pPr>
+      <w:r>
+        <w:rPr>
+          <w:rStyle w:val="HTMLCode"/>
+        </w:rPr>
+        <w:t>emp = new Employee("Rahul");</w:t>
+      </w:r>
+    </w:p>
+    <w:p>
+      <w:pPr>
+        <w:pStyle w:val="NormalWeb"/>
+      </w:pPr>
+      <w:r>
+        <w:t xml:space="preserve">Suppose the new reference value is </w:t>
+      </w:r>
+      <w:r>
+        <w:rPr>
+          <w:rStyle w:val="HTMLCode"/>
+        </w:rPr>
+        <w:t>200</w:t>
+      </w:r>
+      <w:r>
+        <w:t>.</w:t>
+      </w:r>
+    </w:p>
+    <w:p>
+      <w:pPr>
+        <w:pStyle w:val="HTMLPreformatted"/>
+        <w:rPr>
+          <w:rStyle w:val="HTMLCode"/>
+        </w:rPr>
+      </w:pPr>
+      <w:r>
+        <w:rPr>
+          <w:rStyle w:val="HTMLCode"/>
+        </w:rPr>
+        <w:t>employee = 100 ───→ Employee #1</w:t>
+      </w:r>
+    </w:p>
+    <w:p>
+      <w:pPr>
+        <w:pStyle w:val="HTMLPreformatted"/>
+        <w:rPr>
+          <w:rStyle w:val="HTMLCode"/>
+        </w:rPr>
+      </w:pPr>
+      <w:r>
+        <w:rPr>
+          <w:rStyle w:val="HTMLCode"/>
+        </w:rPr>
+        <w:t xml:space="preserve">                     name = Nikhil</w:t>
+      </w:r>
+    </w:p>
+    <w:p>
+      <w:pPr>
+        <w:pStyle w:val="HTMLPreformatted"/>
+        <w:rPr>
+          <w:rStyle w:val="HTMLCode"/>
+        </w:rPr>
+      </w:pPr>
+    </w:p>
+    <w:p>
+      <w:pPr>
+        <w:pStyle w:val="HTMLPreformatted"/>
+        <w:rPr>
+          <w:rStyle w:val="HTMLCode"/>
+        </w:rPr>
+      </w:pPr>
+    </w:p>
+    <w:p>
+      <w:pPr>
+        <w:pStyle w:val="HTMLPreformatted"/>
+        <w:rPr>
+          <w:rStyle w:val="HTMLCode"/>
+        </w:rPr>
+      </w:pPr>
+      <w:r>
+        <w:rPr>
+          <w:rStyle w:val="HTMLCode"/>
+        </w:rPr>
+        <w:t>emp      = 200 ───→ Employee #2</w:t>
+      </w:r>
+    </w:p>
+    <w:p>
+      <w:pPr>
+        <w:pStyle w:val="HTMLPreformatted"/>
+      </w:pPr>
+      <w:r>
+        <w:rPr>
+          <w:rStyle w:val="HTMLCode"/>
+        </w:rPr>
+        <w:t xml:space="preserve">                     name = Rahul</w:t>
+      </w:r>
+    </w:p>
+    <w:p>
+      <w:pPr>
+        <w:pStyle w:val="NormalWeb"/>
+      </w:pPr>
+      <w:r>
+        <w:t>Notice:</w:t>
+      </w:r>
+    </w:p>
+    <w:p>
+      <w:pPr>
+        <w:pStyle w:val="HTMLPreformatted"/>
+        <w:rPr>
+          <w:rStyle w:val="HTMLCode"/>
+        </w:rPr>
+      </w:pPr>
+      <w:r>
+        <w:rPr>
+          <w:rStyle w:val="HTMLCode"/>
+        </w:rPr>
+        <w:t>employee = 100</w:t>
+      </w:r>
+    </w:p>
+    <w:p>
+      <w:pPr>
+        <w:pStyle w:val="HTMLPreformatted"/>
+      </w:pPr>
+      <w:r>
+        <w:rPr>
+          <w:rStyle w:val="HTMLCode"/>
+        </w:rPr>
+        <w:t>emp      = 200</w:t>
+      </w:r>
+    </w:p>
+    <w:p>
+      <w:pPr>
+        <w:pStyle w:val="NormalWeb"/>
+      </w:pPr>
+      <w:r>
+        <w:t xml:space="preserve">Changing </w:t>
+      </w:r>
+      <w:r>
+        <w:rPr>
+          <w:rStyle w:val="HTMLCode"/>
+        </w:rPr>
+        <w:t>emp</w:t>
+      </w:r>
+      <w:r>
+        <w:t xml:space="preserve"> did </w:t>
+      </w:r>
+      <w:r>
+        <w:rPr>
+          <w:rStyle w:val="Strong"/>
+        </w:rPr>
+        <w:t>not</w:t>
+      </w:r>
+      <w:r>
+        <w:t xml:space="preserve"> change </w:t>
+      </w:r>
+      <w:r>
+        <w:rPr>
+          <w:rStyle w:val="HTMLCode"/>
+        </w:rPr>
+        <w:t>employee</w:t>
+      </w:r>
+      <w:r>
+        <w:t>.</w:t>
+      </w:r>
+    </w:p>
+    <w:p>
+      <w:pPr>
+        <w:pStyle w:val="NormalWeb"/>
+      </w:pPr>
+      <w:r>
+        <w:t>Therefore:</w:t>
+      </w:r>
+    </w:p>
+    <w:p>
+      <w:pPr>
+        <w:pStyle w:val="HTMLPreformatted"/>
+      </w:pPr>
+      <w:r>
+        <w:rPr>
+          <w:rStyle w:val="HTMLCode"/>
+        </w:rPr>
+        <w:t>Output: Nikhil</w:t>
+      </w:r>
+    </w:p>
+    <w:p>
+      <w:pPr>
+        <w:pStyle w:val="NormalWeb"/>
+      </w:pPr>
+      <w:r>
+        <w:lastRenderedPageBreak/>
+        <w:t xml:space="preserve">This proves Java is </w:t>
+      </w:r>
+      <w:r>
+        <w:rPr>
+          <w:rStyle w:val="Strong"/>
+        </w:rPr>
+        <w:t>Pass-by-Value</w:t>
+      </w:r>
+      <w:r>
+        <w:t>.</w:t>
+      </w:r>
+    </w:p>
+    <w:p>
+      <w:r>
+        <w:pict>
+          <v:rect id="_x0000_i1041" style="width:0;height:1.5pt" o:hralign="center" o:hrstd="t" o:hr="t" fillcolor="#a0a0a0" stroked="f"/>
+        </w:pict>
+      </w:r>
+    </w:p>
+    <w:p>
+      <w:pPr>
+        <w:pStyle w:val="Heading1"/>
+      </w:pPr>
+      <w:r>
+        <w:t>7. Compare Both Clearly</w:t>
+      </w:r>
+    </w:p>
+    <w:p>
+      <w:pPr>
+        <w:pStyle w:val="Heading3"/>
+      </w:pPr>
+      <w:r>
+        <w:t>Primitive</w:t>
+      </w:r>
+    </w:p>
+    <w:p>
+      <w:pPr>
+        <w:pStyle w:val="HTMLPreformatted"/>
+        <w:rPr>
+          <w:rStyle w:val="HTMLCode"/>
+        </w:rPr>
+      </w:pPr>
+      <w:r>
+        <w:rPr>
+          <w:rStyle w:val="HTMLCode"/>
+        </w:rPr>
+        <w:t>int a = 10;</w:t>
+      </w:r>
+    </w:p>
+    <w:p>
+      <w:pPr>
+        <w:pStyle w:val="HTMLPreformatted"/>
+        <w:rPr>
+          <w:rStyle w:val="HTMLCode"/>
+        </w:rPr>
+      </w:pPr>
+    </w:p>
+    <w:p>
+      <w:pPr>
+        <w:pStyle w:val="HTMLPreformatted"/>
+      </w:pPr>
+      <w:r>
+        <w:rPr>
+          <w:rStyle w:val="HTMLCode"/>
+        </w:rPr>
+        <w:t>change(a);</w:t>
+      </w:r>
+    </w:p>
+    <w:p>
+      <w:pPr>
+        <w:pStyle w:val="HTMLPreformatted"/>
+        <w:rPr>
+          <w:rStyle w:val="HTMLCode"/>
+        </w:rPr>
+      </w:pPr>
+      <w:r>
+        <w:rPr>
+          <w:rStyle w:val="HTMLCode"/>
+        </w:rPr>
+        <w:t>a = 10</w:t>
+      </w:r>
+    </w:p>
+    <w:p>
+      <w:pPr>
+        <w:pStyle w:val="HTMLPreformatted"/>
+        <w:rPr>
+          <w:rStyle w:val="HTMLCode"/>
+        </w:rPr>
+      </w:pPr>
+      <w:r>
+        <w:rPr>
+          <w:rStyle w:val="HTMLCode"/>
+        </w:rPr>
+        <w:t xml:space="preserve">     |</w:t>
+      </w:r>
+    </w:p>
+    <w:p>
+      <w:pPr>
+        <w:pStyle w:val="HTMLPreformatted"/>
+        <w:rPr>
+          <w:rStyle w:val="HTMLCode"/>
+        </w:rPr>
+      </w:pPr>
+      <w:r>
+        <w:rPr>
+          <w:rStyle w:val="HTMLCode"/>
+        </w:rPr>
+        <w:t xml:space="preserve">     | copy 10</w:t>
+      </w:r>
+    </w:p>
+    <w:p>
+      <w:pPr>
+        <w:pStyle w:val="HTMLPreformatted"/>
+        <w:rPr>
+          <w:rStyle w:val="HTMLCode"/>
+        </w:rPr>
+      </w:pPr>
+      <w:r>
+        <w:rPr>
+          <w:rStyle w:val="HTMLCode"/>
+        </w:rPr>
+        <w:t xml:space="preserve">     ↓</w:t>
+      </w:r>
+    </w:p>
+    <w:p>
+      <w:pPr>
+        <w:pStyle w:val="HTMLPreformatted"/>
+      </w:pPr>
+      <w:r>
+        <w:rPr>
+          <w:rStyle w:val="HTMLCode"/>
+        </w:rPr>
+        <w:t>x = 10</w:t>
+      </w:r>
+    </w:p>
+    <w:p>
+      <w:pPr>
+        <w:pStyle w:val="NormalWeb"/>
+      </w:pPr>
+      <w:r>
+        <w:t xml:space="preserve">Changing </w:t>
+      </w:r>
+      <w:r>
+        <w:rPr>
+          <w:rStyle w:val="HTMLCode"/>
+        </w:rPr>
+        <w:t>x</w:t>
+      </w:r>
+      <w:r>
+        <w:t>:</w:t>
+      </w:r>
+    </w:p>
+    <w:p>
+      <w:pPr>
+        <w:pStyle w:val="HTMLPreformatted"/>
+        <w:rPr>
+          <w:rStyle w:val="HTMLCode"/>
+        </w:rPr>
+      </w:pPr>
+      <w:r>
+        <w:rPr>
+          <w:rStyle w:val="HTMLCode"/>
+        </w:rPr>
+        <w:t>a = 10</w:t>
+      </w:r>
+    </w:p>
+    <w:p>
+      <w:pPr>
+        <w:pStyle w:val="HTMLPreformatted"/>
+      </w:pPr>
+      <w:r>
+        <w:rPr>
+          <w:rStyle w:val="HTMLCode"/>
+        </w:rPr>
+        <w:t>x = 100</w:t>
+      </w:r>
+    </w:p>
+    <w:p>
+      <w:pPr>
+        <w:pStyle w:val="NormalWeb"/>
+      </w:pPr>
+      <w:r>
+        <w:rPr>
+          <w:rStyle w:val="Strong"/>
+        </w:rPr>
+        <w:t>Original primitive doesn't change.</w:t>
+      </w:r>
+    </w:p>
+    <w:p>
+      <w:r>
+        <w:pict>
+          <v:rect id="_x0000_i1042" style="width:0;height:1.5pt" o:hralign="center" o:hrstd="t" o:hr="t" fillcolor="#a0a0a0" stroked="f"/>
+        </w:pict>
+      </w:r>
+    </w:p>
+    <w:p>
+      <w:pPr>
+        <w:pStyle w:val="Heading3"/>
+      </w:pPr>
+      <w:r>
+        <w:t>Object</w:t>
+      </w:r>
+    </w:p>
+    <w:p>
+      <w:pPr>
+        <w:pStyle w:val="HTMLPreformatted"/>
+        <w:rPr>
+          <w:rStyle w:val="HTMLCode"/>
+        </w:rPr>
+      </w:pPr>
+      <w:r>
+        <w:rPr>
+          <w:rStyle w:val="HTMLCode"/>
+        </w:rPr>
+        <w:t>Employee employee = Employee("Nikhil");</w:t>
+      </w:r>
+    </w:p>
+    <w:p>
+      <w:pPr>
+        <w:pStyle w:val="HTMLPreformatted"/>
+        <w:rPr>
+          <w:rStyle w:val="HTMLCode"/>
+        </w:rPr>
+      </w:pPr>
+    </w:p>
+    <w:p>
+      <w:pPr>
+        <w:pStyle w:val="HTMLPreformatted"/>
+      </w:pPr>
+      <w:r>
+        <w:rPr>
+          <w:rStyle w:val="HTMLCode"/>
+        </w:rPr>
+        <w:t>changeName(employee);</w:t>
+      </w:r>
+    </w:p>
+    <w:p>
+      <w:pPr>
+        <w:pStyle w:val="HTMLPreformatted"/>
+        <w:rPr>
+          <w:rStyle w:val="HTMLCode"/>
+        </w:rPr>
+      </w:pPr>
+      <w:r>
+        <w:rPr>
+          <w:rStyle w:val="HTMLCode"/>
+        </w:rPr>
+        <w:t>employee = 100</w:t>
+      </w:r>
+    </w:p>
+    <w:p>
+      <w:pPr>
+        <w:pStyle w:val="HTMLPreformatted"/>
+        <w:rPr>
+          <w:rStyle w:val="HTMLCode"/>
+        </w:rPr>
+      </w:pPr>
+      <w:r>
+        <w:rPr>
+          <w:rStyle w:val="HTMLCode"/>
+        </w:rPr>
+        <w:t xml:space="preserve">              |</w:t>
+      </w:r>
+    </w:p>
+    <w:p>
+      <w:pPr>
+        <w:pStyle w:val="HTMLPreformatted"/>
+        <w:rPr>
+          <w:rStyle w:val="HTMLCode"/>
+        </w:rPr>
+      </w:pPr>
+      <w:r>
+        <w:rPr>
+          <w:rStyle w:val="HTMLCode"/>
+        </w:rPr>
+        <w:t xml:space="preserve">              | copy 100</w:t>
+      </w:r>
+    </w:p>
+    <w:p>
+      <w:pPr>
+        <w:pStyle w:val="HTMLPreformatted"/>
+        <w:rPr>
+          <w:rStyle w:val="HTMLCode"/>
+        </w:rPr>
+      </w:pPr>
+      <w:r>
+        <w:rPr>
+          <w:rStyle w:val="HTMLCode"/>
+        </w:rPr>
+        <w:t xml:space="preserve">              ↓</w:t>
+      </w:r>
+    </w:p>
+    <w:p>
+      <w:pPr>
+        <w:pStyle w:val="HTMLPreformatted"/>
+      </w:pPr>
+      <w:r>
+        <w:rPr>
+          <w:rStyle w:val="HTMLCode"/>
+        </w:rPr>
+        <w:t>emp      = 100</w:t>
+      </w:r>
+    </w:p>
+    <w:p>
+      <w:pPr>
+        <w:pStyle w:val="NormalWeb"/>
+      </w:pPr>
+      <w:r>
+        <w:t>Both point to:</w:t>
+      </w:r>
+    </w:p>
+    <w:p>
+      <w:pPr>
+        <w:pStyle w:val="HTMLPreformatted"/>
+        <w:rPr>
+          <w:rStyle w:val="HTMLCode"/>
+        </w:rPr>
+      </w:pPr>
+      <w:r>
+        <w:rPr>
+          <w:rStyle w:val="HTMLCode"/>
+        </w:rPr>
+        <w:t xml:space="preserve">        Employee Object</w:t>
+      </w:r>
+    </w:p>
+    <w:p>
+      <w:pPr>
+        <w:pStyle w:val="HTMLPreformatted"/>
+        <w:rPr>
+          <w:rStyle w:val="HTMLCode"/>
+        </w:rPr>
+      </w:pPr>
+      <w:r>
+        <w:rPr>
+          <w:rStyle w:val="HTMLCode"/>
+        </w:rPr>
+        <w:t xml:space="preserve">        name = Nikhil</w:t>
+      </w:r>
+    </w:p>
+    <w:p>
+      <w:pPr>
+        <w:pStyle w:val="HTMLPreformatted"/>
+        <w:rPr>
+          <w:rStyle w:val="HTMLCode"/>
+        </w:rPr>
+      </w:pPr>
+      <w:r>
+        <w:rPr>
+          <w:rStyle w:val="HTMLCode"/>
+        </w:rPr>
+        <w:lastRenderedPageBreak/>
+        <w:t xml:space="preserve">             ↑</w:t>
+      </w:r>
+    </w:p>
+    <w:p>
+      <w:pPr>
+        <w:pStyle w:val="HTMLPreformatted"/>
+        <w:rPr>
+          <w:rStyle w:val="HTMLCode"/>
+        </w:rPr>
+      </w:pPr>
+      <w:r>
+        <w:rPr>
+          <w:rStyle w:val="HTMLCode"/>
+        </w:rPr>
+        <w:t xml:space="preserve">        ┌────┴────┐</w:t>
+      </w:r>
+    </w:p>
+    <w:p>
+      <w:pPr>
+        <w:pStyle w:val="HTMLPreformatted"/>
+        <w:rPr>
+          <w:rStyle w:val="HTMLCode"/>
+        </w:rPr>
+      </w:pPr>
+      <w:r>
+        <w:rPr>
+          <w:rStyle w:val="HTMLCode"/>
+        </w:rPr>
+        <w:t xml:space="preserve">        │         │</w:t>
+      </w:r>
+    </w:p>
+    <w:p>
+      <w:pPr>
+        <w:pStyle w:val="HTMLPreformatted"/>
+        <w:rPr>
+          <w:rStyle w:val="HTMLCode"/>
+        </w:rPr>
+      </w:pPr>
+      <w:r>
+        <w:rPr>
+          <w:rStyle w:val="HTMLCode"/>
+        </w:rPr>
+        <w:t xml:space="preserve">    employee     emp</w:t>
+      </w:r>
+    </w:p>
+    <w:p>
+      <w:pPr>
+        <w:pStyle w:val="HTMLPreformatted"/>
+      </w:pPr>
+      <w:r>
+        <w:rPr>
+          <w:rStyle w:val="HTMLCode"/>
+        </w:rPr>
+        <w:t xml:space="preserve">       100       100</w:t>
+      </w:r>
+    </w:p>
+    <w:p>
+      <w:pPr>
+        <w:pStyle w:val="NormalWeb"/>
+      </w:pPr>
+      <w:r>
+        <w:t>Changing the object:</w:t>
+      </w:r>
+    </w:p>
+    <w:p>
+      <w:pPr>
+        <w:pStyle w:val="HTMLPreformatted"/>
+      </w:pPr>
+      <w:r>
+        <w:rPr>
+          <w:rStyle w:val="HTMLCode"/>
+        </w:rPr>
+        <w:t>emp.name = Rahul</w:t>
+      </w:r>
+    </w:p>
+    <w:p>
+      <w:pPr>
+        <w:pStyle w:val="NormalWeb"/>
+      </w:pPr>
+      <w:r>
+        <w:t>results in:</w:t>
+      </w:r>
+    </w:p>
+    <w:p>
+      <w:pPr>
+        <w:pStyle w:val="HTMLPreformatted"/>
+        <w:rPr>
+          <w:rStyle w:val="HTMLCode"/>
+        </w:rPr>
+      </w:pPr>
+      <w:r>
+        <w:rPr>
+          <w:rStyle w:val="HTMLCode"/>
+        </w:rPr>
+        <w:t xml:space="preserve">        Employee Object</w:t>
+      </w:r>
+    </w:p>
+    <w:p>
+      <w:pPr>
+        <w:pStyle w:val="HTMLPreformatted"/>
+        <w:rPr>
+          <w:rStyle w:val="HTMLCode"/>
+        </w:rPr>
+      </w:pPr>
+      <w:r>
+        <w:rPr>
+          <w:rStyle w:val="HTMLCode"/>
+        </w:rPr>
+        <w:t xml:space="preserve">        name = Rahul</w:t>
+      </w:r>
+    </w:p>
+    <w:p>
+      <w:pPr>
+        <w:pStyle w:val="HTMLPreformatted"/>
+        <w:rPr>
+          <w:rStyle w:val="HTMLCode"/>
+        </w:rPr>
+      </w:pPr>
+      <w:r>
+        <w:rPr>
+          <w:rStyle w:val="HTMLCode"/>
+        </w:rPr>
+        <w:t xml:space="preserve">             ↑</w:t>
+      </w:r>
+    </w:p>
+    <w:p>
+      <w:pPr>
+        <w:pStyle w:val="HTMLPreformatted"/>
+        <w:rPr>
+          <w:rStyle w:val="HTMLCode"/>
+        </w:rPr>
+      </w:pPr>
+      <w:r>
+        <w:rPr>
+          <w:rStyle w:val="HTMLCode"/>
+        </w:rPr>
+        <w:t xml:space="preserve">        ┌────┴────┐</w:t>
+      </w:r>
+    </w:p>
+    <w:p>
+      <w:pPr>
+        <w:pStyle w:val="HTMLPreformatted"/>
+        <w:rPr>
+          <w:rStyle w:val="HTMLCode"/>
+        </w:rPr>
+      </w:pPr>
+      <w:r>
+        <w:rPr>
+          <w:rStyle w:val="HTMLCode"/>
+        </w:rPr>
+        <w:t xml:space="preserve">        │         │</w:t>
+      </w:r>
+    </w:p>
+    <w:p>
+      <w:pPr>
+        <w:pStyle w:val="HTMLPreformatted"/>
+        <w:rPr>
+          <w:rStyle w:val="HTMLCode"/>
+        </w:rPr>
+      </w:pPr>
+      <w:r>
+        <w:rPr>
+          <w:rStyle w:val="HTMLCode"/>
+        </w:rPr>
+        <w:t xml:space="preserve">    employee     emp</w:t>
+      </w:r>
+    </w:p>
+    <w:p>
+      <w:pPr>
+        <w:pStyle w:val="HTMLPreformatted"/>
+      </w:pPr>
+      <w:r>
+        <w:rPr>
+          <w:rStyle w:val="HTMLCode"/>
+        </w:rPr>
+        <w:t xml:space="preserve">       100       100</w:t>
+      </w:r>
+    </w:p>
+    <w:p>
+      <w:pPr>
+        <w:pStyle w:val="NormalWeb"/>
+      </w:pPr>
+      <w:r>
+        <w:rPr>
+          <w:rStyle w:val="Strong"/>
+        </w:rPr>
+        <w:t>Original object is affected.</w:t>
+      </w:r>
+    </w:p>
+    <w:p>
+      <w:r>
+        <w:pict>
+          <v:rect id="_x0000_i1043" style="width:0;height:1.5pt" o:hralign="center" o:hrstd="t" o:hr="t" fillcolor="#a0a0a0" stroked="f"/>
+        </w:pict>
+      </w:r>
+    </w:p>
+    <w:p>
+      <w:pPr>
+        <w:pStyle w:val="Heading1"/>
+      </w:pPr>
+      <w:r>
+        <w:t>⭐ Final Rule to Remember</w:t>
+      </w:r>
+    </w:p>
+    <w:p>
+      <w:pPr>
+        <w:pStyle w:val="HTMLPreformatted"/>
+        <w:rPr>
+          <w:rStyle w:val="HTMLCode"/>
+        </w:rPr>
+      </w:pPr>
+      <w:r>
+        <w:rPr>
+          <w:rStyle w:val="HTMLCode"/>
+        </w:rPr>
+        <w:t xml:space="preserve">                 JAVA</w:t>
+      </w:r>
+    </w:p>
+    <w:p>
+      <w:pPr>
+        <w:pStyle w:val="HTMLPreformatted"/>
+        <w:rPr>
+          <w:rStyle w:val="HTMLCode"/>
+        </w:rPr>
+      </w:pPr>
+      <w:r>
+        <w:rPr>
+          <w:rStyle w:val="HTMLCode"/>
+        </w:rPr>
+        <w:t xml:space="preserve">                   |</w:t>
+      </w:r>
+    </w:p>
+    <w:p>
+      <w:pPr>
+        <w:pStyle w:val="HTMLPreformatted"/>
+        <w:rPr>
+          <w:rStyle w:val="HTMLCode"/>
+        </w:rPr>
+      </w:pPr>
+      <w:r>
+        <w:rPr>
+          <w:rStyle w:val="HTMLCode"/>
+        </w:rPr>
+        <w:t xml:space="preserve">                   ↓</w:t>
+      </w:r>
+    </w:p>
+    <w:p>
+      <w:pPr>
+        <w:pStyle w:val="HTMLPreformatted"/>
+        <w:rPr>
+          <w:rStyle w:val="HTMLCode"/>
+        </w:rPr>
+      </w:pPr>
+      <w:r>
+        <w:rPr>
+          <w:rStyle w:val="HTMLCode"/>
+        </w:rPr>
+        <w:t xml:space="preserve">          ALWAYS PASS-BY-VALUE</w:t>
+      </w:r>
+    </w:p>
+    <w:p>
+      <w:pPr>
+        <w:pStyle w:val="HTMLPreformatted"/>
+        <w:rPr>
+          <w:rStyle w:val="HTMLCode"/>
+        </w:rPr>
+      </w:pPr>
+      <w:r>
+        <w:rPr>
+          <w:rStyle w:val="HTMLCode"/>
+        </w:rPr>
+        <w:t xml:space="preserve">                   |</w:t>
+      </w:r>
+    </w:p>
+    <w:p>
+      <w:pPr>
+        <w:pStyle w:val="HTMLPreformatted"/>
+        <w:rPr>
+          <w:rStyle w:val="HTMLCode"/>
+        </w:rPr>
+      </w:pPr>
+      <w:r>
+        <w:rPr>
+          <w:rStyle w:val="HTMLCode"/>
+        </w:rPr>
+        <w:t xml:space="preserve">          ┌────────┴────────┐</w:t>
+      </w:r>
+    </w:p>
+    <w:p>
+      <w:pPr>
+        <w:pStyle w:val="HTMLPreformatted"/>
+        <w:rPr>
+          <w:rStyle w:val="HTMLCode"/>
+        </w:rPr>
+      </w:pPr>
+      <w:r>
+        <w:rPr>
+          <w:rStyle w:val="HTMLCode"/>
+        </w:rPr>
+        <w:t xml:space="preserve">          ↓                 ↓</w:t>
+      </w:r>
+    </w:p>
+    <w:p>
+      <w:pPr>
+        <w:pStyle w:val="HTMLPreformatted"/>
+        <w:rPr>
+          <w:rStyle w:val="HTMLCode"/>
+        </w:rPr>
+      </w:pPr>
+      <w:r>
+        <w:rPr>
+          <w:rStyle w:val="HTMLCode"/>
+        </w:rPr>
+        <w:t xml:space="preserve">      Primitive           Object</w:t>
+      </w:r>
+    </w:p>
+    <w:p>
+      <w:pPr>
+        <w:pStyle w:val="HTMLPreformatted"/>
+        <w:rPr>
+          <w:rStyle w:val="HTMLCode"/>
+        </w:rPr>
+      </w:pPr>
+      <w:r>
+        <w:rPr>
+          <w:rStyle w:val="HTMLCode"/>
+        </w:rPr>
+        <w:t xml:space="preserve">          ↓                 ↓</w:t>
+      </w:r>
+    </w:p>
+    <w:p>
+      <w:pPr>
+        <w:pStyle w:val="HTMLPreformatted"/>
+        <w:rPr>
+          <w:rStyle w:val="HTMLCode"/>
+        </w:rPr>
+      </w:pPr>
+      <w:r>
+        <w:rPr>
+          <w:rStyle w:val="HTMLCode"/>
+        </w:rPr>
+        <w:t xml:space="preserve">   Copy actual value   Copy reference value</w:t>
+      </w:r>
+    </w:p>
+    <w:p>
+      <w:pPr>
+        <w:pStyle w:val="HTMLPreformatted"/>
+        <w:rPr>
+          <w:rStyle w:val="HTMLCode"/>
+        </w:rPr>
+      </w:pPr>
+      <w:r>
+        <w:rPr>
+          <w:rStyle w:val="HTMLCode"/>
+        </w:rPr>
+        <w:t xml:space="preserve">          ↓                 ↓</w:t>
+      </w:r>
+    </w:p>
+    <w:p>
+      <w:pPr>
+        <w:pStyle w:val="HTMLPreformatted"/>
+        <w:rPr>
+          <w:rStyle w:val="HTMLCode"/>
+        </w:rPr>
+      </w:pPr>
+      <w:r>
+        <w:rPr>
+          <w:rStyle w:val="HTMLCode"/>
+        </w:rPr>
+        <w:t xml:space="preserve">   x gets 10            emp gets 100</w:t>
+      </w:r>
+    </w:p>
+    <w:p>
+      <w:pPr>
+        <w:pStyle w:val="HTMLPreformatted"/>
+        <w:rPr>
+          <w:rStyle w:val="HTMLCode"/>
+        </w:rPr>
+      </w:pPr>
+      <w:r>
+        <w:rPr>
+          <w:rStyle w:val="HTMLCode"/>
+        </w:rPr>
+        <w:t xml:space="preserve">                             |</w:t>
+      </w:r>
+    </w:p>
+    <w:p>
+      <w:pPr>
+        <w:pStyle w:val="HTMLPreformatted"/>
+        <w:rPr>
+          <w:rStyle w:val="HTMLCode"/>
+        </w:rPr>
+      </w:pPr>
+      <w:r>
+        <w:rPr>
+          <w:rStyle w:val="HTMLCode"/>
+        </w:rPr>
+        <w:t xml:space="preserve">                             ↓</w:t>
+      </w:r>
+    </w:p>
+    <w:p>
+      <w:pPr>
+        <w:pStyle w:val="HTMLPreformatted"/>
+      </w:pPr>
+      <w:r>
+        <w:rPr>
+          <w:rStyle w:val="HTMLCode"/>
+        </w:rPr>
+        <w:t xml:space="preserve">                     Same Object</w:t>
+      </w:r>
+    </w:p>
+    <w:p>
+      <w:pPr>
+        <w:pStyle w:val="Heading3"/>
+      </w:pPr>
+      <w:r>
+        <w:lastRenderedPageBreak/>
+        <w:t>Interview answer</w:t>
+      </w:r>
+    </w:p>
+    <w:p>
+      <w:pPr>
+        <w:pStyle w:val="NormalWeb"/>
+      </w:pPr>
+      <w:r>
+        <w:rPr>
+          <w:rStyle w:val="Strong"/>
+        </w:rPr>
+        <w:t>Java is always pass-by-value. For primitive types, the actual value is copied. For objects, the reference value is copied. Because the copied reference can point to the same object, changes made to the object's fields can be visible through the original reference. However, if the copied reference is reassigned, the original reference is not affected.</w:t>
+      </w:r>
+    </w:p>
+    <w:p>
+      <w:pPr>
+        <w:pStyle w:val="NormalWeb"/>
+      </w:pPr>
+      <w:r>
+        <w:rPr>
+          <w:rStyle w:val="Strong"/>
+        </w:rPr>
+        <w:t>The easiest line to remember:</w:t>
+      </w:r>
+    </w:p>
+    <w:p>
+      <w:pPr>
+        <w:pStyle w:val="NormalWeb"/>
+      </w:pPr>
+      <w:r>
+        <w:rPr>
+          <w:rStyle w:val="Strong"/>
+        </w:rPr>
+        <w:t>Primitive → copy the value. Object → copy the reference value.</w:t>
+      </w:r>
+    </w:p>
+    <w:p>
+      <w:pPr>
+        <w:rPr>
+          <w:sz w:val="20"/>
+          <w:szCs w:val="20"/>
+        </w:rPr>
+      </w:pPr>
+      <w:bookmarkStart w:id="0" w:name="_GoBack"/>
+      <w:bookmarkEnd w:id="0"/>
     </w:p>
     <w:sectPr>
       <w:pgSz w:w="8641" w:h="12962" w:code="1"/>
@@ -12923,8 +14321,128 @@
       </w:pPr>
     </w:lvl>
   </w:abstractNum>
+  <w:abstractNum w:abstractNumId="1">
+    <w:nsid w:val="259757B7"/>
+    <w:multiLevelType w:val="multilevel"/>
+    <w:tmpl w:val="9E20DEC0"/>
+    <w:lvl w:ilvl="0">
+      <w:start w:val="1"/>
+      <w:numFmt w:val="decimal"/>
+      <w:lvlText w:val="%1."/>
+      <w:lvlJc w:val="left"/>
+      <w:pPr>
+        <w:tabs>
+          <w:tab w:val="num" w:pos="720"/>
+        </w:tabs>
+        <w:ind w:left="720" w:hanging="360"/>
+      </w:pPr>
+    </w:lvl>
+    <w:lvl w:ilvl="1">
+      <w:start w:val="1"/>
+      <w:numFmt w:val="bullet"/>
+      <w:lvlText w:val="o"/>
+      <w:lvlJc w:val="left"/>
+      <w:pPr>
+        <w:tabs>
+          <w:tab w:val="num" w:pos="1440"/>
+        </w:tabs>
+        <w:ind w:left="1440" w:hanging="360"/>
+      </w:pPr>
+      <w:rPr>
+        <w:rFonts w:ascii="Courier New" w:hAnsi="Courier New" w:hint="default"/>
+        <w:sz w:val="20"/>
+      </w:rPr>
+    </w:lvl>
+    <w:lvl w:ilvl="2" w:tentative="1">
+      <w:start w:val="1"/>
+      <w:numFmt w:val="decimal"/>
+      <w:lvlText w:val="%3."/>
+      <w:lvlJc w:val="left"/>
+      <w:pPr>
+        <w:tabs>
+          <w:tab w:val="num" w:pos="2160"/>
+        </w:tabs>
+        <w:ind w:left="2160" w:hanging="360"/>
+      </w:pPr>
+    </w:lvl>
+    <w:lvl w:ilvl="3" w:tentative="1">
+      <w:start w:val="1"/>
+      <w:numFmt w:val="decimal"/>
+      <w:lvlText w:val="%4."/>
+      <w:lvlJc w:val="left"/>
+      <w:pPr>
+        <w:tabs>
+          <w:tab w:val="num" w:pos="2880"/>
+        </w:tabs>
+        <w:ind w:left="2880" w:hanging="360"/>
+      </w:pPr>
+    </w:lvl>
+    <w:lvl w:ilvl="4" w:tentative="1">
+      <w:start w:val="1"/>
+      <w:numFmt w:val="decimal"/>
+      <w:lvlText w:val="%5."/>
+      <w:lvlJc w:val="left"/>
+      <w:pPr>
+        <w:tabs>
+          <w:tab w:val="num" w:pos="3600"/>
+        </w:tabs>
+        <w:ind w:left="3600" w:hanging="360"/>
+      </w:pPr>
+    </w:lvl>
+    <w:lvl w:ilvl="5" w:tentative="1">
+      <w:start w:val="1"/>
+      <w:numFmt w:val="decimal"/>
+      <w:lvlText w:val="%6."/>
+      <w:lvlJc w:val="left"/>
+      <w:pPr>
+        <w:tabs>
+          <w:tab w:val="num" w:pos="4320"/>
+        </w:tabs>
+        <w:ind w:left="4320" w:hanging="360"/>
+      </w:pPr>
+    </w:lvl>
+    <w:lvl w:ilvl="6" w:tentative="1">
+      <w:start w:val="1"/>
+      <w:numFmt w:val="decimal"/>
+      <w:lvlText w:val="%7."/>
+      <w:lvlJc w:val="left"/>
+      <w:pPr>
+        <w:tabs>
+          <w:tab w:val="num" w:pos="5040"/>
+        </w:tabs>
+        <w:ind w:left="5040" w:hanging="360"/>
+      </w:pPr>
+    </w:lvl>
+    <w:lvl w:ilvl="7" w:tentative="1">
+      <w:start w:val="1"/>
+      <w:numFmt w:val="decimal"/>
+      <w:lvlText w:val="%8."/>
+      <w:lvlJc w:val="left"/>
+      <w:pPr>
+        <w:tabs>
+          <w:tab w:val="num" w:pos="5760"/>
+        </w:tabs>
+        <w:ind w:left="5760" w:hanging="360"/>
+      </w:pPr>
+    </w:lvl>
+    <w:lvl w:ilvl="8" w:tentative="1">
+      <w:start w:val="1"/>
+      <w:numFmt w:val="decimal"/>
+      <w:lvlText w:val="%9."/>
+      <w:lvlJc w:val="left"/>
+      <w:pPr>
+        <w:tabs>
+          <w:tab w:val="num" w:pos="6480"/>
+        </w:tabs>
+        <w:ind w:left="6480" w:hanging="360"/>
+      </w:pPr>
+    </w:lvl>
+  </w:abstractNum>
   <w:num w:numId="1">
     <w:abstractNumId w:val="0"/>
+  </w:num>
+  <w:num w:numId="2">
+    <w:abstractNumId w:val="1"/>
   </w:num>
 </w:numbering>
 </file>
@@ -13314,6 +14832,20 @@
       <w:lang w:eastAsia="en-IN"/>
     </w:rPr>
   </w:style>
+  <w:style w:type="paragraph" w:customStyle="1" w:styleId="x1yc453h">
+    <w:name w:val="x1yc453h"/>
+    <w:basedOn w:val="Normal"/>
+    <w:rsid w:val="006B7F05"/>
+    <w:pPr>
+      <w:spacing w:before="100" w:beforeAutospacing="1" w:after="100" w:afterAutospacing="1" w:line="240" w:lineRule="auto"/>
+    </w:pPr>
+    <w:rPr>
+      <w:rFonts w:ascii="Times New Roman" w:eastAsia="Times New Roman" w:hAnsi="Times New Roman" w:cs="Times New Roman"/>
+      <w:sz w:val="24"/>
+      <w:szCs w:val="24"/>
+      <w:lang w:eastAsia="en-IN"/>
+    </w:rPr>
+  </w:style>
 </w:styles>
 </file>
 
@@ -13702,6 +15234,20 @@
       <w:lang w:eastAsia="en-IN"/>
     </w:rPr>
   </w:style>
+  <w:style w:type="paragraph" w:customStyle="1" w:styleId="x1yc453h">
+    <w:name w:val="x1yc453h"/>
+    <w:basedOn w:val="Normal"/>
+    <w:rsid w:val="006B7F05"/>
+    <w:pPr>
+      <w:spacing w:before="100" w:beforeAutospacing="1" w:after="100" w:afterAutospacing="1" w:line="240" w:lineRule="auto"/>
+    </w:pPr>
+    <w:rPr>
+      <w:rFonts w:ascii="Times New Roman" w:eastAsia="Times New Roman" w:hAnsi="Times New Roman" w:cs="Times New Roman"/>
+      <w:sz w:val="24"/>
+      <w:szCs w:val="24"/>
+      <w:lang w:eastAsia="en-IN"/>
+    </w:rPr>
+  </w:style>
 </w:styles>
 </file>
 
